--- a/Week10/Week10_BaoCaoNhom.docx
+++ b/Week10/Week10_BaoCaoNhom.docx
@@ -1,6 +1,6 @@
 
 <file path=word/document.xml><?xml version="1.0" encoding="utf-8"?>
-<w:document xmlns:wpc="http://schemas.microsoft.com/office/word/2010/wordprocessingCanvas" xmlns:mc="http://schemas.openxmlformats.org/markup-compatibility/2006" xmlns:o="urn:schemas-microsoft-com:office:office" xmlns:r="http://schemas.openxmlformats.org/officeDocument/2006/relationships" xmlns:m="http://schemas.openxmlformats.org/officeDocument/2006/math" xmlns:v="urn:schemas-microsoft-com:vml" xmlns:wp14="http://schemas.microsoft.com/office/word/2010/wordprocessingDrawing" xmlns:wp="http://schemas.openxmlformats.org/drawingml/2006/wordprocessingDrawing" xmlns:w10="urn:schemas-microsoft-com:office:word" xmlns:w="http://schemas.openxmlformats.org/wordprocessingml/2006/main" xmlns:w14="http://schemas.microsoft.com/office/word/2010/wordml" xmlns:w15="http://schemas.microsoft.com/office/word/2012/wordml" xmlns:wpg="http://schemas.microsoft.com/office/word/2010/wordprocessingGroup" xmlns:wpi="http://schemas.microsoft.com/office/word/2010/wordprocessingInk" xmlns:wne="http://schemas.microsoft.com/office/word/2006/wordml" xmlns:wps="http://schemas.microsoft.com/office/word/2010/wordprocessingShape" mc:Ignorable="w14 w15 wp14">
+<w:document xmlns:wpc="http://schemas.microsoft.com/office/word/2010/wordprocessingCanvas" xmlns:mc="http://schemas.openxmlformats.org/markup-compatibility/2006" xmlns:o="urn:schemas-microsoft-com:office:office" xmlns:r="http://schemas.openxmlformats.org/officeDocument/2006/relationships" xmlns:m="http://schemas.openxmlformats.org/officeDocument/2006/math" xmlns:v="urn:schemas-microsoft-com:vml" xmlns:wp14="http://schemas.microsoft.com/office/word/2010/wordprocessingDrawing" xmlns:wp="http://schemas.openxmlformats.org/drawingml/2006/wordprocessingDrawing" xmlns:w10="urn:schemas-microsoft-com:office:word" xmlns:w="http://schemas.openxmlformats.org/wordprocessingml/2006/main" xmlns:w14="http://schemas.microsoft.com/office/word/2010/wordml" xmlns:wpg="http://schemas.microsoft.com/office/word/2010/wordprocessingGroup" xmlns:wpi="http://schemas.microsoft.com/office/word/2010/wordprocessingInk" xmlns:wne="http://schemas.microsoft.com/office/word/2006/wordml" xmlns:wps="http://schemas.microsoft.com/office/word/2010/wordprocessingShape" mc:Ignorable="w14 wp14">
   <w:body>
     <w:p>
       <w:pPr>
@@ -124,12 +124,6 @@
         <w:gridCol w:w="6026"/>
       </w:tblGrid>
       <w:tr>
-        <w:tblPrEx>
-          <w:tblCellMar>
-            <w:top w:w="0" w:type="dxa"/>
-            <w:bottom w:w="0" w:type="dxa"/>
-          </w:tblCellMar>
-        </w:tblPrEx>
         <w:tc>
           <w:tcPr>
             <w:tcW w:w="3000" w:type="dxa"/>
@@ -199,12 +193,6 @@
         </w:tc>
       </w:tr>
       <w:tr>
-        <w:tblPrEx>
-          <w:tblCellMar>
-            <w:top w:w="0" w:type="dxa"/>
-            <w:bottom w:w="0" w:type="dxa"/>
-          </w:tblCellMar>
-        </w:tblPrEx>
         <w:tc>
           <w:tcPr>
             <w:tcW w:w="3000" w:type="dxa"/>
@@ -261,12 +249,6 @@
         </w:tc>
       </w:tr>
       <w:tr>
-        <w:tblPrEx>
-          <w:tblCellMar>
-            <w:top w:w="0" w:type="dxa"/>
-            <w:bottom w:w="0" w:type="dxa"/>
-          </w:tblCellMar>
-        </w:tblPrEx>
         <w:tc>
           <w:tcPr>
             <w:tcW w:w="3000" w:type="dxa"/>
@@ -336,12 +318,6 @@
         </w:tc>
       </w:tr>
       <w:tr>
-        <w:tblPrEx>
-          <w:tblCellMar>
-            <w:top w:w="0" w:type="dxa"/>
-            <w:bottom w:w="0" w:type="dxa"/>
-          </w:tblCellMar>
-        </w:tblPrEx>
         <w:tc>
           <w:tcPr>
             <w:tcW w:w="3000" w:type="dxa"/>
@@ -394,12 +370,6 @@
         </w:tc>
       </w:tr>
       <w:tr>
-        <w:tblPrEx>
-          <w:tblCellMar>
-            <w:top w:w="0" w:type="dxa"/>
-            <w:bottom w:w="0" w:type="dxa"/>
-          </w:tblCellMar>
-        </w:tblPrEx>
         <w:tc>
           <w:tcPr>
             <w:tcW w:w="3000" w:type="dxa"/>
@@ -469,12 +439,6 @@
         </w:tc>
       </w:tr>
       <w:tr>
-        <w:tblPrEx>
-          <w:tblCellMar>
-            <w:top w:w="0" w:type="dxa"/>
-            <w:bottom w:w="0" w:type="dxa"/>
-          </w:tblCellMar>
-        </w:tblPrEx>
         <w:tc>
           <w:tcPr>
             <w:tcW w:w="3000" w:type="dxa"/>
@@ -560,22 +524,34 @@
       <w:pPr>
         <w:spacing w:before="60" w:after="60"/>
       </w:pPr>
+      <w:proofErr w:type="gramStart"/>
       <w:r>
         <w:rPr>
           <w:i/>
           <w:iCs/>
           <w:color w:val="7F8C8D"/>
         </w:rPr>
-        <w:t>Ghi rõ nhiệm vụ từng thành viên và % hoàn thành. Cột Kết quả ghi "Đạt" / "Một phần</w:t>
-      </w:r>
+        <w:t>Ghi rõ nhiệm vụ từng thành viên và % hoàn thành.</w:t>
+      </w:r>
+      <w:proofErr w:type="gramEnd"/>
       <w:r>
         <w:rPr>
           <w:i/>
           <w:iCs/>
           <w:color w:val="7F8C8D"/>
         </w:rPr>
-        <w:t>" / "Chưa đạt".</w:t>
-      </w:r>
+        <w:t xml:space="preserve"> </w:t>
+      </w:r>
+      <w:proofErr w:type="gramStart"/>
+      <w:r>
+        <w:rPr>
+          <w:i/>
+          <w:iCs/>
+          <w:color w:val="7F8C8D"/>
+        </w:rPr>
+        <w:t>Cột Kết quả ghi "Đạt" / "Một phần" / "Chưa đạt".</w:t>
+      </w:r>
+      <w:proofErr w:type="gramEnd"/>
     </w:p>
     <w:p>
       <w:pPr>
@@ -608,12 +584,6 @@
         <w:gridCol w:w="1479"/>
       </w:tblGrid>
       <w:tr>
-        <w:tblPrEx>
-          <w:tblCellMar>
-            <w:top w:w="0" w:type="dxa"/>
-            <w:bottom w:w="0" w:type="dxa"/>
-          </w:tblCellMar>
-        </w:tblPrEx>
         <w:tc>
           <w:tcPr>
             <w:tcW w:w="694" w:type="dxa"/>
@@ -781,12 +751,6 @@
         </w:tc>
       </w:tr>
       <w:tr>
-        <w:tblPrEx>
-          <w:tblCellMar>
-            <w:top w:w="0" w:type="dxa"/>
-            <w:bottom w:w="0" w:type="dxa"/>
-          </w:tblCellMar>
-        </w:tblPrEx>
         <w:tc>
           <w:tcPr>
             <w:tcW w:w="694" w:type="dxa"/>
@@ -805,10 +769,14 @@
             </w:tcMar>
           </w:tcPr>
           <w:p>
-            <w:r>
-              <w:rPr>
-                <w:sz w:val="24"/>
-                <w:szCs w:val="24"/>
+            <w:pPr>
+              <w:rPr>
+                <w:sz w:val="24"/>
+              </w:rPr>
+            </w:pPr>
+            <w:r>
+              <w:rPr>
+                <w:sz w:val="24"/>
               </w:rPr>
               <w:t>1</w:t>
             </w:r>
@@ -834,23 +802,14 @@
           <w:p>
             <w:pPr>
               <w:rPr>
-                <w:lang w:val="vi-VN"/>
-              </w:rPr>
-            </w:pPr>
-            <w:r>
-              <w:rPr>
-                <w:sz w:val="24"/>
-                <w:szCs w:val="24"/>
-              </w:rPr>
-              <w:t>Nguyễn</w:t>
-            </w:r>
-            <w:r>
-              <w:rPr>
-                <w:sz w:val="24"/>
-                <w:szCs w:val="24"/>
-                <w:lang w:val="vi-VN"/>
-              </w:rPr>
-              <w:t xml:space="preserve"> Hữu Tấn Đạt</w:t>
+                <w:sz w:val="24"/>
+              </w:rPr>
+            </w:pPr>
+            <w:r>
+              <w:rPr>
+                <w:sz w:val="24"/>
+              </w:rPr>
+              <w:t>Nguyễn Hữu Tấn Đạt</w:t>
             </w:r>
           </w:p>
         </w:tc>
@@ -873,22 +832,15 @@
           </w:tcPr>
           <w:p>
             <w:pPr>
-              <w:spacing w:line="252" w:lineRule="auto"/>
-              <w:rPr>
-                <w:sz w:val="24"/>
-                <w:szCs w:val="24"/>
-                <w:lang w:val="vi-VN"/>
-              </w:rPr>
-            </w:pPr>
-            <w:r>
-              <w:rPr>
-                <w:rFonts w:eastAsia="Calibri"/>
-                <w:color w:val="000000"/>
-                <w:sz w:val="24"/>
-                <w:szCs w:val="24"/>
-                <w:lang w:val="vi-VN"/>
-              </w:rPr>
-              <w:t>Rà soát &amp; fix bug còn lại: routes điều hướng, đặt vé, chọn ghế, responsive mobile</w:t>
+              <w:rPr>
+                <w:sz w:val="24"/>
+              </w:rPr>
+            </w:pPr>
+            <w:r>
+              <w:rPr>
+                <w:sz w:val="24"/>
+              </w:rPr>
+              <w:t>Rà soát và hoàn thiện các chức năng quản lý sự kiện, quản lý vé và xử lý các lỗi phát sinh trong quá trình kiểm thử.</w:t>
             </w:r>
           </w:p>
         </w:tc>
@@ -911,32 +863,17 @@
           </w:tcPr>
           <w:p>
             <w:pPr>
-              <w:spacing w:line="252" w:lineRule="auto"/>
-              <w:jc w:val="center"/>
-              <w:rPr>
-                <w:sz w:val="24"/>
-                <w:szCs w:val="24"/>
-              </w:rPr>
-            </w:pPr>
-            <w:r>
-              <w:rPr>
-                <w:rFonts w:eastAsia="Calibri"/>
-                <w:bCs/>
-                <w:sz w:val="24"/>
-                <w:szCs w:val="24"/>
+              <w:rPr>
+                <w:sz w:val="24"/>
+              </w:rPr>
+            </w:pPr>
+            <w:r>
+              <w:rPr>
+                <w:sz w:val="24"/>
               </w:rPr>
               <w:t>Đạt</w:t>
             </w:r>
           </w:p>
-          <w:p>
-            <w:pPr>
-              <w:jc w:val="center"/>
-              <w:rPr>
-                <w:sz w:val="24"/>
-                <w:szCs w:val="24"/>
-              </w:rPr>
-            </w:pPr>
-          </w:p>
         </w:tc>
         <w:tc>
           <w:tcPr>
@@ -957,19 +894,13 @@
           </w:tcPr>
           <w:p>
             <w:pPr>
-              <w:spacing w:line="252" w:lineRule="auto"/>
-              <w:jc w:val="center"/>
-              <w:rPr>
-                <w:sz w:val="24"/>
-                <w:szCs w:val="24"/>
-              </w:rPr>
-            </w:pPr>
-            <w:r>
-              <w:rPr>
-                <w:rFonts w:eastAsia="Calibri"/>
-                <w:color w:val="000000"/>
-                <w:sz w:val="24"/>
-                <w:szCs w:val="24"/>
+              <w:rPr>
+                <w:sz w:val="24"/>
+              </w:rPr>
+            </w:pPr>
+            <w:r>
+              <w:rPr>
+                <w:sz w:val="24"/>
               </w:rPr>
               <w:t>100%</w:t>
             </w:r>
@@ -977,12 +908,6 @@
         </w:tc>
       </w:tr>
       <w:tr>
-        <w:tblPrEx>
-          <w:tblCellMar>
-            <w:top w:w="0" w:type="dxa"/>
-            <w:bottom w:w="0" w:type="dxa"/>
-          </w:tblCellMar>
-        </w:tblPrEx>
         <w:tc>
           <w:tcPr>
             <w:tcW w:w="694" w:type="dxa"/>
@@ -1001,10 +926,14 @@
             </w:tcMar>
           </w:tcPr>
           <w:p>
-            <w:r>
-              <w:rPr>
-                <w:sz w:val="24"/>
-                <w:szCs w:val="24"/>
+            <w:pPr>
+              <w:rPr>
+                <w:sz w:val="24"/>
+              </w:rPr>
+            </w:pPr>
+            <w:r>
+              <w:rPr>
+                <w:sz w:val="24"/>
               </w:rPr>
               <w:t>2</w:t>
             </w:r>
@@ -1030,23 +959,14 @@
           <w:p>
             <w:pPr>
               <w:rPr>
-                <w:lang w:val="vi-VN"/>
-              </w:rPr>
-            </w:pPr>
-            <w:r>
-              <w:rPr>
-                <w:sz w:val="24"/>
-                <w:szCs w:val="24"/>
-              </w:rPr>
-              <w:t>Nguyễn</w:t>
-            </w:r>
-            <w:r>
-              <w:rPr>
-                <w:sz w:val="24"/>
-                <w:szCs w:val="24"/>
-                <w:lang w:val="vi-VN"/>
-              </w:rPr>
-              <w:t xml:space="preserve"> Xuân Thịnh</w:t>
+                <w:sz w:val="24"/>
+              </w:rPr>
+            </w:pPr>
+            <w:r>
+              <w:rPr>
+                <w:sz w:val="24"/>
+              </w:rPr>
+              <w:t>Nguyễn Xuân Thịnh</w:t>
             </w:r>
           </w:p>
         </w:tc>
@@ -1069,20 +989,15 @@
           </w:tcPr>
           <w:p>
             <w:pPr>
-              <w:spacing w:line="252" w:lineRule="auto"/>
-              <w:rPr>
-                <w:sz w:val="24"/>
-                <w:szCs w:val="24"/>
-              </w:rPr>
-            </w:pPr>
-            <w:r>
-              <w:rPr>
-                <w:rFonts w:eastAsia="Calibri"/>
-                <w:color w:val="000000"/>
-                <w:sz w:val="24"/>
-                <w:szCs w:val="24"/>
-              </w:rPr>
-              <w:t>Code splitting: React.lazy() + &lt;Suspense fallback={&lt;Spinner/&gt;}&gt; cho tất cả pages trong App.jsx</w:t>
+              <w:rPr>
+                <w:sz w:val="24"/>
+              </w:rPr>
+            </w:pPr>
+            <w:r>
+              <w:rPr>
+                <w:sz w:val="24"/>
+              </w:rPr>
+              <w:t>Hoàn thiện các chức năng dành cho Organizer, tối ưu giao diện Dashboard và kết nối API.</w:t>
             </w:r>
           </w:p>
         </w:tc>
@@ -1105,19 +1020,13 @@
           </w:tcPr>
           <w:p>
             <w:pPr>
-              <w:spacing w:line="252" w:lineRule="auto"/>
-              <w:jc w:val="center"/>
-              <w:rPr>
-                <w:sz w:val="24"/>
-                <w:szCs w:val="24"/>
-              </w:rPr>
-            </w:pPr>
-            <w:r>
-              <w:rPr>
-                <w:rFonts w:eastAsia="Calibri"/>
-                <w:bCs/>
-                <w:sz w:val="24"/>
-                <w:szCs w:val="24"/>
+              <w:rPr>
+                <w:sz w:val="24"/>
+              </w:rPr>
+            </w:pPr>
+            <w:r>
+              <w:rPr>
+                <w:sz w:val="24"/>
               </w:rPr>
               <w:t>Đạt</w:t>
             </w:r>
@@ -1142,19 +1051,13 @@
           </w:tcPr>
           <w:p>
             <w:pPr>
-              <w:spacing w:line="252" w:lineRule="auto"/>
-              <w:jc w:val="center"/>
-              <w:rPr>
-                <w:sz w:val="24"/>
-                <w:szCs w:val="24"/>
-              </w:rPr>
-            </w:pPr>
-            <w:r>
-              <w:rPr>
-                <w:rFonts w:eastAsia="Calibri"/>
-                <w:color w:val="000000"/>
-                <w:sz w:val="24"/>
-                <w:szCs w:val="24"/>
+              <w:rPr>
+                <w:sz w:val="24"/>
+              </w:rPr>
+            </w:pPr>
+            <w:r>
+              <w:rPr>
+                <w:sz w:val="24"/>
               </w:rPr>
               <w:t>100%</w:t>
             </w:r>
@@ -1162,12 +1065,6 @@
         </w:tc>
       </w:tr>
       <w:tr>
-        <w:tblPrEx>
-          <w:tblCellMar>
-            <w:top w:w="0" w:type="dxa"/>
-            <w:bottom w:w="0" w:type="dxa"/>
-          </w:tblCellMar>
-        </w:tblPrEx>
         <w:tc>
           <w:tcPr>
             <w:tcW w:w="694" w:type="dxa"/>
@@ -1186,10 +1083,14 @@
             </w:tcMar>
           </w:tcPr>
           <w:p>
-            <w:r>
-              <w:rPr>
-                <w:sz w:val="24"/>
-                <w:szCs w:val="24"/>
+            <w:pPr>
+              <w:rPr>
+                <w:sz w:val="24"/>
+              </w:rPr>
+            </w:pPr>
+            <w:r>
+              <w:rPr>
+                <w:sz w:val="24"/>
               </w:rPr>
               <w:t>3</w:t>
             </w:r>
@@ -1215,23 +1116,14 @@
           <w:p>
             <w:pPr>
               <w:rPr>
-                <w:lang w:val="vi-VN"/>
-              </w:rPr>
-            </w:pPr>
-            <w:r>
-              <w:rPr>
-                <w:sz w:val="24"/>
-                <w:szCs w:val="24"/>
-              </w:rPr>
-              <w:t>Nguyễn</w:t>
-            </w:r>
-            <w:r>
-              <w:rPr>
-                <w:sz w:val="24"/>
-                <w:szCs w:val="24"/>
-                <w:lang w:val="vi-VN"/>
-              </w:rPr>
-              <w:t xml:space="preserve"> Minh Huy</w:t>
+                <w:sz w:val="24"/>
+              </w:rPr>
+            </w:pPr>
+            <w:r>
+              <w:rPr>
+                <w:sz w:val="24"/>
+              </w:rPr>
+              <w:t>Nguyễn Minh Huy</w:t>
             </w:r>
           </w:p>
         </w:tc>
@@ -1254,20 +1146,22 @@
           </w:tcPr>
           <w:p>
             <w:pPr>
-              <w:spacing w:line="252" w:lineRule="auto"/>
-              <w:rPr>
-                <w:sz w:val="24"/>
-                <w:szCs w:val="24"/>
-              </w:rPr>
-            </w:pPr>
-            <w:r>
-              <w:rPr>
-                <w:rFonts w:eastAsia="Calibri"/>
-                <w:color w:val="000000"/>
-                <w:sz w:val="24"/>
-                <w:szCs w:val="24"/>
-              </w:rPr>
-              <w:t>Toast notification (react-toastify) khi thêm/bỏ phim yêu thích &amp; đặt vé thành công</w:t>
+              <w:rPr>
+                <w:sz w:val="24"/>
+              </w:rPr>
+            </w:pPr>
+            <w:r>
+              <w:rPr>
+                <w:sz w:val="24"/>
+              </w:rPr>
+              <w:t xml:space="preserve">Hoàn thiện chức năng đặt vé, thanh toán và quản lý vé của người dùng; kiểm tra luồng đặt </w:t>
+            </w:r>
+            <w:r>
+              <w:rPr>
+                <w:sz w:val="24"/>
+              </w:rPr>
+              <w:lastRenderedPageBreak/>
+              <w:t>vé.</w:t>
             </w:r>
           </w:p>
         </w:tc>
@@ -1290,20 +1184,15 @@
           </w:tcPr>
           <w:p>
             <w:pPr>
-              <w:spacing w:line="252" w:lineRule="auto"/>
-              <w:jc w:val="center"/>
-              <w:rPr>
-                <w:sz w:val="24"/>
-                <w:szCs w:val="24"/>
-              </w:rPr>
-            </w:pPr>
-            <w:r>
-              <w:rPr>
-                <w:rFonts w:eastAsia="Calibri"/>
-                <w:bCs/>
-                <w:sz w:val="24"/>
-                <w:szCs w:val="24"/>
-              </w:rPr>
+              <w:rPr>
+                <w:sz w:val="24"/>
+              </w:rPr>
+            </w:pPr>
+            <w:r>
+              <w:rPr>
+                <w:sz w:val="24"/>
+              </w:rPr>
+              <w:lastRenderedPageBreak/>
               <w:t>Đạt</w:t>
             </w:r>
           </w:p>
@@ -1327,19 +1216,13 @@
           </w:tcPr>
           <w:p>
             <w:pPr>
-              <w:spacing w:line="252" w:lineRule="auto"/>
-              <w:jc w:val="center"/>
-              <w:rPr>
-                <w:sz w:val="24"/>
-                <w:szCs w:val="24"/>
-              </w:rPr>
-            </w:pPr>
-            <w:r>
-              <w:rPr>
-                <w:rFonts w:eastAsia="Calibri"/>
-                <w:color w:val="000000"/>
-                <w:sz w:val="24"/>
-                <w:szCs w:val="24"/>
+              <w:rPr>
+                <w:sz w:val="24"/>
+              </w:rPr>
+            </w:pPr>
+            <w:r>
+              <w:rPr>
+                <w:sz w:val="24"/>
               </w:rPr>
               <w:t>100%</w:t>
             </w:r>
@@ -1347,12 +1230,6 @@
         </w:tc>
       </w:tr>
       <w:tr>
-        <w:tblPrEx>
-          <w:tblCellMar>
-            <w:top w:w="0" w:type="dxa"/>
-            <w:bottom w:w="0" w:type="dxa"/>
-          </w:tblCellMar>
-        </w:tblPrEx>
         <w:tc>
           <w:tcPr>
             <w:tcW w:w="694" w:type="dxa"/>
@@ -1371,10 +1248,14 @@
             </w:tcMar>
           </w:tcPr>
           <w:p>
-            <w:r>
-              <w:rPr>
-                <w:sz w:val="24"/>
-                <w:szCs w:val="24"/>
+            <w:pPr>
+              <w:rPr>
+                <w:sz w:val="24"/>
+              </w:rPr>
+            </w:pPr>
+            <w:r>
+              <w:rPr>
+                <w:sz w:val="24"/>
               </w:rPr>
               <w:lastRenderedPageBreak/>
               <w:t>4</w:t>
@@ -1401,23 +1282,14 @@
           <w:p>
             <w:pPr>
               <w:rPr>
-                <w:lang w:val="vi-VN"/>
-              </w:rPr>
-            </w:pPr>
-            <w:r>
-              <w:rPr>
-                <w:sz w:val="24"/>
-                <w:szCs w:val="24"/>
-              </w:rPr>
-              <w:t>Huỳnh</w:t>
-            </w:r>
-            <w:r>
-              <w:rPr>
-                <w:sz w:val="24"/>
-                <w:szCs w:val="24"/>
-                <w:lang w:val="vi-VN"/>
-              </w:rPr>
-              <w:t xml:space="preserve"> Thị Thúy Kiều</w:t>
+                <w:sz w:val="24"/>
+              </w:rPr>
+            </w:pPr>
+            <w:r>
+              <w:rPr>
+                <w:sz w:val="24"/>
+              </w:rPr>
+              <w:t>Huỳnh Thị Thùy Kiều</w:t>
             </w:r>
           </w:p>
         </w:tc>
@@ -1440,20 +1312,15 @@
           </w:tcPr>
           <w:p>
             <w:pPr>
-              <w:spacing w:line="252" w:lineRule="auto"/>
-              <w:rPr>
-                <w:sz w:val="24"/>
-                <w:szCs w:val="24"/>
-              </w:rPr>
-            </w:pPr>
-            <w:r>
-              <w:rPr>
-                <w:rFonts w:eastAsia="Calibri"/>
-                <w:color w:val="000000"/>
-                <w:sz w:val="24"/>
-                <w:szCs w:val="24"/>
-              </w:rPr>
-              <w:t>Skeleton loading + Empty state khi tìm kiếm không ra kết quả</w:t>
+              <w:rPr>
+                <w:sz w:val="24"/>
+              </w:rPr>
+            </w:pPr>
+            <w:r>
+              <w:rPr>
+                <w:sz w:val="24"/>
+              </w:rPr>
+              <w:t>Hoàn thiện giao diện người dùng (Home, Event Detail, Favorites, My Tickets), tối ưu Responsive và trải nghiệm người dùng.</w:t>
             </w:r>
           </w:p>
         </w:tc>
@@ -1476,19 +1343,13 @@
           </w:tcPr>
           <w:p>
             <w:pPr>
-              <w:spacing w:line="252" w:lineRule="auto"/>
-              <w:jc w:val="center"/>
-              <w:rPr>
-                <w:sz w:val="24"/>
-                <w:szCs w:val="24"/>
-              </w:rPr>
-            </w:pPr>
-            <w:r>
-              <w:rPr>
-                <w:rFonts w:eastAsia="Calibri"/>
-                <w:bCs/>
-                <w:sz w:val="24"/>
-                <w:szCs w:val="24"/>
+              <w:rPr>
+                <w:sz w:val="24"/>
+              </w:rPr>
+            </w:pPr>
+            <w:r>
+              <w:rPr>
+                <w:sz w:val="24"/>
               </w:rPr>
               <w:t>Đạt</w:t>
             </w:r>
@@ -1513,19 +1374,13 @@
           </w:tcPr>
           <w:p>
             <w:pPr>
-              <w:spacing w:line="252" w:lineRule="auto"/>
-              <w:jc w:val="center"/>
-              <w:rPr>
-                <w:sz w:val="24"/>
-                <w:szCs w:val="24"/>
-              </w:rPr>
-            </w:pPr>
-            <w:r>
-              <w:rPr>
-                <w:rFonts w:eastAsia="Calibri"/>
-                <w:color w:val="000000"/>
-                <w:sz w:val="24"/>
-                <w:szCs w:val="24"/>
+              <w:rPr>
+                <w:sz w:val="24"/>
+              </w:rPr>
+            </w:pPr>
+            <w:r>
+              <w:rPr>
+                <w:sz w:val="24"/>
               </w:rPr>
               <w:t>100%</w:t>
             </w:r>
@@ -1533,12 +1388,6 @@
         </w:tc>
       </w:tr>
       <w:tr>
-        <w:tblPrEx>
-          <w:tblCellMar>
-            <w:top w:w="0" w:type="dxa"/>
-            <w:bottom w:w="0" w:type="dxa"/>
-          </w:tblCellMar>
-        </w:tblPrEx>
         <w:tc>
           <w:tcPr>
             <w:tcW w:w="694" w:type="dxa"/>
@@ -1557,10 +1406,14 @@
             </w:tcMar>
           </w:tcPr>
           <w:p>
-            <w:r>
-              <w:rPr>
-                <w:sz w:val="24"/>
-                <w:szCs w:val="24"/>
+            <w:pPr>
+              <w:rPr>
+                <w:sz w:val="24"/>
+              </w:rPr>
+            </w:pPr>
+            <w:r>
+              <w:rPr>
+                <w:sz w:val="24"/>
               </w:rPr>
               <w:t>5</w:t>
             </w:r>
@@ -1586,23 +1439,14 @@
           <w:p>
             <w:pPr>
               <w:rPr>
-                <w:lang w:val="vi-VN"/>
-              </w:rPr>
-            </w:pPr>
-            <w:r>
-              <w:rPr>
-                <w:sz w:val="24"/>
-                <w:szCs w:val="24"/>
-              </w:rPr>
-              <w:t>Bùi</w:t>
-            </w:r>
-            <w:r>
-              <w:rPr>
-                <w:sz w:val="24"/>
-                <w:szCs w:val="24"/>
-                <w:lang w:val="vi-VN"/>
-              </w:rPr>
-              <w:t xml:space="preserve"> Thùy Dung</w:t>
+                <w:sz w:val="24"/>
+              </w:rPr>
+            </w:pPr>
+            <w:r>
+              <w:rPr>
+                <w:sz w:val="24"/>
+              </w:rPr>
+              <w:t>Bùi Thùy Dung</w:t>
             </w:r>
           </w:p>
         </w:tc>
@@ -1625,20 +1469,15 @@
           </w:tcPr>
           <w:p>
             <w:pPr>
-              <w:spacing w:line="252" w:lineRule="auto"/>
-              <w:rPr>
-                <w:sz w:val="24"/>
-                <w:szCs w:val="24"/>
-              </w:rPr>
-            </w:pPr>
-            <w:r>
-              <w:rPr>
-                <w:rFonts w:eastAsia="Calibri"/>
-                <w:color w:val="000000"/>
-                <w:sz w:val="24"/>
-                <w:szCs w:val="24"/>
-              </w:rPr>
-              <w:t>npm run build, cấu hình vite.config + vercel.json, deploy Vercel; làm slide &amp; video demo</w:t>
+              <w:rPr>
+                <w:sz w:val="24"/>
+              </w:rPr>
+            </w:pPr>
+            <w:r>
+              <w:rPr>
+                <w:sz w:val="24"/>
+              </w:rPr>
+              <w:t>Tổng hợp tài liệu, kiểm thử hệ thống, hoàn thiện báo cáo và chuẩn bị demo sản phẩm.</w:t>
             </w:r>
           </w:p>
         </w:tc>
@@ -1661,21 +1500,15 @@
           </w:tcPr>
           <w:p>
             <w:pPr>
-              <w:spacing w:line="252" w:lineRule="auto"/>
-              <w:jc w:val="center"/>
-              <w:rPr>
-                <w:sz w:val="24"/>
-                <w:szCs w:val="24"/>
-              </w:rPr>
-            </w:pPr>
-            <w:r>
-              <w:rPr>
-                <w:rFonts w:eastAsia="Calibri"/>
-                <w:bCs/>
-                <w:sz w:val="24"/>
-                <w:szCs w:val="24"/>
-              </w:rPr>
-              <w:t>Một phần</w:t>
+              <w:rPr>
+                <w:sz w:val="24"/>
+              </w:rPr>
+            </w:pPr>
+            <w:r>
+              <w:rPr>
+                <w:sz w:val="24"/>
+              </w:rPr>
+              <w:t>Đạt</w:t>
             </w:r>
           </w:p>
         </w:tc>
@@ -1698,21 +1531,15 @@
           </w:tcPr>
           <w:p>
             <w:pPr>
-              <w:spacing w:line="252" w:lineRule="auto"/>
-              <w:jc w:val="center"/>
-              <w:rPr>
-                <w:sz w:val="24"/>
-                <w:szCs w:val="24"/>
-              </w:rPr>
-            </w:pPr>
-            <w:r>
-              <w:rPr>
-                <w:rFonts w:eastAsia="Calibri"/>
-                <w:color w:val="000000"/>
-                <w:sz w:val="24"/>
-                <w:szCs w:val="24"/>
-              </w:rPr>
-              <w:t>85%</w:t>
+              <w:rPr>
+                <w:sz w:val="24"/>
+              </w:rPr>
+            </w:pPr>
+            <w:r>
+              <w:rPr>
+                <w:sz w:val="24"/>
+              </w:rPr>
+              <w:t>100%</w:t>
             </w:r>
           </w:p>
         </w:tc>
@@ -1746,12 +1573,6 @@
         <w:gridCol w:w="4513"/>
       </w:tblGrid>
       <w:tr>
-        <w:tblPrEx>
-          <w:tblCellMar>
-            <w:top w:w="0" w:type="dxa"/>
-            <w:bottom w:w="0" w:type="dxa"/>
-          </w:tblCellMar>
-        </w:tblPrEx>
         <w:tc>
           <w:tcPr>
             <w:tcW w:w="4513" w:type="dxa"/>
@@ -1802,18 +1623,12 @@
                 <w:sz w:val="24"/>
                 <w:szCs w:val="24"/>
               </w:rPr>
-              <w:t>[Họ và tên thành viên]</w:t>
+              <w:t>Nguyễn Minh Huy</w:t>
             </w:r>
           </w:p>
         </w:tc>
       </w:tr>
       <w:tr>
-        <w:tblPrEx>
-          <w:tblCellMar>
-            <w:top w:w="0" w:type="dxa"/>
-            <w:bottom w:w="0" w:type="dxa"/>
-          </w:tblCellMar>
-        </w:tblPrEx>
         <w:tc>
           <w:tcPr>
             <w:tcW w:w="4513" w:type="dxa"/>
@@ -1880,16 +1695,6 @@
         </w:tc>
       </w:tr>
     </w:tbl>
-    <w:p>
-      <w:pPr>
-        <w:spacing w:before="60"/>
-      </w:pPr>
-    </w:p>
-    <w:p>
-      <w:pPr>
-        <w:spacing w:before="60"/>
-      </w:pPr>
-    </w:p>
     <w:p>
       <w:pPr>
         <w:pStyle w:val="Heading1"/>
@@ -1929,7 +1734,25 @@
           <w:iCs/>
           <w:color w:val="7F8C8D"/>
         </w:rPr>
-        <w:t>Đánh dấu cột Trạng thái: [x] = Xong  |  [~] = Một phần  |  [ ] = Chưa làm</w:t>
+        <w:t xml:space="preserve">Đánh dấu cột Trạng thái: [x] = </w:t>
+      </w:r>
+      <w:proofErr w:type="gramStart"/>
+      <w:r>
+        <w:rPr>
+          <w:i/>
+          <w:iCs/>
+          <w:color w:val="7F8C8D"/>
+        </w:rPr>
+        <w:t>Xong  |</w:t>
+      </w:r>
+      <w:proofErr w:type="gramEnd"/>
+      <w:r>
+        <w:rPr>
+          <w:i/>
+          <w:iCs/>
+          <w:color w:val="7F8C8D"/>
+        </w:rPr>
+        <w:t xml:space="preserve">  [~] = Một phần  |  [ ] = Chưa làm</w:t>
       </w:r>
     </w:p>
     <w:p>
@@ -1962,12 +1785,6 @@
         <w:gridCol w:w="1400"/>
       </w:tblGrid>
       <w:tr>
-        <w:tblPrEx>
-          <w:tblCellMar>
-            <w:top w:w="0" w:type="dxa"/>
-            <w:bottom w:w="0" w:type="dxa"/>
-          </w:tblCellMar>
-        </w:tblPrEx>
         <w:tc>
           <w:tcPr>
             <w:tcW w:w="400" w:type="dxa"/>
@@ -2102,12 +1919,6 @@
         </w:tc>
       </w:tr>
       <w:tr>
-        <w:tblPrEx>
-          <w:tblCellMar>
-            <w:top w:w="0" w:type="dxa"/>
-            <w:bottom w:w="0" w:type="dxa"/>
-          </w:tblCellMar>
-        </w:tblPrEx>
         <w:tc>
           <w:tcPr>
             <w:tcW w:w="400" w:type="dxa"/>
@@ -2126,14 +1937,7 @@
             </w:tcMar>
           </w:tcPr>
           <w:p>
-            <w:pPr>
-              <w:jc w:val="center"/>
-            </w:pPr>
-            <w:r>
-              <w:rPr>
-                <w:sz w:val="24"/>
-                <w:szCs w:val="24"/>
-              </w:rPr>
+            <w:r>
               <w:t>1</w:t>
             </w:r>
           </w:p>
@@ -2156,21 +1960,8 @@
             </w:tcMar>
           </w:tcPr>
           <w:p>
-            <w:pPr>
-              <w:spacing w:line="252" w:lineRule="auto"/>
-              <w:rPr>
-                <w:sz w:val="24"/>
-                <w:szCs w:val="24"/>
-              </w:rPr>
-            </w:pPr>
-            <w:r>
-              <w:rPr>
-                <w:rFonts w:eastAsia="Calibri"/>
-                <w:color w:val="000000"/>
-                <w:sz w:val="24"/>
-                <w:szCs w:val="24"/>
-              </w:rPr>
-              <w:t>Fix toàn bộ bug còn lại: routes, đặt vé/chọn ghế, responsive</w:t>
+            <w:r>
+              <w:t>Rà soát và sửa các lỗi còn tồn tại trong hệ thống</w:t>
             </w:r>
           </w:p>
         </w:tc>
@@ -2192,22 +1983,11 @@
             </w:tcMar>
           </w:tcPr>
           <w:p>
-            <w:pPr>
-              <w:spacing w:line="252" w:lineRule="auto"/>
-              <w:jc w:val="center"/>
-              <w:rPr>
-                <w:sz w:val="24"/>
-                <w:szCs w:val="24"/>
-              </w:rPr>
-            </w:pPr>
-            <w:r>
-              <w:rPr>
-                <w:rFonts w:eastAsia="Calibri"/>
-                <w:bCs/>
-                <w:sz w:val="24"/>
-                <w:szCs w:val="24"/>
-              </w:rPr>
-              <w:t>[x]</w:t>
+            <w:r>
+              <w:rPr>
+                <w:rFonts w:ascii="MS Mincho" w:eastAsia="MS Mincho" w:hAnsi="MS Mincho" w:cs="MS Mincho" w:hint="eastAsia"/>
+              </w:rPr>
+              <w:t>☑</w:t>
             </w:r>
           </w:p>
         </w:tc>
@@ -2229,36 +2009,13 @@
             </w:tcMar>
           </w:tcPr>
           <w:p>
-            <w:pPr>
-              <w:rPr>
-                <w:lang w:val="vi-VN"/>
-              </w:rPr>
-            </w:pPr>
-            <w:r>
-              <w:rPr>
-                <w:sz w:val="24"/>
-                <w:szCs w:val="24"/>
-              </w:rPr>
-              <w:t>Nguyễn</w:t>
-            </w:r>
-            <w:r>
-              <w:rPr>
-                <w:sz w:val="24"/>
-                <w:szCs w:val="24"/>
-                <w:lang w:val="vi-VN"/>
-              </w:rPr>
-              <w:t xml:space="preserve"> Hữu Tấn Đạt</w:t>
+            <w:r>
+              <w:t>Nguyễn Hữu Tấn Đạt</w:t>
             </w:r>
           </w:p>
         </w:tc>
       </w:tr>
       <w:tr>
-        <w:tblPrEx>
-          <w:tblCellMar>
-            <w:top w:w="0" w:type="dxa"/>
-            <w:bottom w:w="0" w:type="dxa"/>
-          </w:tblCellMar>
-        </w:tblPrEx>
         <w:tc>
           <w:tcPr>
             <w:tcW w:w="400" w:type="dxa"/>
@@ -2277,14 +2034,7 @@
             </w:tcMar>
           </w:tcPr>
           <w:p>
-            <w:pPr>
-              <w:jc w:val="center"/>
-            </w:pPr>
-            <w:r>
-              <w:rPr>
-                <w:sz w:val="24"/>
-                <w:szCs w:val="24"/>
-              </w:rPr>
+            <w:r>
               <w:t>2</w:t>
             </w:r>
           </w:p>
@@ -2307,21 +2057,8 @@
             </w:tcMar>
           </w:tcPr>
           <w:p>
-            <w:pPr>
-              <w:spacing w:line="252" w:lineRule="auto"/>
-              <w:rPr>
-                <w:sz w:val="24"/>
-                <w:szCs w:val="24"/>
-              </w:rPr>
-            </w:pPr>
-            <w:r>
-              <w:rPr>
-                <w:rFonts w:eastAsia="Calibri"/>
-                <w:color w:val="000000"/>
-                <w:sz w:val="24"/>
-                <w:szCs w:val="24"/>
-              </w:rPr>
-              <w:t>Lazy loading: React.lazy() + &lt;Suspense fallback={&lt;Spinner/&gt;}&gt; cho tất cả pages</w:t>
+            <w:r>
+              <w:t>Kiểm thử các chức năng quản lý sự kiện và Dashboard Organizer</w:t>
             </w:r>
           </w:p>
         </w:tc>
@@ -2343,22 +2080,11 @@
             </w:tcMar>
           </w:tcPr>
           <w:p>
-            <w:pPr>
-              <w:spacing w:line="252" w:lineRule="auto"/>
-              <w:jc w:val="center"/>
-              <w:rPr>
-                <w:sz w:val="24"/>
-                <w:szCs w:val="24"/>
-              </w:rPr>
-            </w:pPr>
-            <w:r>
-              <w:rPr>
-                <w:rFonts w:eastAsia="Calibri"/>
-                <w:bCs/>
-                <w:sz w:val="24"/>
-                <w:szCs w:val="24"/>
-              </w:rPr>
-              <w:t>[x]</w:t>
+            <w:r>
+              <w:rPr>
+                <w:rFonts w:ascii="MS Mincho" w:eastAsia="MS Mincho" w:hAnsi="MS Mincho" w:cs="MS Mincho" w:hint="eastAsia"/>
+              </w:rPr>
+              <w:t>☑</w:t>
             </w:r>
           </w:p>
         </w:tc>
@@ -2380,36 +2106,13 @@
             </w:tcMar>
           </w:tcPr>
           <w:p>
-            <w:pPr>
-              <w:rPr>
-                <w:lang w:val="vi-VN"/>
-              </w:rPr>
-            </w:pPr>
-            <w:r>
-              <w:rPr>
-                <w:sz w:val="24"/>
-                <w:szCs w:val="24"/>
-              </w:rPr>
-              <w:t>Nguyễn</w:t>
-            </w:r>
-            <w:r>
-              <w:rPr>
-                <w:sz w:val="24"/>
-                <w:szCs w:val="24"/>
-                <w:lang w:val="vi-VN"/>
-              </w:rPr>
-              <w:t xml:space="preserve"> Xuân Thịnh</w:t>
+            <w:r>
+              <w:t>Nguyễn Xuân Thịnh</w:t>
             </w:r>
           </w:p>
         </w:tc>
       </w:tr>
       <w:tr>
-        <w:tblPrEx>
-          <w:tblCellMar>
-            <w:top w:w="0" w:type="dxa"/>
-            <w:bottom w:w="0" w:type="dxa"/>
-          </w:tblCellMar>
-        </w:tblPrEx>
         <w:tc>
           <w:tcPr>
             <w:tcW w:w="400" w:type="dxa"/>
@@ -2428,14 +2131,7 @@
             </w:tcMar>
           </w:tcPr>
           <w:p>
-            <w:pPr>
-              <w:jc w:val="center"/>
-            </w:pPr>
-            <w:r>
-              <w:rPr>
-                <w:sz w:val="24"/>
-                <w:szCs w:val="24"/>
-              </w:rPr>
+            <w:r>
               <w:t>3</w:t>
             </w:r>
           </w:p>
@@ -2458,21 +2154,8 @@
             </w:tcMar>
           </w:tcPr>
           <w:p>
-            <w:pPr>
-              <w:spacing w:line="252" w:lineRule="auto"/>
-              <w:rPr>
-                <w:sz w:val="24"/>
-                <w:szCs w:val="24"/>
-              </w:rPr>
-            </w:pPr>
-            <w:r>
-              <w:rPr>
-                <w:rFonts w:eastAsia="Calibri"/>
-                <w:color w:val="000000"/>
-                <w:sz w:val="24"/>
-                <w:szCs w:val="24"/>
-              </w:rPr>
-              <w:t>Toast notification khi thêm/bỏ yêu thích &amp; đặt vé (react-toastify)</w:t>
+            <w:r>
+              <w:t>Kiểm thử luồng đặt vé, thanh toán và quản lý vé</w:t>
             </w:r>
           </w:p>
         </w:tc>
@@ -2494,22 +2177,11 @@
             </w:tcMar>
           </w:tcPr>
           <w:p>
-            <w:pPr>
-              <w:spacing w:line="252" w:lineRule="auto"/>
-              <w:jc w:val="center"/>
-              <w:rPr>
-                <w:sz w:val="24"/>
-                <w:szCs w:val="24"/>
-              </w:rPr>
-            </w:pPr>
-            <w:r>
-              <w:rPr>
-                <w:rFonts w:eastAsia="Calibri"/>
-                <w:bCs/>
-                <w:sz w:val="24"/>
-                <w:szCs w:val="24"/>
-              </w:rPr>
-              <w:t>[x]</w:t>
+            <w:r>
+              <w:rPr>
+                <w:rFonts w:ascii="MS Mincho" w:eastAsia="MS Mincho" w:hAnsi="MS Mincho" w:cs="MS Mincho" w:hint="eastAsia"/>
+              </w:rPr>
+              <w:t>☑</w:t>
             </w:r>
           </w:p>
         </w:tc>
@@ -2531,36 +2203,13 @@
             </w:tcMar>
           </w:tcPr>
           <w:p>
-            <w:pPr>
-              <w:rPr>
-                <w:lang w:val="vi-VN"/>
-              </w:rPr>
-            </w:pPr>
-            <w:r>
-              <w:rPr>
-                <w:sz w:val="24"/>
-                <w:szCs w:val="24"/>
-              </w:rPr>
-              <w:t>Huỳnh</w:t>
-            </w:r>
-            <w:r>
-              <w:rPr>
-                <w:sz w:val="24"/>
-                <w:szCs w:val="24"/>
-                <w:lang w:val="vi-VN"/>
-              </w:rPr>
-              <w:t xml:space="preserve"> Thị Thúy Kiều</w:t>
+            <w:r>
+              <w:t>Nguyễn Minh Huy</w:t>
             </w:r>
           </w:p>
         </w:tc>
       </w:tr>
       <w:tr>
-        <w:tblPrEx>
-          <w:tblCellMar>
-            <w:top w:w="0" w:type="dxa"/>
-            <w:bottom w:w="0" w:type="dxa"/>
-          </w:tblCellMar>
-        </w:tblPrEx>
         <w:tc>
           <w:tcPr>
             <w:tcW w:w="400" w:type="dxa"/>
@@ -2579,14 +2228,7 @@
             </w:tcMar>
           </w:tcPr>
           <w:p>
-            <w:pPr>
-              <w:jc w:val="center"/>
-            </w:pPr>
-            <w:r>
-              <w:rPr>
-                <w:sz w:val="24"/>
-                <w:szCs w:val="24"/>
-              </w:rPr>
+            <w:r>
               <w:t>4</w:t>
             </w:r>
           </w:p>
@@ -2609,21 +2251,8 @@
             </w:tcMar>
           </w:tcPr>
           <w:p>
-            <w:pPr>
-              <w:spacing w:line="252" w:lineRule="auto"/>
-              <w:rPr>
-                <w:sz w:val="24"/>
-                <w:szCs w:val="24"/>
-              </w:rPr>
-            </w:pPr>
-            <w:r>
-              <w:rPr>
-                <w:rFonts w:eastAsia="Calibri"/>
-                <w:color w:val="000000"/>
-                <w:sz w:val="24"/>
-                <w:szCs w:val="24"/>
-              </w:rPr>
-              <w:t>Skeleton loading khi đang fetch (react-loading-skeleton)</w:t>
+            <w:r>
+              <w:t>Hoàn thiện giao diện người dùng và tối ưu Responsive</w:t>
             </w:r>
           </w:p>
         </w:tc>
@@ -2645,22 +2274,11 @@
             </w:tcMar>
           </w:tcPr>
           <w:p>
-            <w:pPr>
-              <w:spacing w:line="252" w:lineRule="auto"/>
-              <w:jc w:val="center"/>
-              <w:rPr>
-                <w:sz w:val="24"/>
-                <w:szCs w:val="24"/>
-              </w:rPr>
-            </w:pPr>
-            <w:r>
-              <w:rPr>
-                <w:rFonts w:eastAsia="Calibri"/>
-                <w:bCs/>
-                <w:sz w:val="24"/>
-                <w:szCs w:val="24"/>
-              </w:rPr>
-              <w:t>[x]</w:t>
+            <w:r>
+              <w:rPr>
+                <w:rFonts w:ascii="MS Mincho" w:eastAsia="MS Mincho" w:hAnsi="MS Mincho" w:cs="MS Mincho" w:hint="eastAsia"/>
+              </w:rPr>
+              <w:t>☑</w:t>
             </w:r>
           </w:p>
         </w:tc>
@@ -2682,36 +2300,13 @@
             </w:tcMar>
           </w:tcPr>
           <w:p>
-            <w:pPr>
-              <w:rPr>
-                <w:lang w:val="vi-VN"/>
-              </w:rPr>
-            </w:pPr>
-            <w:r>
-              <w:rPr>
-                <w:sz w:val="24"/>
-                <w:szCs w:val="24"/>
-              </w:rPr>
-              <w:t>Bùi</w:t>
-            </w:r>
-            <w:r>
-              <w:rPr>
-                <w:sz w:val="24"/>
-                <w:szCs w:val="24"/>
-                <w:lang w:val="vi-VN"/>
-              </w:rPr>
-              <w:t xml:space="preserve"> Thùy Dung</w:t>
+            <w:r>
+              <w:t>Huỳnh Thị Thùy Kiều</w:t>
             </w:r>
           </w:p>
         </w:tc>
       </w:tr>
       <w:tr>
-        <w:tblPrEx>
-          <w:tblCellMar>
-            <w:top w:w="0" w:type="dxa"/>
-            <w:bottom w:w="0" w:type="dxa"/>
-          </w:tblCellMar>
-        </w:tblPrEx>
         <w:tc>
           <w:tcPr>
             <w:tcW w:w="400" w:type="dxa"/>
@@ -2730,14 +2325,7 @@
             </w:tcMar>
           </w:tcPr>
           <w:p>
-            <w:pPr>
-              <w:jc w:val="center"/>
-            </w:pPr>
-            <w:r>
-              <w:rPr>
-                <w:sz w:val="24"/>
-                <w:szCs w:val="24"/>
-              </w:rPr>
+            <w:r>
               <w:t>5</w:t>
             </w:r>
           </w:p>
@@ -2760,21 +2348,8 @@
             </w:tcMar>
           </w:tcPr>
           <w:p>
-            <w:pPr>
-              <w:spacing w:line="252" w:lineRule="auto"/>
-              <w:rPr>
-                <w:sz w:val="24"/>
-                <w:szCs w:val="24"/>
-              </w:rPr>
-            </w:pPr>
-            <w:r>
-              <w:rPr>
-                <w:rFonts w:eastAsia="Calibri"/>
-                <w:color w:val="000000"/>
-                <w:sz w:val="24"/>
-                <w:szCs w:val="24"/>
-              </w:rPr>
-              <w:t>Empty state khi search không có kết quả</w:t>
+            <w:r>
+              <w:t>Kiểm thử toàn bộ hệ thống, tổng hợp tài liệu và báo cáo</w:t>
             </w:r>
           </w:p>
         </w:tc>
@@ -2796,22 +2371,11 @@
             </w:tcMar>
           </w:tcPr>
           <w:p>
-            <w:pPr>
-              <w:spacing w:line="252" w:lineRule="auto"/>
-              <w:jc w:val="center"/>
-              <w:rPr>
-                <w:sz w:val="24"/>
-                <w:szCs w:val="24"/>
-              </w:rPr>
-            </w:pPr>
-            <w:r>
-              <w:rPr>
-                <w:rFonts w:eastAsia="Calibri"/>
-                <w:bCs/>
-                <w:sz w:val="24"/>
-                <w:szCs w:val="24"/>
-              </w:rPr>
-              <w:t>[x]</w:t>
+            <w:r>
+              <w:rPr>
+                <w:rFonts w:ascii="MS Mincho" w:eastAsia="MS Mincho" w:hAnsi="MS Mincho" w:cs="MS Mincho" w:hint="eastAsia"/>
+              </w:rPr>
+              <w:t>☑</w:t>
             </w:r>
           </w:p>
         </w:tc>
@@ -2833,36 +2397,13 @@
             </w:tcMar>
           </w:tcPr>
           <w:p>
-            <w:pPr>
-              <w:rPr>
-                <w:lang w:val="vi-VN"/>
-              </w:rPr>
-            </w:pPr>
-            <w:r>
-              <w:rPr>
-                <w:sz w:val="24"/>
-                <w:szCs w:val="24"/>
-              </w:rPr>
-              <w:t>Bùi</w:t>
-            </w:r>
-            <w:r>
-              <w:rPr>
-                <w:sz w:val="24"/>
-                <w:szCs w:val="24"/>
-                <w:lang w:val="vi-VN"/>
-              </w:rPr>
-              <w:t xml:space="preserve"> Thùy Dung</w:t>
+            <w:r>
+              <w:t>Bùi Thùy Dung</w:t>
             </w:r>
           </w:p>
         </w:tc>
       </w:tr>
       <w:tr>
-        <w:tblPrEx>
-          <w:tblCellMar>
-            <w:top w:w="0" w:type="dxa"/>
-            <w:bottom w:w="0" w:type="dxa"/>
-          </w:tblCellMar>
-        </w:tblPrEx>
         <w:tc>
           <w:tcPr>
             <w:tcW w:w="400" w:type="dxa"/>
@@ -2881,14 +2422,7 @@
             </w:tcMar>
           </w:tcPr>
           <w:p>
-            <w:pPr>
-              <w:jc w:val="center"/>
-            </w:pPr>
-            <w:r>
-              <w:rPr>
-                <w:sz w:val="24"/>
-                <w:szCs w:val="24"/>
-              </w:rPr>
+            <w:r>
               <w:t>6</w:t>
             </w:r>
           </w:p>
@@ -2911,21 +2445,8 @@
             </w:tcMar>
           </w:tcPr>
           <w:p>
-            <w:pPr>
-              <w:spacing w:line="252" w:lineRule="auto"/>
-              <w:rPr>
-                <w:sz w:val="24"/>
-                <w:szCs w:val="24"/>
-              </w:rPr>
-            </w:pPr>
-            <w:r>
-              <w:rPr>
-                <w:rFonts w:eastAsia="Calibri"/>
-                <w:color w:val="000000"/>
-                <w:sz w:val="24"/>
-                <w:szCs w:val="24"/>
-              </w:rPr>
-              <w:t>npm run build thành công, preview không lỗi, deploy Vercel</w:t>
+            <w:r>
+              <w:t>Chuẩn bị sản phẩm cho buổi demo và nghiệm thu</w:t>
             </w:r>
           </w:p>
         </w:tc>
@@ -2947,22 +2468,11 @@
             </w:tcMar>
           </w:tcPr>
           <w:p>
-            <w:pPr>
-              <w:spacing w:line="252" w:lineRule="auto"/>
-              <w:jc w:val="center"/>
-              <w:rPr>
-                <w:sz w:val="24"/>
-                <w:szCs w:val="24"/>
-              </w:rPr>
-            </w:pPr>
-            <w:r>
-              <w:rPr>
-                <w:rFonts w:eastAsia="Calibri"/>
-                <w:bCs/>
-                <w:sz w:val="24"/>
-                <w:szCs w:val="24"/>
-              </w:rPr>
-              <w:t>[~]</w:t>
+            <w:r>
+              <w:rPr>
+                <w:rFonts w:ascii="MS Mincho" w:eastAsia="MS Mincho" w:hAnsi="MS Mincho" w:cs="MS Mincho" w:hint="eastAsia"/>
+              </w:rPr>
+              <w:t>☑</w:t>
             </w:r>
           </w:p>
         </w:tc>
@@ -2984,25 +2494,8 @@
             </w:tcMar>
           </w:tcPr>
           <w:p>
-            <w:pPr>
-              <w:rPr>
-                <w:lang w:val="vi-VN"/>
-              </w:rPr>
-            </w:pPr>
-            <w:r>
-              <w:rPr>
-                <w:sz w:val="24"/>
-                <w:szCs w:val="24"/>
-              </w:rPr>
-              <w:t>Nguyễn</w:t>
-            </w:r>
-            <w:r>
-              <w:rPr>
-                <w:sz w:val="24"/>
-                <w:szCs w:val="24"/>
-                <w:lang w:val="vi-VN"/>
-              </w:rPr>
-              <w:t xml:space="preserve"> Minh Huy</w:t>
+            <w:r>
+              <w:t>Cả nhóm</w:t>
             </w:r>
           </w:p>
         </w:tc>
@@ -3018,122 +2511,81 @@
         <w:pStyle w:val="Heading2"/>
       </w:pPr>
       <w:r>
+        <w:lastRenderedPageBreak/>
         <w:t>3.2. Mô tả chi tiết cách triển khai</w:t>
       </w:r>
     </w:p>
     <w:p>
       <w:pPr>
-        <w:spacing w:after="120" w:line="276" w:lineRule="auto"/>
+        <w:pStyle w:val="pdq2pgselectionanchorcontainer"/>
+      </w:pPr>
+      <w:proofErr w:type="gramStart"/>
+      <w:r>
+        <w:t>Trong tuần 10, nhóm tập trung hoàn thiện hệ thống TicketNow trước khi bàn giao sản phẩm.</w:t>
+      </w:r>
+      <w:proofErr w:type="gramEnd"/>
+      <w:r>
+        <w:t xml:space="preserve"> </w:t>
+      </w:r>
+      <w:proofErr w:type="gramStart"/>
+      <w:r>
+        <w:t>Các thành viên tiến hành rà soát toàn bộ chức năng đã xây dựng ở các tuần trước, kiểm tra luồng hoạt động từ trang chủ đến quá trình đặt vé, thanh toán và quản lý tài khoản nhằm đảm bảo hệ thống hoạt động ổn định.</w:t>
+      </w:r>
+      <w:proofErr w:type="gramEnd"/>
+    </w:p>
+    <w:p>
+      <w:pPr>
+        <w:pStyle w:val="NormalWeb"/>
+      </w:pPr>
+      <w:r>
+        <w:t xml:space="preserve">Nhóm tiếp tục tối ưu giao diện người dùng, điều chỉnh bố cục giữa các trang để đảm bảo tính nhất quán, đồng thời cập nhật lại Header, Footer và các thành phần dùng </w:t>
+      </w:r>
+      <w:proofErr w:type="gramStart"/>
+      <w:r>
+        <w:t>chung</w:t>
+      </w:r>
+      <w:proofErr w:type="gramEnd"/>
+      <w:r>
+        <w:t xml:space="preserve"> nhằm cải thiện trải nghiệm sử dụng. </w:t>
+      </w:r>
+      <w:proofErr w:type="gramStart"/>
+      <w:r>
+        <w:t>Các trang như HomePage, EventDetail, SelectTickets, PaymentPage, FavoritesPage và MyTickets được kiểm tra lại để đảm bảo việc điều hướng giữa các màn hình diễn ra chính xác.</w:t>
+      </w:r>
+      <w:proofErr w:type="gramEnd"/>
+    </w:p>
+    <w:p>
+      <w:pPr>
+        <w:pStyle w:val="NormalWeb"/>
+      </w:pPr>
+      <w:r>
+        <w:t xml:space="preserve">Bên cạnh đó, nhóm rà soát lại các module API trong </w:t>
+      </w:r>
+      <w:proofErr w:type="gramStart"/>
+      <w:r>
+        <w:t>thư</w:t>
+      </w:r>
+      <w:proofErr w:type="gramEnd"/>
+      <w:r>
+        <w:t xml:space="preserve"> mục </w:t>
+      </w:r>
+      <w:r>
         <w:rPr>
-          <w:sz w:val="24"/>
-          <w:szCs w:val="24"/>
+          <w:rStyle w:val="HTMLCode"/>
         </w:rPr>
-      </w:pPr>
-      <w:r>
-        <w:rPr>
-          <w:rFonts w:eastAsia="Calibri"/>
-          <w:color w:val="000000"/>
-          <w:sz w:val="24"/>
-          <w:szCs w:val="24"/>
-        </w:rPr>
-        <w:t xml:space="preserve">Tuần 10 tập trung hoàn thiện trải nghiệm người dùng và đưa sản phẩm lên môi trường production. Đây là bước chuyển từ "chạy được ở máy local" sang "người dùng thật truy cập được </w:t>
-      </w:r>
-      <w:r>
-        <w:rPr>
-          <w:rFonts w:eastAsia="Calibri"/>
-          <w:color w:val="000000"/>
-          <w:sz w:val="24"/>
-          <w:szCs w:val="24"/>
-        </w:rPr>
-        <w:lastRenderedPageBreak/>
-        <w:t>qua Internet", nên nhóm ưu tiên ba nhóm việc: tối ưu tải trang (code splitting), phản hồi trực quan (UX states) và deploy.</w:t>
-      </w:r>
-    </w:p>
-    <w:p>
-      <w:pPr>
-        <w:spacing w:after="120" w:line="276" w:lineRule="auto"/>
-        <w:rPr>
-          <w:sz w:val="24"/>
-          <w:szCs w:val="24"/>
-        </w:rPr>
-      </w:pPr>
-      <w:r>
-        <w:rPr>
-          <w:rFonts w:eastAsia="Calibri"/>
-          <w:color w:val="000000"/>
-          <w:sz w:val="24"/>
-          <w:szCs w:val="24"/>
-        </w:rPr>
-        <w:t>Về code splitting, trước đây toàn bộ ứng dụng đóng gói thành một bundle lớn, khiến lần tải đầu chậm. Nhóm áp dụng React.lazy() cho từng page (HomePage, MovieListPage, MovieDetailPage, BookingPage, WishlistPage, NotFoundPage) và bọc &lt;Routes&gt; trong &lt;Suspense fallback={&lt;Spinner/&gt;}&gt;. Nhờ đó Vite tách mỗi page thành một chunk .js riêng và chỉ tải khi người dùng điều hướng tới trang đó — giảm rõ rệt dung lượng tải ban đầu. Nhóm cấu hình thêm manualChunks trong vite.config.js để tách react-vendor và ui-vendor giúp trình duyệt cache hiệu quả.</w:t>
-      </w:r>
-    </w:p>
-    <w:p>
-      <w:pPr>
-        <w:spacing w:after="120" w:line="276" w:lineRule="auto"/>
-        <w:rPr>
-          <w:sz w:val="24"/>
-          <w:szCs w:val="24"/>
-        </w:rPr>
-      </w:pPr>
-      <w:r>
-        <w:rPr>
-          <w:rFonts w:eastAsia="Calibri"/>
-          <w:color w:val="000000"/>
-          <w:sz w:val="24"/>
-          <w:szCs w:val="24"/>
-        </w:rPr>
-        <w:t>Về UX, nhóm thay các trạng thái thô sơ bằng phản hồi trực quan: (1) Skeleton loading — trong lúc gọi /api/movies/now-showing, thay vì chữ "Loading..." nhóm hiển thị các thẻ phim rỗng có hiệu ứng shimmer bằng react-loading-skeleton, giúp cảm giác tải nhanh hơn; (2) Empty state — khi từ khoá tìm kiếm không khớp phim nào, hiển thị thông báo thân thiện kèm gợi ý thay vì màn hình trắng; (3) Toast notification — khi thêm/bỏ phim khỏi danh sách yêu thích hoặc đặt vé thành công, react-toastify hiện thông báo góc màn hình, xác nhận hành động cho người dùng.</w:t>
-      </w:r>
-    </w:p>
-    <w:p>
-      <w:pPr>
-        <w:spacing w:after="120" w:line="276" w:lineRule="auto"/>
-        <w:rPr>
-          <w:sz w:val="24"/>
-          <w:szCs w:val="24"/>
-        </w:rPr>
-      </w:pPr>
-      <w:r>
-        <w:rPr>
-          <w:rFonts w:eastAsia="Calibri"/>
-          <w:color w:val="000000"/>
-          <w:sz w:val="24"/>
-          <w:szCs w:val="24"/>
-        </w:rPr>
-        <w:t>Về deploy, nhóm chạy npm run build tạo thư mục dist tối ưu, kiểm tra bằng npm run preview, rồi đẩy lên Vercel. Vì React Router là SPA, nhóm thêm file vercel.json với rewrite mọi đường dẫn về /index.html để tránh lỗi 404 khi refresh trang con. Biến môi trường API được cấu hình trong dashboard Vercel thay vì hard-code.</w:t>
-      </w:r>
-    </w:p>
-    <w:p>
-      <w:pPr>
-        <w:spacing w:after="120" w:line="276" w:lineRule="auto"/>
-        <w:rPr>
-          <w:sz w:val="24"/>
-          <w:szCs w:val="24"/>
-        </w:rPr>
-      </w:pPr>
-      <w:r>
-        <w:rPr>
-          <w:rFonts w:eastAsia="Calibri"/>
-          <w:color w:val="000000"/>
-          <w:sz w:val="24"/>
-          <w:szCs w:val="24"/>
-        </w:rPr>
-        <w:t>Khó khăn: (1) refresh trang con trên Vercel bị 404 — fix bằng rewrites trong vercel.json; (2) fallback Suspense nhấp nháy quá nhanh gây khó chịu — nhóm giữ Spinner tối giản và cân nhắc thời gian hiển thị tối thiểu; (3) cảnh báo chunk quá lớn khi build — xử lý bằng manualChunks và tăng chunkSizeWarningLimit.</w:t>
-      </w:r>
-    </w:p>
-    <w:p>
-      <w:pPr>
-        <w:spacing w:before="60"/>
-        <w:rPr>
-          <w:sz w:val="24"/>
-          <w:szCs w:val="24"/>
-        </w:rPr>
-      </w:pPr>
-    </w:p>
-    <w:p>
-      <w:pPr>
-        <w:spacing w:before="60"/>
-      </w:pPr>
+        <w:t>src/api</w:t>
+      </w:r>
+      <w:r>
+        <w:t>, kiểm tra quá trình gửi request và xử lý dữ liệu trả về từ hệ thống. Một số trường hợp xử lý lỗi được bổ sung nhằm hạn chế tình trạng giao diện bị treo khi dữ liệu tải không thành công.</w:t>
+      </w:r>
+    </w:p>
+    <w:p>
+      <w:pPr>
+        <w:pStyle w:val="NormalWeb"/>
+      </w:pPr>
+      <w:r>
+        <w:t>Sau khi hoàn thiện các chức năng chính, nhóm tiến hành kiểm thử lại toàn bộ các luồng nghiệp vụ của hệ thống như đăng nhập, xem sự kiện, chọn vé, thanh toán, quản lý vé và các chức năng dành cho Organizer để đảm bảo các thành phần hoạt động đồng bộ.</w:t>
+      </w:r>
     </w:p>
     <w:p>
       <w:pPr>
@@ -3155,6 +2607,7 @@
       <w:pPr>
         <w:spacing w:before="60" w:after="60"/>
       </w:pPr>
+      <w:proofErr w:type="gramStart"/>
       <w:r>
         <w:rPr>
           <w:i/>
@@ -3163,6 +2616,7 @@
         </w:rPr>
         <w:t>Mô tả ngắn từng kết quả đã hoàn thành trong tuần.</w:t>
       </w:r>
+      <w:proofErr w:type="gramEnd"/>
     </w:p>
     <w:p>
       <w:pPr>
@@ -3171,79 +2625,332 @@
     </w:p>
     <w:p>
       <w:pPr>
-        <w:pStyle w:val="ListParagraph"/>
+        <w:pStyle w:val="Heading3"/>
+      </w:pPr>
+      <w:r>
+        <w:t>1. Hoàn thiện giao diện và điều hướng của hệ thống</w:t>
+      </w:r>
+    </w:p>
+    <w:p>
+      <w:pPr>
+        <w:pStyle w:val="NormalWeb"/>
+      </w:pPr>
+      <w:r>
+        <w:t>Nhóm hoàn thiện giao diện cho các trang chính của hệ thống gồm:</w:t>
+      </w:r>
+    </w:p>
+    <w:p>
+      <w:pPr>
         <w:numPr>
           <w:ilvl w:val="0"/>
-          <w:numId w:val="4"/>
+          <w:numId w:val="7"/>
         </w:numPr>
-        <w:spacing w:after="90" w:line="264" w:lineRule="auto"/>
-      </w:pPr>
-      <w:r>
-        <w:rPr>
-          <w:rFonts w:ascii="Calibri" w:eastAsia="Calibri" w:hAnsi="Calibri" w:cs="Calibri"/>
-          <w:color w:val="000000"/>
-          <w:sz w:val="21"/>
-          <w:szCs w:val="21"/>
-        </w:rPr>
-        <w:t>Áp dụng React.lazy + Suspense cho 6 page trong App.jsx: Vite build ra nhiều chunk tách biệt, chỉ tải chunk của trang đang xem — giảm dung lượng tải lần đầu (dẫn chứng: commit "perf: code splitting with React.lazy" và output build hiện nhiều file .js).</w:t>
-      </w:r>
-    </w:p>
-    <w:p>
-      <w:pPr>
-        <w:pStyle w:val="ListParagraph"/>
+        <w:spacing w:before="100" w:beforeAutospacing="1" w:after="100" w:afterAutospacing="1"/>
+      </w:pPr>
+      <w:r>
+        <w:t xml:space="preserve">HomePage </w:t>
+      </w:r>
+    </w:p>
+    <w:p>
+      <w:pPr>
         <w:numPr>
           <w:ilvl w:val="0"/>
-          <w:numId w:val="4"/>
+          <w:numId w:val="7"/>
         </w:numPr>
-        <w:spacing w:after="90" w:line="264" w:lineRule="auto"/>
-      </w:pPr>
-      <w:r>
-        <w:rPr>
-          <w:rFonts w:ascii="Calibri" w:eastAsia="Calibri" w:hAnsi="Calibri" w:cs="Calibri"/>
-          <w:color w:val="000000"/>
-          <w:sz w:val="21"/>
-          <w:szCs w:val="21"/>
-        </w:rPr>
-        <w:t>Hoàn thiện 3 UX state: Skeleton loading (react-loading-skeleton) khi fetch danh sách phim, Empty state khi tìm kiếm không có kết quả, Toast notification (react-toastify) khi thêm/bỏ yêu thích và đặt vé thành công.</w:t>
-      </w:r>
-    </w:p>
-    <w:p>
-      <w:pPr>
-        <w:pStyle w:val="ListParagraph"/>
+        <w:spacing w:before="100" w:beforeAutospacing="1" w:after="100" w:afterAutospacing="1"/>
+      </w:pPr>
+      <w:r>
+        <w:t xml:space="preserve">EventDetail </w:t>
+      </w:r>
+    </w:p>
+    <w:p>
+      <w:pPr>
         <w:numPr>
           <w:ilvl w:val="0"/>
-          <w:numId w:val="4"/>
+          <w:numId w:val="7"/>
         </w:numPr>
-        <w:spacing w:after="90" w:line="264" w:lineRule="auto"/>
-      </w:pPr>
-      <w:r>
-        <w:rPr>
-          <w:rFonts w:ascii="Calibri" w:eastAsia="Calibri" w:hAnsi="Calibri" w:cs="Calibri"/>
-          <w:color w:val="000000"/>
-          <w:sz w:val="21"/>
-          <w:szCs w:val="21"/>
-        </w:rPr>
-        <w:t>npm run build thành công tạo thư mục dist tối ưu; npm run preview chạy không lỗi; cấu hình vite.config.js với manualChunks tách vendor.</w:t>
-      </w:r>
-    </w:p>
-    <w:p>
-      <w:pPr>
-        <w:pStyle w:val="ListParagraph"/>
+        <w:spacing w:before="100" w:beforeAutospacing="1" w:after="100" w:afterAutospacing="1"/>
+      </w:pPr>
+      <w:r>
+        <w:t xml:space="preserve">SelectTickets </w:t>
+      </w:r>
+    </w:p>
+    <w:p>
+      <w:pPr>
         <w:numPr>
           <w:ilvl w:val="0"/>
-          <w:numId w:val="4"/>
+          <w:numId w:val="7"/>
         </w:numPr>
-        <w:spacing w:after="90" w:line="264" w:lineRule="auto"/>
+        <w:spacing w:before="100" w:beforeAutospacing="1" w:after="100" w:afterAutospacing="1"/>
+      </w:pPr>
+      <w:r>
+        <w:t xml:space="preserve">PaymentPage </w:t>
+      </w:r>
+    </w:p>
+    <w:p>
+      <w:pPr>
+        <w:numPr>
+          <w:ilvl w:val="0"/>
+          <w:numId w:val="7"/>
+        </w:numPr>
+        <w:spacing w:before="100" w:beforeAutospacing="1" w:after="100" w:afterAutospacing="1"/>
+      </w:pPr>
+      <w:r>
+        <w:t xml:space="preserve">FavoritesPage </w:t>
+      </w:r>
+    </w:p>
+    <w:p>
+      <w:pPr>
+        <w:numPr>
+          <w:ilvl w:val="0"/>
+          <w:numId w:val="7"/>
+        </w:numPr>
+        <w:spacing w:before="100" w:beforeAutospacing="1" w:after="100" w:afterAutospacing="1"/>
+      </w:pPr>
+      <w:r>
+        <w:t xml:space="preserve">MyTickets </w:t>
+      </w:r>
+    </w:p>
+    <w:p>
+      <w:pPr>
+        <w:pStyle w:val="NormalWeb"/>
+      </w:pPr>
+      <w:proofErr w:type="gramStart"/>
+      <w:r>
+        <w:t>Các trang được kết nối đầy đủ giúp người dùng thực hiện xuyên suốt quá trình đặt vé.</w:t>
+      </w:r>
+      <w:proofErr w:type="gramEnd"/>
+    </w:p>
+    <w:p>
+      <w:pPr>
+        <w:pStyle w:val="NormalWeb"/>
       </w:pPr>
       <w:r>
         <w:rPr>
-          <w:rFonts w:ascii="Calibri" w:eastAsia="Calibri" w:hAnsi="Calibri" w:cs="Calibri"/>
-          <w:color w:val="000000"/>
-          <w:sz w:val="21"/>
-          <w:szCs w:val="21"/>
+          <w:rStyle w:val="Strong"/>
         </w:rPr>
-        <w:t>Deploy public lên Vercel với vercel.json rewrite SPA (không còn 404 khi refresh trang con); chuẩn bị slide demo và video demo cho buổi bảo vệ.</w:t>
-      </w:r>
+        <w:t>Minh chứng</w:t>
+      </w:r>
+    </w:p>
+    <w:p>
+      <w:pPr>
+        <w:pStyle w:val="HTMLPreformatted"/>
+        <w:rPr>
+          <w:rStyle w:val="HTMLCode"/>
+        </w:rPr>
+      </w:pPr>
+      <w:r>
+        <w:rPr>
+          <w:rStyle w:val="HTMLCode"/>
+        </w:rPr>
+        <w:t>src/user/js/HomePage.js</w:t>
+      </w:r>
+    </w:p>
+    <w:p>
+      <w:pPr>
+        <w:pStyle w:val="HTMLPreformatted"/>
+        <w:rPr>
+          <w:rStyle w:val="HTMLCode"/>
+        </w:rPr>
+      </w:pPr>
+      <w:r>
+        <w:rPr>
+          <w:rStyle w:val="HTMLCode"/>
+        </w:rPr>
+        <w:t>src/user/js/EventDetail.js</w:t>
+      </w:r>
+    </w:p>
+    <w:p>
+      <w:pPr>
+        <w:pStyle w:val="HTMLPreformatted"/>
+        <w:rPr>
+          <w:rStyle w:val="HTMLCode"/>
+        </w:rPr>
+      </w:pPr>
+      <w:r>
+        <w:rPr>
+          <w:rStyle w:val="HTMLCode"/>
+        </w:rPr>
+        <w:t>src/user/js/SelectTickets.js</w:t>
+      </w:r>
+    </w:p>
+    <w:p>
+      <w:pPr>
+        <w:pStyle w:val="HTMLPreformatted"/>
+      </w:pPr>
+      <w:r>
+        <w:rPr>
+          <w:rStyle w:val="HTMLCode"/>
+        </w:rPr>
+        <w:t>src/user/js/PaymentPage.js</w:t>
+      </w:r>
+    </w:p>
+    <w:p/>
+    <w:p>
+      <w:pPr>
+        <w:pStyle w:val="Heading3"/>
+      </w:pPr>
+      <w:r>
+        <w:t>2. Hoàn thiện kết nối API</w:t>
+      </w:r>
+    </w:p>
+    <w:p>
+      <w:pPr>
+        <w:pStyle w:val="NormalWeb"/>
+      </w:pPr>
+      <w:r>
+        <w:t xml:space="preserve">Nhóm tổ chức các hàm gọi API trong </w:t>
+      </w:r>
+      <w:proofErr w:type="gramStart"/>
+      <w:r>
+        <w:t>thư</w:t>
+      </w:r>
+      <w:proofErr w:type="gramEnd"/>
+      <w:r>
+        <w:t xml:space="preserve"> mục </w:t>
+      </w:r>
+      <w:r>
+        <w:rPr>
+          <w:rStyle w:val="HTMLCode"/>
+        </w:rPr>
+        <w:t>src/api</w:t>
+      </w:r>
+      <w:r>
+        <w:t>, giúp việc trao đổi dữ liệu giữa giao diện và hệ thống trở nên rõ ràng, dễ bảo trì và tái sử dụng.</w:t>
+      </w:r>
+    </w:p>
+    <w:p>
+      <w:pPr>
+        <w:pStyle w:val="NormalWeb"/>
+      </w:pPr>
+      <w:r>
+        <w:rPr>
+          <w:rStyle w:val="Strong"/>
+        </w:rPr>
+        <w:lastRenderedPageBreak/>
+        <w:t>Minh chứng</w:t>
+      </w:r>
+    </w:p>
+    <w:p>
+      <w:pPr>
+        <w:pStyle w:val="HTMLPreformatted"/>
+        <w:rPr>
+          <w:rStyle w:val="HTMLCode"/>
+        </w:rPr>
+      </w:pPr>
+      <w:r>
+        <w:rPr>
+          <w:rStyle w:val="HTMLCode"/>
+        </w:rPr>
+        <w:t>src/api/authAPI.js</w:t>
+      </w:r>
+    </w:p>
+    <w:p>
+      <w:pPr>
+        <w:pStyle w:val="HTMLPreformatted"/>
+        <w:rPr>
+          <w:rStyle w:val="HTMLCode"/>
+        </w:rPr>
+      </w:pPr>
+      <w:r>
+        <w:rPr>
+          <w:rStyle w:val="HTMLCode"/>
+        </w:rPr>
+        <w:t>src/api/userApi.js</w:t>
+      </w:r>
+    </w:p>
+    <w:p>
+      <w:pPr>
+        <w:pStyle w:val="HTMLPreformatted"/>
+      </w:pPr>
+      <w:r>
+        <w:rPr>
+          <w:rStyle w:val="HTMLCode"/>
+        </w:rPr>
+        <w:t>src/api/organizerApi.js</w:t>
+      </w:r>
+    </w:p>
+    <w:p/>
+    <w:p>
+      <w:pPr>
+        <w:pStyle w:val="Heading3"/>
+      </w:pPr>
+      <w:r>
+        <w:t>3. Hoàn thiện các chức năng của người dùng và Organizer</w:t>
+      </w:r>
+    </w:p>
+    <w:p>
+      <w:pPr>
+        <w:pStyle w:val="NormalWeb"/>
+      </w:pPr>
+      <w:r>
+        <w:t xml:space="preserve">Nhóm hoàn thiện các chức năng chính của người dùng như xem sự kiện, đặt vé, thanh toán và quản lý vé; đồng thời cập nhật các màn hình dành cho Organizer để quản lý sự kiện và </w:t>
+      </w:r>
+      <w:proofErr w:type="gramStart"/>
+      <w:r>
+        <w:t>theo</w:t>
+      </w:r>
+      <w:proofErr w:type="gramEnd"/>
+      <w:r>
+        <w:t xml:space="preserve"> dõi hoạt động của hệ thống.</w:t>
+      </w:r>
+    </w:p>
+    <w:p>
+      <w:pPr>
+        <w:pStyle w:val="NormalWeb"/>
+      </w:pPr>
+      <w:r>
+        <w:rPr>
+          <w:rStyle w:val="Strong"/>
+        </w:rPr>
+        <w:t>Minh chứng</w:t>
+      </w:r>
+    </w:p>
+    <w:p>
+      <w:pPr>
+        <w:pStyle w:val="HTMLPreformatted"/>
+        <w:rPr>
+          <w:rStyle w:val="HTMLCode"/>
+        </w:rPr>
+      </w:pPr>
+      <w:proofErr w:type="gramStart"/>
+      <w:r>
+        <w:rPr>
+          <w:rStyle w:val="HTMLCode"/>
+        </w:rPr>
+        <w:t>src/user</w:t>
+      </w:r>
+      <w:proofErr w:type="gramEnd"/>
+      <w:r>
+        <w:rPr>
+          <w:rStyle w:val="HTMLCode"/>
+        </w:rPr>
+        <w:t>/</w:t>
+      </w:r>
+    </w:p>
+    <w:p>
+      <w:pPr>
+        <w:pStyle w:val="HTMLPreformatted"/>
+      </w:pPr>
+      <w:proofErr w:type="gramStart"/>
+      <w:r>
+        <w:rPr>
+          <w:rStyle w:val="HTMLCode"/>
+        </w:rPr>
+        <w:t>src/organizer</w:t>
+      </w:r>
+      <w:proofErr w:type="gramEnd"/>
+      <w:r>
+        <w:rPr>
+          <w:rStyle w:val="HTMLCode"/>
+        </w:rPr>
+        <w:t>/</w:t>
+      </w:r>
+    </w:p>
+    <w:p>
+      <w:pPr>
+        <w:pStyle w:val="HTMLPreformatted"/>
+      </w:pPr>
     </w:p>
     <w:p>
       <w:pPr>
@@ -3262,180 +2969,207 @@
       <w:pPr>
         <w:spacing w:before="60" w:after="60"/>
       </w:pPr>
+      <w:proofErr w:type="gramStart"/>
       <w:r>
         <w:rPr>
           <w:i/>
           <w:iCs/>
           <w:color w:val="7F8C8D"/>
         </w:rPr>
-        <w:lastRenderedPageBreak/>
-        <w:t>Chèn ảnh chụp màn hình các tính năng đã hoàn thành (tối thiểu 2 ảnh). Ghi chú bên dưới mỗi ảnh.</w:t>
-      </w:r>
-    </w:p>
-    <w:p>
-      <w:pPr>
-        <w:spacing w:before="60"/>
-      </w:pPr>
-    </w:p>
-    <w:tbl>
-      <w:tblPr>
-        <w:tblW w:w="9026" w:type="dxa"/>
-        <w:tblInd w:w="-11" w:type="dxa"/>
-        <w:tblBorders>
-          <w:top w:val="single" w:sz="4" w:space="0" w:color="auto"/>
-          <w:left w:val="single" w:sz="4" w:space="0" w:color="auto"/>
-          <w:bottom w:val="single" w:sz="4" w:space="0" w:color="auto"/>
-          <w:right w:val="single" w:sz="4" w:space="0" w:color="auto"/>
-          <w:insideH w:val="single" w:sz="4" w:space="0" w:color="auto"/>
-          <w:insideV w:val="single" w:sz="4" w:space="0" w:color="auto"/>
-        </w:tblBorders>
-        <w:tblCellMar>
-          <w:left w:w="10" w:type="dxa"/>
-          <w:right w:w="10" w:type="dxa"/>
-        </w:tblCellMar>
-        <w:tblLook w:val="04A0" w:firstRow="1" w:lastRow="0" w:firstColumn="1" w:lastColumn="0" w:noHBand="0" w:noVBand="1"/>
-      </w:tblPr>
-      <w:tblGrid>
-        <w:gridCol w:w="4500"/>
-        <w:gridCol w:w="4526"/>
-      </w:tblGrid>
-      <w:tr>
-        <w:tblPrEx>
-          <w:tblCellMar>
-            <w:top w:w="0" w:type="dxa"/>
-            <w:bottom w:w="0" w:type="dxa"/>
-          </w:tblCellMar>
-        </w:tblPrEx>
-        <w:tc>
-          <w:tcPr>
-            <w:tcW w:w="4500" w:type="dxa"/>
-            <w:tcBorders>
-              <w:top w:val="single" w:sz="1" w:space="0" w:color="AAB7C4"/>
-              <w:left w:val="single" w:sz="1" w:space="0" w:color="AAB7C4"/>
-              <w:bottom w:val="single" w:sz="1" w:space="0" w:color="AAB7C4"/>
-              <w:right w:val="single" w:sz="1" w:space="0" w:color="AAB7C4"/>
-            </w:tcBorders>
-            <w:shd w:val="clear" w:color="auto" w:fill="F4F6F8"/>
-            <w:tcMar>
-              <w:top w:w="80" w:type="dxa"/>
-              <w:left w:w="120" w:type="dxa"/>
-              <w:bottom w:w="80" w:type="dxa"/>
-              <w:right w:w="120" w:type="dxa"/>
-            </w:tcMar>
-          </w:tcPr>
-          <w:p>
-            <w:pPr>
-              <w:spacing w:before="1200"/>
-              <w:jc w:val="center"/>
-            </w:pPr>
-            <w:r>
-              <w:rPr>
-                <w:i/>
-                <w:iCs/>
-                <w:color w:val="AAB7C4"/>
-                <w:sz w:val="22"/>
-                <w:szCs w:val="22"/>
-              </w:rPr>
-              <w:t>[Chèn Screenshot 1 tại đây]</w:t>
-            </w:r>
-          </w:p>
-          <w:p>
-            <w:pPr>
-              <w:spacing w:before="1200" w:after="80"/>
-              <w:jc w:val="center"/>
-            </w:pPr>
-            <w:r>
-              <w:rPr>
-                <w:i/>
-                <w:iCs/>
-                <w:sz w:val="22"/>
-                <w:szCs w:val="22"/>
-              </w:rPr>
-              <w:t>Hình 1: [Mô tả ngắn]</w:t>
-            </w:r>
-          </w:p>
-        </w:tc>
-        <w:tc>
-          <w:tcPr>
-            <w:tcW w:w="4526" w:type="dxa"/>
-            <w:tcBorders>
-              <w:top w:val="single" w:sz="1" w:space="0" w:color="AAB7C4"/>
-              <w:left w:val="single" w:sz="1" w:space="0" w:color="AAB7C4"/>
-              <w:bottom w:val="single" w:sz="1" w:space="0" w:color="AAB7C4"/>
-              <w:right w:val="single" w:sz="1" w:space="0" w:color="AAB7C4"/>
-            </w:tcBorders>
-            <w:shd w:val="clear" w:color="auto" w:fill="F4F6F8"/>
-            <w:tcMar>
-              <w:top w:w="80" w:type="dxa"/>
-              <w:left w:w="120" w:type="dxa"/>
-              <w:bottom w:w="80" w:type="dxa"/>
-              <w:right w:w="120" w:type="dxa"/>
-            </w:tcMar>
-          </w:tcPr>
-          <w:p>
-            <w:pPr>
-              <w:spacing w:before="1200"/>
-              <w:jc w:val="center"/>
-            </w:pPr>
-            <w:r>
-              <w:rPr>
-                <w:i/>
-                <w:iCs/>
-                <w:color w:val="AAB7C4"/>
-                <w:sz w:val="22"/>
-                <w:szCs w:val="22"/>
-              </w:rPr>
-              <w:t>[Chèn Screenshot 2 tại đây]</w:t>
-            </w:r>
-          </w:p>
-          <w:p>
-            <w:pPr>
-              <w:spacing w:before="1200" w:after="80"/>
-              <w:jc w:val="center"/>
-            </w:pPr>
-            <w:r>
-              <w:rPr>
-                <w:i/>
-                <w:iCs/>
-                <w:sz w:val="22"/>
-                <w:szCs w:val="22"/>
-              </w:rPr>
-              <w:t>Hình 2: [Mô tả ngắn]</w:t>
-            </w:r>
-          </w:p>
-        </w:tc>
-      </w:tr>
-    </w:tbl>
-    <w:p>
-      <w:pPr>
-        <w:spacing w:before="60"/>
-      </w:pPr>
-    </w:p>
-    <w:p>
-      <w:pPr>
-        <w:spacing w:before="60"/>
-      </w:pPr>
-    </w:p>
-    <w:p>
-      <w:pPr>
-        <w:pStyle w:val="Heading1"/>
-      </w:pPr>
-      <w:r>
-        <w:t>V. CHECKLIST ĐẦU RA — TUẦN 10</w:t>
-      </w:r>
-    </w:p>
-    <w:p>
-      <w:pPr>
-        <w:spacing w:before="60" w:after="60"/>
-      </w:pPr>
+        <w:t>Chèn ảnh chụp màn hình các tính năng đã hoàn thành (tối thiểu 2 ảnh).</w:t>
+      </w:r>
+      <w:proofErr w:type="gramEnd"/>
       <w:r>
         <w:rPr>
           <w:i/>
           <w:iCs/>
           <w:color w:val="7F8C8D"/>
         </w:rPr>
-        <w:t>Đánh dấu ☑ vào cột "HT?" cho mỗi đầu ra đã hoàn thành. Ghi rõ file/folder/link lưu kết quả.</w:t>
-      </w:r>
+        <w:t xml:space="preserve"> </w:t>
+      </w:r>
+      <w:proofErr w:type="gramStart"/>
+      <w:r>
+        <w:rPr>
+          <w:i/>
+          <w:iCs/>
+          <w:color w:val="7F8C8D"/>
+        </w:rPr>
+        <w:t>Ghi chú bên dưới mỗi ảnh.</w:t>
+      </w:r>
+      <w:proofErr w:type="gramEnd"/>
+    </w:p>
+    <w:p>
+      <w:pPr>
+        <w:spacing w:before="60"/>
+      </w:pPr>
+    </w:p>
+    <w:p>
+      <w:pPr>
+        <w:spacing w:before="60"/>
+      </w:pPr>
+      <w:r>
+        <w:drawing>
+          <wp:inline distT="0" distB="0" distL="0" distR="0" wp14:anchorId="5DB7560F" wp14:editId="4980839C">
+            <wp:extent cx="5940425" cy="2704924"/>
+            <wp:effectExtent l="0" t="0" r="3175" b="635"/>
+            <wp:docPr id="1" name="Picture 1"/>
+            <wp:cNvGraphicFramePr>
+              <a:graphicFrameLocks xmlns:a="http://schemas.openxmlformats.org/drawingml/2006/main" noChangeAspect="1"/>
+            </wp:cNvGraphicFramePr>
+            <a:graphic xmlns:a="http://schemas.openxmlformats.org/drawingml/2006/main">
+              <a:graphicData uri="http://schemas.openxmlformats.org/drawingml/2006/picture">
+                <pic:pic xmlns:pic="http://schemas.openxmlformats.org/drawingml/2006/picture">
+                  <pic:nvPicPr>
+                    <pic:cNvPr id="0" name=""/>
+                    <pic:cNvPicPr/>
+                  </pic:nvPicPr>
+                  <pic:blipFill>
+                    <a:blip r:embed="rId8"/>
+                    <a:stretch>
+                      <a:fillRect/>
+                    </a:stretch>
+                  </pic:blipFill>
+                  <pic:spPr>
+                    <a:xfrm>
+                      <a:off x="0" y="0"/>
+                      <a:ext cx="5940425" cy="2704924"/>
+                    </a:xfrm>
+                    <a:prstGeom prst="rect">
+                      <a:avLst/>
+                    </a:prstGeom>
+                  </pic:spPr>
+                </pic:pic>
+              </a:graphicData>
+            </a:graphic>
+          </wp:inline>
+        </w:drawing>
+      </w:r>
+    </w:p>
+    <w:p>
+      <w:pPr>
+        <w:pStyle w:val="pdq2pgselectionanchorcontainer"/>
+        <w:jc w:val="center"/>
+      </w:pPr>
+      <w:r>
+        <w:rPr>
+          <w:rStyle w:val="Strong"/>
+        </w:rPr>
+        <w:t>Hình 1:</w:t>
+      </w:r>
+      <w:r>
+        <w:t xml:space="preserve"> Trang chủ TicketNow (HomePage)</w:t>
+      </w:r>
+    </w:p>
+    <w:p>
+      <w:pPr>
+        <w:pStyle w:val="pdq2pgselectionanchorcontainer"/>
+      </w:pPr>
+    </w:p>
+    <w:p>
+      <w:pPr>
+        <w:pStyle w:val="pdq2pgselectionanchorcontainer"/>
+      </w:pPr>
+      <w:r>
+        <w:lastRenderedPageBreak/>
+        <w:drawing>
+          <wp:inline distT="0" distB="0" distL="0" distR="0" wp14:anchorId="2CF8047C" wp14:editId="04D236B6">
+            <wp:extent cx="5940425" cy="2642093"/>
+            <wp:effectExtent l="0" t="0" r="3175" b="6350"/>
+            <wp:docPr id="2" name="Picture 2"/>
+            <wp:cNvGraphicFramePr>
+              <a:graphicFrameLocks xmlns:a="http://schemas.openxmlformats.org/drawingml/2006/main" noChangeAspect="1"/>
+            </wp:cNvGraphicFramePr>
+            <a:graphic xmlns:a="http://schemas.openxmlformats.org/drawingml/2006/main">
+              <a:graphicData uri="http://schemas.openxmlformats.org/drawingml/2006/picture">
+                <pic:pic xmlns:pic="http://schemas.openxmlformats.org/drawingml/2006/picture">
+                  <pic:nvPicPr>
+                    <pic:cNvPr id="0" name=""/>
+                    <pic:cNvPicPr/>
+                  </pic:nvPicPr>
+                  <pic:blipFill>
+                    <a:blip r:embed="rId9"/>
+                    <a:stretch>
+                      <a:fillRect/>
+                    </a:stretch>
+                  </pic:blipFill>
+                  <pic:spPr>
+                    <a:xfrm>
+                      <a:off x="0" y="0"/>
+                      <a:ext cx="5940425" cy="2642093"/>
+                    </a:xfrm>
+                    <a:prstGeom prst="rect">
+                      <a:avLst/>
+                    </a:prstGeom>
+                  </pic:spPr>
+                </pic:pic>
+              </a:graphicData>
+            </a:graphic>
+          </wp:inline>
+        </w:drawing>
+      </w:r>
+      <w:bookmarkStart w:id="0" w:name="_GoBack"/>
+      <w:bookmarkEnd w:id="0"/>
+    </w:p>
+    <w:p>
+      <w:pPr>
+        <w:pStyle w:val="NormalWeb"/>
+        <w:jc w:val="center"/>
+      </w:pPr>
+      <w:r>
+        <w:rPr>
+          <w:rStyle w:val="Strong"/>
+        </w:rPr>
+        <w:t>Hình 3:</w:t>
+      </w:r>
+      <w:r>
+        <w:t xml:space="preserve"> Trang thanh toán (PaymentPag</w:t>
+      </w:r>
+    </w:p>
+    <w:p>
+      <w:pPr>
+        <w:spacing w:before="60"/>
+      </w:pPr>
+    </w:p>
+    <w:p>
+      <w:pPr>
+        <w:pStyle w:val="Heading1"/>
+      </w:pPr>
+      <w:r>
+        <w:t>V. CHECKLIST ĐẦU RA — TUẦN 10</w:t>
+      </w:r>
+    </w:p>
+    <w:p>
+      <w:pPr>
+        <w:spacing w:before="60" w:after="60"/>
+      </w:pPr>
+      <w:proofErr w:type="gramStart"/>
+      <w:r>
+        <w:rPr>
+          <w:i/>
+          <w:iCs/>
+          <w:color w:val="7F8C8D"/>
+        </w:rPr>
+        <w:t>Đánh dấu ☑ vào cột "HT?" cho mỗi đầu ra đã hoàn thành.</w:t>
+      </w:r>
+      <w:proofErr w:type="gramEnd"/>
+      <w:r>
+        <w:rPr>
+          <w:i/>
+          <w:iCs/>
+          <w:color w:val="7F8C8D"/>
+        </w:rPr>
+        <w:t xml:space="preserve"> </w:t>
+      </w:r>
+      <w:proofErr w:type="gramStart"/>
+      <w:r>
+        <w:rPr>
+          <w:i/>
+          <w:iCs/>
+          <w:color w:val="7F8C8D"/>
+        </w:rPr>
+        <w:t>Ghi rõ file/folder/link lưu kết quả.</w:t>
+      </w:r>
+      <w:proofErr w:type="gramEnd"/>
     </w:p>
     <w:p>
       <w:pPr>
@@ -3468,12 +3202,6 @@
         <w:gridCol w:w="1414"/>
       </w:tblGrid>
       <w:tr>
-        <w:tblPrEx>
-          <w:tblCellMar>
-            <w:top w:w="0" w:type="dxa"/>
-            <w:bottom w:w="0" w:type="dxa"/>
-          </w:tblCellMar>
-        </w:tblPrEx>
         <w:tc>
           <w:tcPr>
             <w:tcW w:w="380" w:type="dxa"/>
@@ -3641,12 +3369,6 @@
         </w:tc>
       </w:tr>
       <w:tr>
-        <w:tblPrEx>
-          <w:tblCellMar>
-            <w:top w:w="0" w:type="dxa"/>
-            <w:bottom w:w="0" w:type="dxa"/>
-          </w:tblCellMar>
-        </w:tblPrEx>
         <w:tc>
           <w:tcPr>
             <w:tcW w:w="380" w:type="dxa"/>
@@ -3777,6 +3499,7 @@
                 <w:szCs w:val="24"/>
               </w:rPr>
             </w:pPr>
+            <w:proofErr w:type="gramStart"/>
             <w:r>
               <w:rPr>
                 <w:rFonts w:eastAsia="Calibri"/>
@@ -3784,35 +3507,9 @@
                 <w:sz w:val="24"/>
                 <w:szCs w:val="24"/>
               </w:rPr>
-              <w:t>src/App.jsx — const XxxPage = lazy(() =&gt; import(...))</w:t>
-            </w:r>
-          </w:p>
-        </w:tc>
-        <w:tc>
-          <w:tcPr>
-            <w:tcW w:w="1122" w:type="dxa"/>
-            <w:tcBorders>
-              <w:top w:val="single" w:sz="1" w:space="0" w:color="AAB7C4"/>
-              <w:left w:val="single" w:sz="1" w:space="0" w:color="AAB7C4"/>
-              <w:bottom w:val="single" w:sz="1" w:space="0" w:color="AAB7C4"/>
-              <w:right w:val="single" w:sz="1" w:space="0" w:color="AAB7C4"/>
-            </w:tcBorders>
-            <w:shd w:val="clear" w:color="auto" w:fill="F8F9FA"/>
-            <w:tcMar>
-              <w:top w:w="80" w:type="dxa"/>
-              <w:left w:w="120" w:type="dxa"/>
-              <w:bottom w:w="80" w:type="dxa"/>
-              <w:right w:w="120" w:type="dxa"/>
-            </w:tcMar>
-          </w:tcPr>
-          <w:p>
-            <w:pPr>
-              <w:spacing w:line="252" w:lineRule="auto"/>
-              <w:rPr>
-                <w:sz w:val="24"/>
-                <w:szCs w:val="24"/>
-              </w:rPr>
-            </w:pPr>
+              <w:t>src/App.jsx</w:t>
+            </w:r>
+            <w:proofErr w:type="gramEnd"/>
             <w:r>
               <w:rPr>
                 <w:rFonts w:eastAsia="Calibri"/>
@@ -3820,18 +3517,48 @@
                 <w:sz w:val="24"/>
                 <w:szCs w:val="24"/>
               </w:rPr>
+              <w:t xml:space="preserve"> — const XxxPage = lazy(() =&gt; import(...))</w:t>
+            </w:r>
+          </w:p>
+        </w:tc>
+        <w:tc>
+          <w:tcPr>
+            <w:tcW w:w="1122" w:type="dxa"/>
+            <w:tcBorders>
+              <w:top w:val="single" w:sz="1" w:space="0" w:color="AAB7C4"/>
+              <w:left w:val="single" w:sz="1" w:space="0" w:color="AAB7C4"/>
+              <w:bottom w:val="single" w:sz="1" w:space="0" w:color="AAB7C4"/>
+              <w:right w:val="single" w:sz="1" w:space="0" w:color="AAB7C4"/>
+            </w:tcBorders>
+            <w:shd w:val="clear" w:color="auto" w:fill="F8F9FA"/>
+            <w:tcMar>
+              <w:top w:w="80" w:type="dxa"/>
+              <w:left w:w="120" w:type="dxa"/>
+              <w:bottom w:w="80" w:type="dxa"/>
+              <w:right w:w="120" w:type="dxa"/>
+            </w:tcMar>
+          </w:tcPr>
+          <w:p>
+            <w:pPr>
+              <w:spacing w:line="252" w:lineRule="auto"/>
+              <w:rPr>
+                <w:sz w:val="24"/>
+                <w:szCs w:val="24"/>
+              </w:rPr>
+            </w:pPr>
+            <w:r>
+              <w:rPr>
+                <w:rFonts w:eastAsia="Calibri"/>
+                <w:color w:val="000000"/>
+                <w:sz w:val="24"/>
+                <w:szCs w:val="24"/>
+              </w:rPr>
               <w:t>6 pages tách chunk</w:t>
             </w:r>
           </w:p>
         </w:tc>
       </w:tr>
       <w:tr>
-        <w:tblPrEx>
-          <w:tblCellMar>
-            <w:top w:w="0" w:type="dxa"/>
-            <w:bottom w:w="0" w:type="dxa"/>
-          </w:tblCellMar>
-        </w:tblPrEx>
         <w:tc>
           <w:tcPr>
             <w:tcW w:w="380" w:type="dxa"/>
@@ -4011,12 +3738,6 @@
         </w:tc>
       </w:tr>
       <w:tr>
-        <w:tblPrEx>
-          <w:tblCellMar>
-            <w:top w:w="0" w:type="dxa"/>
-            <w:bottom w:w="0" w:type="dxa"/>
-          </w:tblCellMar>
-        </w:tblPrEx>
         <w:tc>
           <w:tcPr>
             <w:tcW w:w="380" w:type="dxa"/>
@@ -4196,12 +3917,6 @@
         </w:tc>
       </w:tr>
       <w:tr>
-        <w:tblPrEx>
-          <w:tblCellMar>
-            <w:top w:w="0" w:type="dxa"/>
-            <w:bottom w:w="0" w:type="dxa"/>
-          </w:tblCellMar>
-        </w:tblPrEx>
         <w:tc>
           <w:tcPr>
             <w:tcW w:w="380" w:type="dxa"/>
@@ -4381,12 +4096,6 @@
         </w:tc>
       </w:tr>
       <w:tr>
-        <w:tblPrEx>
-          <w:tblCellMar>
-            <w:top w:w="0" w:type="dxa"/>
-            <w:bottom w:w="0" w:type="dxa"/>
-          </w:tblCellMar>
-        </w:tblPrEx>
         <w:tc>
           <w:tcPr>
             <w:tcW w:w="380" w:type="dxa"/>
@@ -4566,12 +4275,6 @@
         </w:tc>
       </w:tr>
       <w:tr>
-        <w:tblPrEx>
-          <w:tblCellMar>
-            <w:top w:w="0" w:type="dxa"/>
-            <w:bottom w:w="0" w:type="dxa"/>
-          </w:tblCellMar>
-        </w:tblPrEx>
         <w:tc>
           <w:tcPr>
             <w:tcW w:w="380" w:type="dxa"/>
@@ -4751,12 +4454,6 @@
         </w:tc>
       </w:tr>
       <w:tr>
-        <w:tblPrEx>
-          <w:tblCellMar>
-            <w:top w:w="0" w:type="dxa"/>
-            <w:bottom w:w="0" w:type="dxa"/>
-          </w:tblCellMar>
-        </w:tblPrEx>
         <w:tc>
           <w:tcPr>
             <w:tcW w:w="380" w:type="dxa"/>
@@ -4819,7 +4516,17 @@
                 <w:sz w:val="24"/>
                 <w:szCs w:val="24"/>
               </w:rPr>
-              <w:t>Slide demo 8-10 trang (kiến trúc, tính năng, challenges)</w:t>
+              <w:t xml:space="preserve">Slide demo 8-10 </w:t>
+            </w:r>
+            <w:r>
+              <w:rPr>
+                <w:rFonts w:eastAsia="Calibri"/>
+                <w:color w:val="000000"/>
+                <w:sz w:val="24"/>
+                <w:szCs w:val="24"/>
+              </w:rPr>
+              <w:lastRenderedPageBreak/>
+              <w:t>trang (kiến trúc, tính năng, challenges)</w:t>
             </w:r>
           </w:p>
         </w:tc>
@@ -4858,6 +4565,7 @@
                 <w:sz w:val="24"/>
                 <w:szCs w:val="24"/>
               </w:rPr>
+              <w:lastRenderedPageBreak/>
               <w:t>[ ]</w:t>
             </w:r>
           </w:p>
@@ -4894,35 +4602,8 @@
                 <w:sz w:val="24"/>
                 <w:szCs w:val="24"/>
               </w:rPr>
-              <w:t>docs/week10-slide-demo.pptx hoặc Google Slides</w:t>
-            </w:r>
-          </w:p>
-        </w:tc>
-        <w:tc>
-          <w:tcPr>
-            <w:tcW w:w="1122" w:type="dxa"/>
-            <w:tcBorders>
-              <w:top w:val="single" w:sz="1" w:space="0" w:color="AAB7C4"/>
-              <w:left w:val="single" w:sz="1" w:space="0" w:color="AAB7C4"/>
-              <w:bottom w:val="single" w:sz="1" w:space="0" w:color="AAB7C4"/>
-              <w:right w:val="single" w:sz="1" w:space="0" w:color="AAB7C4"/>
-            </w:tcBorders>
-            <w:shd w:val="clear" w:color="auto" w:fill="F8F9FA"/>
-            <w:tcMar>
-              <w:top w:w="80" w:type="dxa"/>
-              <w:left w:w="120" w:type="dxa"/>
-              <w:bottom w:w="80" w:type="dxa"/>
-              <w:right w:w="120" w:type="dxa"/>
-            </w:tcMar>
-          </w:tcPr>
-          <w:p>
-            <w:pPr>
-              <w:spacing w:line="252" w:lineRule="auto"/>
-              <w:rPr>
-                <w:sz w:val="24"/>
-                <w:szCs w:val="24"/>
-              </w:rPr>
-            </w:pPr>
+              <w:t xml:space="preserve">docs/week10-slide-demo.pptx hoặc </w:t>
+            </w:r>
             <w:r>
               <w:rPr>
                 <w:rFonts w:eastAsia="Calibri"/>
@@ -4930,18 +4611,50 @@
                 <w:sz w:val="24"/>
                 <w:szCs w:val="24"/>
               </w:rPr>
+              <w:lastRenderedPageBreak/>
+              <w:t>Google Slides</w:t>
+            </w:r>
+          </w:p>
+        </w:tc>
+        <w:tc>
+          <w:tcPr>
+            <w:tcW w:w="1122" w:type="dxa"/>
+            <w:tcBorders>
+              <w:top w:val="single" w:sz="1" w:space="0" w:color="AAB7C4"/>
+              <w:left w:val="single" w:sz="1" w:space="0" w:color="AAB7C4"/>
+              <w:bottom w:val="single" w:sz="1" w:space="0" w:color="AAB7C4"/>
+              <w:right w:val="single" w:sz="1" w:space="0" w:color="AAB7C4"/>
+            </w:tcBorders>
+            <w:shd w:val="clear" w:color="auto" w:fill="F8F9FA"/>
+            <w:tcMar>
+              <w:top w:w="80" w:type="dxa"/>
+              <w:left w:w="120" w:type="dxa"/>
+              <w:bottom w:w="80" w:type="dxa"/>
+              <w:right w:w="120" w:type="dxa"/>
+            </w:tcMar>
+          </w:tcPr>
+          <w:p>
+            <w:pPr>
+              <w:spacing w:line="252" w:lineRule="auto"/>
+              <w:rPr>
+                <w:sz w:val="24"/>
+                <w:szCs w:val="24"/>
+              </w:rPr>
+            </w:pPr>
+            <w:r>
+              <w:rPr>
+                <w:rFonts w:eastAsia="Calibri"/>
+                <w:color w:val="000000"/>
+                <w:sz w:val="24"/>
+                <w:szCs w:val="24"/>
+              </w:rPr>
+              <w:lastRenderedPageBreak/>
               <w:t>đang làm</w:t>
             </w:r>
           </w:p>
         </w:tc>
       </w:tr>
       <w:tr>
-        <w:tblPrEx>
-          <w:tblCellMar>
-            <w:top w:w="0" w:type="dxa"/>
-            <w:bottom w:w="0" w:type="dxa"/>
-          </w:tblCellMar>
-        </w:tblPrEx>
         <w:tc>
           <w:tcPr>
             <w:tcW w:w="380" w:type="dxa"/>
@@ -5122,12 +4835,6 @@
         </w:tc>
       </w:tr>
       <w:tr>
-        <w:tblPrEx>
-          <w:tblCellMar>
-            <w:top w:w="0" w:type="dxa"/>
-            <w:bottom w:w="0" w:type="dxa"/>
-          </w:tblCellMar>
-        </w:tblPrEx>
         <w:tc>
           <w:tcPr>
             <w:tcW w:w="380" w:type="dxa"/>
@@ -5244,18 +4951,7 @@
                 <w:sz w:val="20"/>
                 <w:szCs w:val="20"/>
               </w:rPr>
-              <w:t>(Build/deploy đạt một phầ</w:t>
-            </w:r>
-            <w:r>
-              <w:rPr>
-                <w:rFonts w:ascii="Calibri" w:eastAsia="Calibri" w:hAnsi="Calibri" w:cs="Calibri"/>
-                <w:i/>
-                <w:iCs/>
-                <w:color w:val="000000"/>
-                <w:sz w:val="20"/>
-                <w:szCs w:val="20"/>
-              </w:rPr>
-              <w:t>n</w:t>
+              <w:t>(Build/deploy đạt một phần</w:t>
             </w:r>
           </w:p>
         </w:tc>
@@ -5310,13 +5006,23 @@
       <w:pPr>
         <w:spacing w:before="60" w:after="60"/>
       </w:pPr>
+      <w:proofErr w:type="gramStart"/>
       <w:r>
         <w:rPr>
           <w:i/>
           <w:iCs/>
           <w:color w:val="7F8C8D"/>
         </w:rPr>
-        <w:t>Liệt kê chi tiết các lỗi đã gặp. Nếu chưa fix được, ghi "Chưa fix" ở cột Trạng thái.</w:t>
+        <w:t>Liệt kê chi tiết các lỗi đã gặp.</w:t>
+      </w:r>
+      <w:proofErr w:type="gramEnd"/>
+      <w:r>
+        <w:rPr>
+          <w:i/>
+          <w:iCs/>
+          <w:color w:val="7F8C8D"/>
+        </w:rPr>
+        <w:t xml:space="preserve"> Nếu chưa fix được, ghi "Chưa fix" ở cột Trạng thái.</w:t>
       </w:r>
     </w:p>
     <w:p>
@@ -5350,12 +5056,6 @@
         <w:gridCol w:w="2000"/>
       </w:tblGrid>
       <w:tr>
-        <w:tblPrEx>
-          <w:tblCellMar>
-            <w:top w:w="0" w:type="dxa"/>
-            <w:bottom w:w="0" w:type="dxa"/>
-          </w:tblCellMar>
-        </w:tblPrEx>
         <w:tc>
           <w:tcPr>
             <w:tcW w:w="400" w:type="dxa"/>
@@ -5523,12 +5223,6 @@
         </w:tc>
       </w:tr>
       <w:tr>
-        <w:tblPrEx>
-          <w:tblCellMar>
-            <w:top w:w="0" w:type="dxa"/>
-            <w:bottom w:w="0" w:type="dxa"/>
-          </w:tblCellMar>
-        </w:tblPrEx>
         <w:tc>
           <w:tcPr>
             <w:tcW w:w="400" w:type="dxa"/>
@@ -5547,21 +5241,7 @@
             </w:tcMar>
           </w:tcPr>
           <w:p>
-            <w:pPr>
-              <w:spacing w:line="252" w:lineRule="auto"/>
-              <w:jc w:val="center"/>
-              <w:rPr>
-                <w:sz w:val="24"/>
-                <w:szCs w:val="24"/>
-              </w:rPr>
-            </w:pPr>
-            <w:r>
-              <w:rPr>
-                <w:rFonts w:eastAsia="Calibri"/>
-                <w:color w:val="000000"/>
-                <w:sz w:val="24"/>
-                <w:szCs w:val="24"/>
-              </w:rPr>
+            <w:r>
               <w:t>1</w:t>
             </w:r>
           </w:p>
@@ -5584,21 +5264,8 @@
             </w:tcMar>
           </w:tcPr>
           <w:p>
-            <w:pPr>
-              <w:spacing w:line="252" w:lineRule="auto"/>
-              <w:rPr>
-                <w:sz w:val="24"/>
-                <w:szCs w:val="24"/>
-              </w:rPr>
-            </w:pPr>
-            <w:r>
-              <w:rPr>
-                <w:rFonts w:eastAsia="Calibri"/>
-                <w:color w:val="000000"/>
-                <w:sz w:val="24"/>
-                <w:szCs w:val="24"/>
-              </w:rPr>
-              <w:t>404 Not Found khi refresh trang con trên Vercel</w:t>
+            <w:r>
+              <w:t>Một số API trả dữ liệu chậm khi tải trang</w:t>
             </w:r>
           </w:p>
         </w:tc>
@@ -5620,21 +5287,8 @@
             </w:tcMar>
           </w:tcPr>
           <w:p>
-            <w:pPr>
-              <w:spacing w:line="252" w:lineRule="auto"/>
-              <w:rPr>
-                <w:sz w:val="24"/>
-                <w:szCs w:val="24"/>
-              </w:rPr>
-            </w:pPr>
-            <w:r>
-              <w:rPr>
-                <w:rFonts w:eastAsia="Calibri"/>
-                <w:color w:val="000000"/>
-                <w:sz w:val="24"/>
-                <w:szCs w:val="24"/>
-              </w:rPr>
-              <w:t>SPA không có server route; Vercel trả 404 cho path không tồn tại</w:t>
+            <w:r>
+              <w:t>Kết nối mạng và thời gian phản hồi của server</w:t>
             </w:r>
           </w:p>
         </w:tc>
@@ -5656,21 +5310,8 @@
             </w:tcMar>
           </w:tcPr>
           <w:p>
-            <w:pPr>
-              <w:spacing w:line="252" w:lineRule="auto"/>
-              <w:rPr>
-                <w:sz w:val="24"/>
-                <w:szCs w:val="24"/>
-              </w:rPr>
-            </w:pPr>
-            <w:r>
-              <w:rPr>
-                <w:rFonts w:eastAsia="Calibri"/>
-                <w:color w:val="000000"/>
-                <w:sz w:val="24"/>
-                <w:szCs w:val="24"/>
-              </w:rPr>
-              <w:t>Thêm rewrites về /index.html trong vercel.json</w:t>
+            <w:r>
+              <w:t>Bổ sung xử lý loading và kiểm tra dữ liệu trả về</w:t>
             </w:r>
           </w:p>
         </w:tc>
@@ -5692,35 +5333,13 @@
             </w:tcMar>
           </w:tcPr>
           <w:p>
-            <w:pPr>
-              <w:spacing w:line="252" w:lineRule="auto"/>
-              <w:jc w:val="center"/>
-              <w:rPr>
-                <w:sz w:val="24"/>
-                <w:szCs w:val="24"/>
-              </w:rPr>
-            </w:pPr>
-            <w:r>
-              <w:rPr>
-                <w:rFonts w:eastAsia="Calibri"/>
-                <w:b/>
-                <w:bCs/>
-                <w:color w:val="375623"/>
-                <w:sz w:val="24"/>
-                <w:szCs w:val="24"/>
-              </w:rPr>
+            <w:r>
               <w:t>Đã fix</w:t>
             </w:r>
           </w:p>
         </w:tc>
       </w:tr>
       <w:tr>
-        <w:tblPrEx>
-          <w:tblCellMar>
-            <w:top w:w="0" w:type="dxa"/>
-            <w:bottom w:w="0" w:type="dxa"/>
-          </w:tblCellMar>
-        </w:tblPrEx>
         <w:tc>
           <w:tcPr>
             <w:tcW w:w="400" w:type="dxa"/>
@@ -5739,21 +5358,7 @@
             </w:tcMar>
           </w:tcPr>
           <w:p>
-            <w:pPr>
-              <w:spacing w:line="252" w:lineRule="auto"/>
-              <w:jc w:val="center"/>
-              <w:rPr>
-                <w:sz w:val="24"/>
-                <w:szCs w:val="24"/>
-              </w:rPr>
-            </w:pPr>
-            <w:r>
-              <w:rPr>
-                <w:rFonts w:eastAsia="Calibri"/>
-                <w:color w:val="000000"/>
-                <w:sz w:val="24"/>
-                <w:szCs w:val="24"/>
-              </w:rPr>
+            <w:r>
               <w:t>2</w:t>
             </w:r>
           </w:p>
@@ -5776,21 +5381,8 @@
             </w:tcMar>
           </w:tcPr>
           <w:p>
-            <w:pPr>
-              <w:spacing w:line="252" w:lineRule="auto"/>
-              <w:rPr>
-                <w:sz w:val="24"/>
-                <w:szCs w:val="24"/>
-              </w:rPr>
-            </w:pPr>
-            <w:r>
-              <w:rPr>
-                <w:rFonts w:eastAsia="Calibri"/>
-                <w:color w:val="000000"/>
-                <w:sz w:val="24"/>
-                <w:szCs w:val="24"/>
-              </w:rPr>
-              <w:t>Warning: Some chunks are larger than 500 kB after build</w:t>
+            <w:r>
+              <w:t>Một số trang chưa hiển thị đúng dữ liệu sau khi cập nhật</w:t>
             </w:r>
           </w:p>
         </w:tc>
@@ -5812,21 +5404,8 @@
             </w:tcMar>
           </w:tcPr>
           <w:p>
-            <w:pPr>
-              <w:spacing w:line="252" w:lineRule="auto"/>
-              <w:rPr>
-                <w:sz w:val="24"/>
-                <w:szCs w:val="24"/>
-              </w:rPr>
-            </w:pPr>
-            <w:r>
-              <w:rPr>
-                <w:rFonts w:eastAsia="Calibri"/>
-                <w:color w:val="000000"/>
-                <w:sz w:val="24"/>
-                <w:szCs w:val="24"/>
-              </w:rPr>
-              <w:t>Vendor React + thư viện gộp vào 1 chunk lớn</w:t>
+            <w:r>
+              <w:t>State chưa được cập nhật sau khi gọi API</w:t>
             </w:r>
           </w:p>
         </w:tc>
@@ -5848,21 +5427,8 @@
             </w:tcMar>
           </w:tcPr>
           <w:p>
-            <w:pPr>
-              <w:spacing w:line="252" w:lineRule="auto"/>
-              <w:rPr>
-                <w:sz w:val="24"/>
-                <w:szCs w:val="24"/>
-              </w:rPr>
-            </w:pPr>
-            <w:r>
-              <w:rPr>
-                <w:rFonts w:eastAsia="Calibri"/>
-                <w:color w:val="000000"/>
-                <w:sz w:val="24"/>
-                <w:szCs w:val="24"/>
-              </w:rPr>
-              <w:t>Cấu hình manualChunks tách react-vendor/ui-vendor</w:t>
+            <w:r>
+              <w:t>Thực hiện cập nhật lại state sau khi request thành công</w:t>
             </w:r>
           </w:p>
         </w:tc>
@@ -5884,35 +5450,13 @@
             </w:tcMar>
           </w:tcPr>
           <w:p>
-            <w:pPr>
-              <w:spacing w:line="252" w:lineRule="auto"/>
-              <w:jc w:val="center"/>
-              <w:rPr>
-                <w:sz w:val="24"/>
-                <w:szCs w:val="24"/>
-              </w:rPr>
-            </w:pPr>
-            <w:r>
-              <w:rPr>
-                <w:rFonts w:eastAsia="Calibri"/>
-                <w:b/>
-                <w:bCs/>
-                <w:color w:val="375623"/>
-                <w:sz w:val="24"/>
-                <w:szCs w:val="24"/>
-              </w:rPr>
+            <w:r>
               <w:t>Đã fix</w:t>
             </w:r>
           </w:p>
         </w:tc>
       </w:tr>
       <w:tr>
-        <w:tblPrEx>
-          <w:tblCellMar>
-            <w:top w:w="0" w:type="dxa"/>
-            <w:bottom w:w="0" w:type="dxa"/>
-          </w:tblCellMar>
-        </w:tblPrEx>
         <w:tc>
           <w:tcPr>
             <w:tcW w:w="400" w:type="dxa"/>
@@ -5931,21 +5475,7 @@
             </w:tcMar>
           </w:tcPr>
           <w:p>
-            <w:pPr>
-              <w:spacing w:line="252" w:lineRule="auto"/>
-              <w:jc w:val="center"/>
-              <w:rPr>
-                <w:sz w:val="24"/>
-                <w:szCs w:val="24"/>
-              </w:rPr>
-            </w:pPr>
-            <w:r>
-              <w:rPr>
-                <w:rFonts w:eastAsia="Calibri"/>
-                <w:color w:val="000000"/>
-                <w:sz w:val="24"/>
-                <w:szCs w:val="24"/>
-              </w:rPr>
+            <w:r>
               <w:t>3</w:t>
             </w:r>
           </w:p>
@@ -5968,21 +5498,8 @@
             </w:tcMar>
           </w:tcPr>
           <w:p>
-            <w:pPr>
-              <w:spacing w:line="252" w:lineRule="auto"/>
-              <w:rPr>
-                <w:sz w:val="24"/>
-                <w:szCs w:val="24"/>
-              </w:rPr>
-            </w:pPr>
-            <w:r>
-              <w:rPr>
-                <w:rFonts w:eastAsia="Calibri"/>
-                <w:color w:val="000000"/>
-                <w:sz w:val="24"/>
-                <w:szCs w:val="24"/>
-              </w:rPr>
-              <w:t>Suspense fallback nhấp nháy khi mạng nhanh</w:t>
+            <w:r>
+              <w:t>Một số giao diện hiển thị chưa đồng nhất trên thiết bị nhỏ</w:t>
             </w:r>
           </w:p>
         </w:tc>
@@ -6004,21 +5521,8 @@
             </w:tcMar>
           </w:tcPr>
           <w:p>
-            <w:pPr>
-              <w:spacing w:line="252" w:lineRule="auto"/>
-              <w:rPr>
-                <w:sz w:val="24"/>
-                <w:szCs w:val="24"/>
-              </w:rPr>
-            </w:pPr>
-            <w:r>
-              <w:rPr>
-                <w:rFonts w:eastAsia="Calibri"/>
-                <w:color w:val="000000"/>
-                <w:sz w:val="24"/>
-                <w:szCs w:val="24"/>
-              </w:rPr>
-              <w:t>Chunk tải quá nhanh, Spinner hiện rồi ẩn ngay</w:t>
+            <w:r>
+              <w:t>CSS chưa tối ưu Responsive</w:t>
             </w:r>
           </w:p>
         </w:tc>
@@ -6040,21 +5544,8 @@
             </w:tcMar>
           </w:tcPr>
           <w:p>
-            <w:pPr>
-              <w:spacing w:line="252" w:lineRule="auto"/>
-              <w:rPr>
-                <w:sz w:val="24"/>
-                <w:szCs w:val="24"/>
-              </w:rPr>
-            </w:pPr>
-            <w:r>
-              <w:rPr>
-                <w:rFonts w:eastAsia="Calibri"/>
-                <w:color w:val="000000"/>
-                <w:sz w:val="24"/>
-                <w:szCs w:val="24"/>
-              </w:rPr>
-              <w:t>Giữ Spinner tối giản; cân nhắc delay hiển thị tối thiểu</w:t>
+            <w:r>
+              <w:t>Điều chỉnh lại bố cục và kích thước giao diện</w:t>
             </w:r>
           </w:p>
         </w:tc>
@@ -6076,35 +5567,13 @@
             </w:tcMar>
           </w:tcPr>
           <w:p>
-            <w:pPr>
-              <w:spacing w:line="252" w:lineRule="auto"/>
-              <w:jc w:val="center"/>
-              <w:rPr>
-                <w:sz w:val="24"/>
-                <w:szCs w:val="24"/>
-              </w:rPr>
-            </w:pPr>
-            <w:r>
-              <w:rPr>
-                <w:rFonts w:eastAsia="Calibri"/>
-                <w:b/>
-                <w:bCs/>
-                <w:color w:val="375623"/>
-                <w:sz w:val="24"/>
-                <w:szCs w:val="24"/>
-              </w:rPr>
+            <w:r>
               <w:t>Đã fix</w:t>
             </w:r>
           </w:p>
         </w:tc>
       </w:tr>
       <w:tr>
-        <w:tblPrEx>
-          <w:tblCellMar>
-            <w:top w:w="0" w:type="dxa"/>
-            <w:bottom w:w="0" w:type="dxa"/>
-          </w:tblCellMar>
-        </w:tblPrEx>
         <w:tc>
           <w:tcPr>
             <w:tcW w:w="400" w:type="dxa"/>
@@ -6301,93 +5770,200 @@
         <w:pStyle w:val="Heading2"/>
       </w:pPr>
       <w:r>
-        <w:t>6.2. Hạn chế về kiến thức &amp;</w:t>
-      </w:r>
-      <w:r>
-        <w:t xml:space="preserve"> chất lượng</w:t>
-      </w:r>
-    </w:p>
-    <w:p>
-      <w:pPr>
-        <w:pStyle w:val="ListParagraph"/>
-        <w:numPr>
-          <w:ilvl w:val="0"/>
-          <w:numId w:val="5"/>
-        </w:numPr>
-        <w:spacing w:after="80" w:line="264" w:lineRule="auto"/>
+        <w:t>6.2. Hạn chế về kiến thức &amp; chất lượng</w:t>
+      </w:r>
+    </w:p>
+    <w:p>
+      <w:pPr>
         <w:rPr>
           <w:sz w:val="24"/>
           <w:szCs w:val="24"/>
         </w:rPr>
       </w:pPr>
+      <w:proofErr w:type="gramStart"/>
       <w:r>
         <w:rPr>
-          <w:rFonts w:eastAsia="Calibri"/>
-          <w:color w:val="000000"/>
+          <w:rFonts w:hAnsi="Symbol"/>
           <w:sz w:val="24"/>
           <w:szCs w:val="24"/>
         </w:rPr>
-        <w:t>Lý thuyết chưa nắm vững: sự khác nhau giữa code splitting theo route và theo component; khi nào nên prefetch chunk; cơ chế Error Boundary phối hợp với Suspense khi chunk tải lỗi.</w:t>
-      </w:r>
-    </w:p>
-    <w:p>
-      <w:pPr>
-        <w:pStyle w:val="ListParagraph"/>
-        <w:numPr>
-          <w:ilvl w:val="0"/>
-          <w:numId w:val="5"/>
-        </w:numPr>
-        <w:spacing w:after="80" w:line="264" w:lineRule="auto"/>
+        <w:t></w:t>
+      </w:r>
+      <w:r>
         <w:rPr>
           <w:sz w:val="24"/>
           <w:szCs w:val="24"/>
         </w:rPr>
-      </w:pPr>
-      <w:r>
-        <w:rPr>
-          <w:rFonts w:eastAsia="Calibri"/>
-          <w:color w:val="000000"/>
-          <w:sz w:val="24"/>
-          <w:szCs w:val="24"/>
-        </w:rPr>
-        <w:t>Tính năng chưa hoàn thiện: slide demo và video demo đang làm dở; chưa thêm Error Boundary bọc Suspense; Toast chưa chống trùng khi bấm nhanh.</w:t>
-      </w:r>
-    </w:p>
-    <w:p>
-      <w:pPr>
-        <w:pStyle w:val="ListParagraph"/>
-        <w:numPr>
-          <w:ilvl w:val="0"/>
-          <w:numId w:val="5"/>
-        </w:numPr>
-        <w:spacing w:after="80" w:line="264" w:lineRule="auto"/>
+        <w:t xml:space="preserve">  Nhóm</w:t>
+      </w:r>
+      <w:proofErr w:type="gramEnd"/>
+      <w:r>
         <w:rPr>
           <w:sz w:val="24"/>
           <w:szCs w:val="24"/>
         </w:rPr>
-      </w:pPr>
-      <w:r>
+        <w:t xml:space="preserve"> đã hoàn thiện các chức năng chính của hệ thống, tuy nhiên vẫn cần tối ưu thêm hiệu năng khi tải dữ liệu từ API. </w:t>
+      </w:r>
+    </w:p>
+    <w:p>
+      <w:pPr>
         <w:rPr>
-          <w:rFonts w:eastAsia="Calibri"/>
-          <w:color w:val="000000"/>
           <w:sz w:val="24"/>
           <w:szCs w:val="24"/>
         </w:rPr>
-        <w:t>Câu hỏi cho giảng viên: nên deploy frontend (Vercel) và backend Express (Render/Railway) tách riêng hay gộp? Cách quản lý biến môi trường API base URL giữa dev và production cho đúng chuẩn?</w:t>
-      </w:r>
-      <w:bookmarkStart w:id="0" w:name="_GoBack"/>
-      <w:bookmarkEnd w:id="0"/>
-    </w:p>
-    <w:p>
-      <w:pPr>
-        <w:pStyle w:val="ListParagraph"/>
+      </w:pPr>
+      <w:proofErr w:type="gramStart"/>
+      <w:r>
+        <w:rPr>
+          <w:rFonts w:hAnsi="Symbol"/>
+          <w:sz w:val="24"/>
+          <w:szCs w:val="24"/>
+        </w:rPr>
+        <w:t></w:t>
+      </w:r>
+      <w:r>
+        <w:rPr>
+          <w:sz w:val="24"/>
+          <w:szCs w:val="24"/>
+        </w:rPr>
+        <w:t xml:space="preserve">  Giao</w:t>
+      </w:r>
+      <w:proofErr w:type="gramEnd"/>
+      <w:r>
+        <w:rPr>
+          <w:sz w:val="24"/>
+          <w:szCs w:val="24"/>
+        </w:rPr>
+        <w:t xml:space="preserve"> diện trên một số màn hình nhỏ vẫn cần được cải thiện để nâng cao trải nghiệm người dùng. </w:t>
+      </w:r>
+    </w:p>
+    <w:p>
+      <w:pPr>
+        <w:rPr>
+          <w:sz w:val="24"/>
+          <w:szCs w:val="24"/>
+        </w:rPr>
+      </w:pPr>
+      <w:proofErr w:type="gramStart"/>
+      <w:r>
+        <w:rPr>
+          <w:rFonts w:hAnsi="Symbol"/>
+          <w:sz w:val="24"/>
+          <w:szCs w:val="24"/>
+        </w:rPr>
+        <w:t></w:t>
+      </w:r>
+      <w:r>
+        <w:rPr>
+          <w:sz w:val="24"/>
+          <w:szCs w:val="24"/>
+        </w:rPr>
+        <w:t xml:space="preserve">  Một</w:t>
+      </w:r>
+      <w:proofErr w:type="gramEnd"/>
+      <w:r>
+        <w:rPr>
+          <w:sz w:val="24"/>
+          <w:szCs w:val="24"/>
+        </w:rPr>
+        <w:t xml:space="preserve"> số chức năng nâng cao như thông báo thời gian thực và tối ưu cache dữ liệu chưa được triển khai. </w:t>
+      </w:r>
+    </w:p>
+    <w:p>
+      <w:pPr>
         <w:spacing w:before="40" w:after="40"/>
-        <w:ind w:left="720"/>
-      </w:pPr>
+      </w:pPr>
+      <w:proofErr w:type="gramStart"/>
+      <w:r>
+        <w:rPr>
+          <w:rFonts w:hAnsi="Symbol"/>
+          <w:sz w:val="24"/>
+          <w:szCs w:val="24"/>
+        </w:rPr>
+        <w:t></w:t>
+      </w:r>
+      <w:r>
+        <w:rPr>
+          <w:sz w:val="24"/>
+          <w:szCs w:val="24"/>
+        </w:rPr>
+        <w:t xml:space="preserve">  </w:t>
+      </w:r>
+      <w:r>
+        <w:rPr>
+          <w:b/>
+          <w:bCs/>
+          <w:sz w:val="24"/>
+          <w:szCs w:val="24"/>
+        </w:rPr>
+        <w:t>Câu</w:t>
+      </w:r>
+      <w:proofErr w:type="gramEnd"/>
+      <w:r>
+        <w:rPr>
+          <w:b/>
+          <w:bCs/>
+          <w:sz w:val="24"/>
+          <w:szCs w:val="24"/>
+        </w:rPr>
+        <w:t xml:space="preserve"> hỏi muốn trao đổi với giảng viên:</w:t>
+      </w:r>
+      <w:r>
+        <w:rPr>
+          <w:sz w:val="24"/>
+          <w:szCs w:val="24"/>
+        </w:rPr>
+        <w:t xml:space="preserve"> Trong các dự án React có nhiều module và nhiều API như TicketNow, nên tổ chức cấu trúc thư mục </w:t>
+      </w:r>
+      <w:r>
+        <w:rPr>
+          <w:rFonts w:ascii="Courier New" w:hAnsi="Courier New" w:cs="Courier New"/>
+          <w:sz w:val="20"/>
+          <w:szCs w:val="20"/>
+        </w:rPr>
+        <w:t>api</w:t>
+      </w:r>
+      <w:r>
+        <w:rPr>
+          <w:sz w:val="24"/>
+          <w:szCs w:val="24"/>
+        </w:rPr>
+        <w:t xml:space="preserve">, </w:t>
+      </w:r>
+      <w:r>
+        <w:rPr>
+          <w:rFonts w:ascii="Courier New" w:hAnsi="Courier New" w:cs="Courier New"/>
+          <w:sz w:val="20"/>
+          <w:szCs w:val="20"/>
+        </w:rPr>
+        <w:t>components</w:t>
+      </w:r>
+      <w:r>
+        <w:rPr>
+          <w:sz w:val="24"/>
+          <w:szCs w:val="24"/>
+        </w:rPr>
+        <w:t xml:space="preserve"> và </w:t>
+      </w:r>
+      <w:r>
+        <w:rPr>
+          <w:rFonts w:ascii="Courier New" w:hAnsi="Courier New" w:cs="Courier New"/>
+          <w:sz w:val="20"/>
+          <w:szCs w:val="20"/>
+        </w:rPr>
+        <w:t>pages</w:t>
+      </w:r>
+      <w:r>
+        <w:rPr>
+          <w:sz w:val="24"/>
+          <w:szCs w:val="24"/>
+        </w:rPr>
+        <w:t xml:space="preserve"> như thế nào để dễ mở rộng và bảo trì khi dự án phát triển lớn hơn?</w:t>
+      </w:r>
     </w:p>
     <w:sectPr>
-      <w:headerReference w:type="default" r:id="rId7"/>
-      <w:footerReference w:type="default" r:id="rId8"/>
+      <w:headerReference w:type="default" r:id="rId10"/>
+      <w:footerReference w:type="default" r:id="rId11"/>
       <w:pgSz w:w="11906" w:h="16838"/>
       <w:pgMar w:top="1134" w:right="850" w:bottom="1134" w:left="1701" w:header="708" w:footer="708" w:gutter="0"/>
       <w:cols w:space="720"/>
@@ -6398,7 +5974,7 @@
 </file>
 
 <file path=word/endnotes.xml><?xml version="1.0" encoding="utf-8"?>
-<w:endnotes xmlns:wpc="http://schemas.microsoft.com/office/word/2010/wordprocessingCanvas" xmlns:mc="http://schemas.openxmlformats.org/markup-compatibility/2006" xmlns:o="urn:schemas-microsoft-com:office:office" xmlns:r="http://schemas.openxmlformats.org/officeDocument/2006/relationships" xmlns:m="http://schemas.openxmlformats.org/officeDocument/2006/math" xmlns:v="urn:schemas-microsoft-com:vml" xmlns:wp14="http://schemas.microsoft.com/office/word/2010/wordprocessingDrawing" xmlns:wp="http://schemas.openxmlformats.org/drawingml/2006/wordprocessingDrawing" xmlns:w10="urn:schemas-microsoft-com:office:word" xmlns:w="http://schemas.openxmlformats.org/wordprocessingml/2006/main" xmlns:w14="http://schemas.microsoft.com/office/word/2010/wordml" xmlns:w15="http://schemas.microsoft.com/office/word/2012/wordml" xmlns:wpg="http://schemas.microsoft.com/office/word/2010/wordprocessingGroup" xmlns:wpi="http://schemas.microsoft.com/office/word/2010/wordprocessingInk" xmlns:wne="http://schemas.microsoft.com/office/word/2006/wordml" xmlns:wps="http://schemas.microsoft.com/office/word/2010/wordprocessingShape" mc:Ignorable="w14 w15 wp14">
+<w:endnotes xmlns:wpc="http://schemas.microsoft.com/office/word/2010/wordprocessingCanvas" xmlns:mc="http://schemas.openxmlformats.org/markup-compatibility/2006" xmlns:o="urn:schemas-microsoft-com:office:office" xmlns:r="http://schemas.openxmlformats.org/officeDocument/2006/relationships" xmlns:m="http://schemas.openxmlformats.org/officeDocument/2006/math" xmlns:v="urn:schemas-microsoft-com:vml" xmlns:wp14="http://schemas.microsoft.com/office/word/2010/wordprocessingDrawing" xmlns:wp="http://schemas.openxmlformats.org/drawingml/2006/wordprocessingDrawing" xmlns:w10="urn:schemas-microsoft-com:office:word" xmlns:w="http://schemas.openxmlformats.org/wordprocessingml/2006/main" xmlns:w14="http://schemas.microsoft.com/office/word/2010/wordml" xmlns:wpg="http://schemas.microsoft.com/office/word/2010/wordprocessingGroup" xmlns:wpi="http://schemas.microsoft.com/office/word/2010/wordprocessingInk" xmlns:wne="http://schemas.microsoft.com/office/word/2006/wordml" xmlns:wps="http://schemas.microsoft.com/office/word/2010/wordprocessingShape" mc:Ignorable="w14 wp14">
   <w:endnote w:type="separator" w:id="-1">
     <w:p>
       <w:r>
@@ -6417,7 +5993,7 @@
 </file>
 
 <file path=word/footer1.xml><?xml version="1.0" encoding="utf-8"?>
-<w:ftr xmlns:wpc="http://schemas.microsoft.com/office/word/2010/wordprocessingCanvas" xmlns:mc="http://schemas.openxmlformats.org/markup-compatibility/2006" xmlns:o="urn:schemas-microsoft-com:office:office" xmlns:r="http://schemas.openxmlformats.org/officeDocument/2006/relationships" xmlns:m="http://schemas.openxmlformats.org/officeDocument/2006/math" xmlns:v="urn:schemas-microsoft-com:vml" xmlns:wp14="http://schemas.microsoft.com/office/word/2010/wordprocessingDrawing" xmlns:wp="http://schemas.openxmlformats.org/drawingml/2006/wordprocessingDrawing" xmlns:w10="urn:schemas-microsoft-com:office:word" xmlns:w="http://schemas.openxmlformats.org/wordprocessingml/2006/main" xmlns:w14="http://schemas.microsoft.com/office/word/2010/wordml" xmlns:w15="http://schemas.microsoft.com/office/word/2012/wordml" xmlns:wpg="http://schemas.microsoft.com/office/word/2010/wordprocessingGroup" xmlns:wpi="http://schemas.microsoft.com/office/word/2010/wordprocessingInk" xmlns:wne="http://schemas.microsoft.com/office/word/2006/wordml" xmlns:wps="http://schemas.microsoft.com/office/word/2010/wordprocessingShape" mc:Ignorable="w14 w15 wp14">
+<w:ftr xmlns:wpc="http://schemas.microsoft.com/office/word/2010/wordprocessingCanvas" xmlns:mc="http://schemas.openxmlformats.org/markup-compatibility/2006" xmlns:o="urn:schemas-microsoft-com:office:office" xmlns:r="http://schemas.openxmlformats.org/officeDocument/2006/relationships" xmlns:m="http://schemas.openxmlformats.org/officeDocument/2006/math" xmlns:v="urn:schemas-microsoft-com:vml" xmlns:wp14="http://schemas.microsoft.com/office/word/2010/wordprocessingDrawing" xmlns:wp="http://schemas.openxmlformats.org/drawingml/2006/wordprocessingDrawing" xmlns:w10="urn:schemas-microsoft-com:office:word" xmlns:w="http://schemas.openxmlformats.org/wordprocessingml/2006/main" xmlns:w14="http://schemas.microsoft.com/office/word/2010/wordml" xmlns:wpg="http://schemas.microsoft.com/office/word/2010/wordprocessingGroup" xmlns:wpi="http://schemas.microsoft.com/office/word/2010/wordprocessingInk" xmlns:wne="http://schemas.microsoft.com/office/word/2006/wordml" xmlns:wps="http://schemas.microsoft.com/office/word/2010/wordprocessingShape" mc:Ignorable="w14 wp14">
   <w:p>
     <w:pPr>
       <w:jc w:val="center"/>
@@ -6428,7 +6004,25 @@
         <w:sz w:val="20"/>
         <w:szCs w:val="20"/>
       </w:rPr>
-      <w:t xml:space="preserve">FPT University — FER202 ReactJS  |  Trang </w:t>
+      <w:t xml:space="preserve">FPT University — FER202 </w:t>
+    </w:r>
+    <w:proofErr w:type="gramStart"/>
+    <w:r>
+      <w:rPr>
+        <w:color w:val="7F8C8D"/>
+        <w:sz w:val="20"/>
+        <w:szCs w:val="20"/>
+      </w:rPr>
+      <w:t>ReactJS  |</w:t>
+    </w:r>
+    <w:proofErr w:type="gramEnd"/>
+    <w:r>
+      <w:rPr>
+        <w:color w:val="7F8C8D"/>
+        <w:sz w:val="20"/>
+        <w:szCs w:val="20"/>
+      </w:rPr>
+      <w:t xml:space="preserve">  Trang </w:t>
     </w:r>
     <w:r>
       <w:rPr>
@@ -6461,7 +6055,7 @@
         <w:sz w:val="20"/>
         <w:szCs w:val="20"/>
       </w:rPr>
-      <w:t>1</w:t>
+      <w:t>5</w:t>
     </w:r>
     <w:r>
       <w:rPr>
@@ -6510,7 +6104,7 @@
         <w:sz w:val="20"/>
         <w:szCs w:val="20"/>
       </w:rPr>
-      <w:t>5</w:t>
+      <w:t>6</w:t>
     </w:r>
     <w:r>
       <w:rPr>
@@ -6525,7 +6119,7 @@
 </file>
 
 <file path=word/footnotes.xml><?xml version="1.0" encoding="utf-8"?>
-<w:footnotes xmlns:wpc="http://schemas.microsoft.com/office/word/2010/wordprocessingCanvas" xmlns:mc="http://schemas.openxmlformats.org/markup-compatibility/2006" xmlns:o="urn:schemas-microsoft-com:office:office" xmlns:r="http://schemas.openxmlformats.org/officeDocument/2006/relationships" xmlns:m="http://schemas.openxmlformats.org/officeDocument/2006/math" xmlns:v="urn:schemas-microsoft-com:vml" xmlns:wp14="http://schemas.microsoft.com/office/word/2010/wordprocessingDrawing" xmlns:wp="http://schemas.openxmlformats.org/drawingml/2006/wordprocessingDrawing" xmlns:w10="urn:schemas-microsoft-com:office:word" xmlns:w="http://schemas.openxmlformats.org/wordprocessingml/2006/main" xmlns:w14="http://schemas.microsoft.com/office/word/2010/wordml" xmlns:w15="http://schemas.microsoft.com/office/word/2012/wordml" xmlns:wpg="http://schemas.microsoft.com/office/word/2010/wordprocessingGroup" xmlns:wpi="http://schemas.microsoft.com/office/word/2010/wordprocessingInk" xmlns:wne="http://schemas.microsoft.com/office/word/2006/wordml" xmlns:wps="http://schemas.microsoft.com/office/word/2010/wordprocessingShape" mc:Ignorable="w14 w15 wp14">
+<w:footnotes xmlns:wpc="http://schemas.microsoft.com/office/word/2010/wordprocessingCanvas" xmlns:mc="http://schemas.openxmlformats.org/markup-compatibility/2006" xmlns:o="urn:schemas-microsoft-com:office:office" xmlns:r="http://schemas.openxmlformats.org/officeDocument/2006/relationships" xmlns:m="http://schemas.openxmlformats.org/officeDocument/2006/math" xmlns:v="urn:schemas-microsoft-com:vml" xmlns:wp14="http://schemas.microsoft.com/office/word/2010/wordprocessingDrawing" xmlns:wp="http://schemas.openxmlformats.org/drawingml/2006/wordprocessingDrawing" xmlns:w10="urn:schemas-microsoft-com:office:word" xmlns:w="http://schemas.openxmlformats.org/wordprocessingml/2006/main" xmlns:w14="http://schemas.microsoft.com/office/word/2010/wordml" xmlns:wpg="http://schemas.microsoft.com/office/word/2010/wordprocessingGroup" xmlns:wpi="http://schemas.microsoft.com/office/word/2010/wordprocessingInk" xmlns:wne="http://schemas.microsoft.com/office/word/2006/wordml" xmlns:wps="http://schemas.microsoft.com/office/word/2010/wordprocessingShape" mc:Ignorable="w14 wp14">
   <w:footnote w:type="separator" w:id="-1">
     <w:p>
       <w:r>
@@ -6544,7 +6138,7 @@
 </file>
 
 <file path=word/header1.xml><?xml version="1.0" encoding="utf-8"?>
-<w:hdr xmlns:wpc="http://schemas.microsoft.com/office/word/2010/wordprocessingCanvas" xmlns:mc="http://schemas.openxmlformats.org/markup-compatibility/2006" xmlns:o="urn:schemas-microsoft-com:office:office" xmlns:r="http://schemas.openxmlformats.org/officeDocument/2006/relationships" xmlns:m="http://schemas.openxmlformats.org/officeDocument/2006/math" xmlns:v="urn:schemas-microsoft-com:vml" xmlns:wp14="http://schemas.microsoft.com/office/word/2010/wordprocessingDrawing" xmlns:wp="http://schemas.openxmlformats.org/drawingml/2006/wordprocessingDrawing" xmlns:w10="urn:schemas-microsoft-com:office:word" xmlns:w="http://schemas.openxmlformats.org/wordprocessingml/2006/main" xmlns:w14="http://schemas.microsoft.com/office/word/2010/wordml" xmlns:w15="http://schemas.microsoft.com/office/word/2012/wordml" xmlns:wpg="http://schemas.microsoft.com/office/word/2010/wordprocessingGroup" xmlns:wpi="http://schemas.microsoft.com/office/word/2010/wordprocessingInk" xmlns:wne="http://schemas.microsoft.com/office/word/2006/wordml" xmlns:wps="http://schemas.microsoft.com/office/word/2010/wordprocessingShape" mc:Ignorable="w14 w15 wp14">
+<w:hdr xmlns:wpc="http://schemas.microsoft.com/office/word/2010/wordprocessingCanvas" xmlns:mc="http://schemas.openxmlformats.org/markup-compatibility/2006" xmlns:o="urn:schemas-microsoft-com:office:office" xmlns:r="http://schemas.openxmlformats.org/officeDocument/2006/relationships" xmlns:m="http://schemas.openxmlformats.org/officeDocument/2006/math" xmlns:v="urn:schemas-microsoft-com:vml" xmlns:wp14="http://schemas.microsoft.com/office/word/2010/wordprocessingDrawing" xmlns:wp="http://schemas.openxmlformats.org/drawingml/2006/wordprocessingDrawing" xmlns:w10="urn:schemas-microsoft-com:office:word" xmlns:w="http://schemas.openxmlformats.org/wordprocessingml/2006/main" xmlns:w14="http://schemas.microsoft.com/office/word/2010/wordml" xmlns:wpg="http://schemas.microsoft.com/office/word/2010/wordprocessingGroup" xmlns:wpi="http://schemas.microsoft.com/office/word/2010/wordprocessingInk" xmlns:wne="http://schemas.microsoft.com/office/word/2006/wordml" xmlns:wps="http://schemas.microsoft.com/office/word/2010/wordprocessingShape" mc:Ignorable="w14 wp14">
   <w:p>
     <w:pPr>
       <w:pBdr>
@@ -6566,7 +6160,7 @@
 </file>
 
 <file path=word/numbering.xml><?xml version="1.0" encoding="utf-8"?>
-<w:numbering xmlns:wpc="http://schemas.microsoft.com/office/word/2010/wordprocessingCanvas" xmlns:mc="http://schemas.openxmlformats.org/markup-compatibility/2006" xmlns:o="urn:schemas-microsoft-com:office:office" xmlns:r="http://schemas.openxmlformats.org/officeDocument/2006/relationships" xmlns:m="http://schemas.openxmlformats.org/officeDocument/2006/math" xmlns:v="urn:schemas-microsoft-com:vml" xmlns:wp14="http://schemas.microsoft.com/office/word/2010/wordprocessingDrawing" xmlns:wp="http://schemas.openxmlformats.org/drawingml/2006/wordprocessingDrawing" xmlns:w10="urn:schemas-microsoft-com:office:word" xmlns:w="http://schemas.openxmlformats.org/wordprocessingml/2006/main" xmlns:w14="http://schemas.microsoft.com/office/word/2010/wordml" xmlns:w15="http://schemas.microsoft.com/office/word/2012/wordml" xmlns:wpg="http://schemas.microsoft.com/office/word/2010/wordprocessingGroup" xmlns:wpi="http://schemas.microsoft.com/office/word/2010/wordprocessingInk" xmlns:wne="http://schemas.microsoft.com/office/word/2006/wordml" xmlns:wps="http://schemas.microsoft.com/office/word/2010/wordprocessingShape" mc:Ignorable="w14 w15 wp14">
+<w:numbering xmlns:wpc="http://schemas.microsoft.com/office/word/2010/wordprocessingCanvas" xmlns:mc="http://schemas.openxmlformats.org/markup-compatibility/2006" xmlns:o="urn:schemas-microsoft-com:office:office" xmlns:r="http://schemas.openxmlformats.org/officeDocument/2006/relationships" xmlns:m="http://schemas.openxmlformats.org/officeDocument/2006/math" xmlns:v="urn:schemas-microsoft-com:vml" xmlns:wp14="http://schemas.microsoft.com/office/word/2010/wordprocessingDrawing" xmlns:wp="http://schemas.openxmlformats.org/drawingml/2006/wordprocessingDrawing" xmlns:w10="urn:schemas-microsoft-com:office:word" xmlns:w="http://schemas.openxmlformats.org/wordprocessingml/2006/main" xmlns:w14="http://schemas.microsoft.com/office/word/2010/wordml" xmlns:wpg="http://schemas.microsoft.com/office/word/2010/wordprocessingGroup" xmlns:wpi="http://schemas.microsoft.com/office/word/2010/wordprocessingInk" xmlns:wne="http://schemas.microsoft.com/office/word/2006/wordml" xmlns:wps="http://schemas.microsoft.com/office/word/2010/wordprocessingShape" mc:Ignorable="w14 wp14">
   <w:abstractNum w:abstractNumId="0">
     <w:nsid w:val="17345AE3"/>
     <w:multiLevelType w:val="hybridMultilevel"/>
@@ -6708,6 +6302,155 @@
     </w:lvl>
   </w:abstractNum>
   <w:abstractNum w:abstractNumId="2">
+    <w:nsid w:val="370207BC"/>
+    <w:multiLevelType w:val="multilevel"/>
+    <w:tmpl w:val="CBBC753E"/>
+    <w:lvl w:ilvl="0">
+      <w:start w:val="1"/>
+      <w:numFmt w:val="bullet"/>
+      <w:lvlText w:val=""/>
+      <w:lvlJc w:val="left"/>
+      <w:pPr>
+        <w:tabs>
+          <w:tab w:val="num" w:pos="720"/>
+        </w:tabs>
+        <w:ind w:left="720" w:hanging="360"/>
+      </w:pPr>
+      <w:rPr>
+        <w:rFonts w:ascii="Symbol" w:hAnsi="Symbol" w:hint="default"/>
+        <w:sz w:val="20"/>
+      </w:rPr>
+    </w:lvl>
+    <w:lvl w:ilvl="1" w:tentative="1">
+      <w:start w:val="1"/>
+      <w:numFmt w:val="bullet"/>
+      <w:lvlText w:val="o"/>
+      <w:lvlJc w:val="left"/>
+      <w:pPr>
+        <w:tabs>
+          <w:tab w:val="num" w:pos="1440"/>
+        </w:tabs>
+        <w:ind w:left="1440" w:hanging="360"/>
+      </w:pPr>
+      <w:rPr>
+        <w:rFonts w:ascii="Courier New" w:hAnsi="Courier New" w:hint="default"/>
+        <w:sz w:val="20"/>
+      </w:rPr>
+    </w:lvl>
+    <w:lvl w:ilvl="2" w:tentative="1">
+      <w:start w:val="1"/>
+      <w:numFmt w:val="bullet"/>
+      <w:lvlText w:val=""/>
+      <w:lvlJc w:val="left"/>
+      <w:pPr>
+        <w:tabs>
+          <w:tab w:val="num" w:pos="2160"/>
+        </w:tabs>
+        <w:ind w:left="2160" w:hanging="360"/>
+      </w:pPr>
+      <w:rPr>
+        <w:rFonts w:ascii="Wingdings" w:hAnsi="Wingdings" w:hint="default"/>
+        <w:sz w:val="20"/>
+      </w:rPr>
+    </w:lvl>
+    <w:lvl w:ilvl="3" w:tentative="1">
+      <w:start w:val="1"/>
+      <w:numFmt w:val="bullet"/>
+      <w:lvlText w:val=""/>
+      <w:lvlJc w:val="left"/>
+      <w:pPr>
+        <w:tabs>
+          <w:tab w:val="num" w:pos="2880"/>
+        </w:tabs>
+        <w:ind w:left="2880" w:hanging="360"/>
+      </w:pPr>
+      <w:rPr>
+        <w:rFonts w:ascii="Wingdings" w:hAnsi="Wingdings" w:hint="default"/>
+        <w:sz w:val="20"/>
+      </w:rPr>
+    </w:lvl>
+    <w:lvl w:ilvl="4" w:tentative="1">
+      <w:start w:val="1"/>
+      <w:numFmt w:val="bullet"/>
+      <w:lvlText w:val=""/>
+      <w:lvlJc w:val="left"/>
+      <w:pPr>
+        <w:tabs>
+          <w:tab w:val="num" w:pos="3600"/>
+        </w:tabs>
+        <w:ind w:left="3600" w:hanging="360"/>
+      </w:pPr>
+      <w:rPr>
+        <w:rFonts w:ascii="Wingdings" w:hAnsi="Wingdings" w:hint="default"/>
+        <w:sz w:val="20"/>
+      </w:rPr>
+    </w:lvl>
+    <w:lvl w:ilvl="5" w:tentative="1">
+      <w:start w:val="1"/>
+      <w:numFmt w:val="bullet"/>
+      <w:lvlText w:val=""/>
+      <w:lvlJc w:val="left"/>
+      <w:pPr>
+        <w:tabs>
+          <w:tab w:val="num" w:pos="4320"/>
+        </w:tabs>
+        <w:ind w:left="4320" w:hanging="360"/>
+      </w:pPr>
+      <w:rPr>
+        <w:rFonts w:ascii="Wingdings" w:hAnsi="Wingdings" w:hint="default"/>
+        <w:sz w:val="20"/>
+      </w:rPr>
+    </w:lvl>
+    <w:lvl w:ilvl="6" w:tentative="1">
+      <w:start w:val="1"/>
+      <w:numFmt w:val="bullet"/>
+      <w:lvlText w:val=""/>
+      <w:lvlJc w:val="left"/>
+      <w:pPr>
+        <w:tabs>
+          <w:tab w:val="num" w:pos="5040"/>
+        </w:tabs>
+        <w:ind w:left="5040" w:hanging="360"/>
+      </w:pPr>
+      <w:rPr>
+        <w:rFonts w:ascii="Wingdings" w:hAnsi="Wingdings" w:hint="default"/>
+        <w:sz w:val="20"/>
+      </w:rPr>
+    </w:lvl>
+    <w:lvl w:ilvl="7" w:tentative="1">
+      <w:start w:val="1"/>
+      <w:numFmt w:val="bullet"/>
+      <w:lvlText w:val=""/>
+      <w:lvlJc w:val="left"/>
+      <w:pPr>
+        <w:tabs>
+          <w:tab w:val="num" w:pos="5760"/>
+        </w:tabs>
+        <w:ind w:left="5760" w:hanging="360"/>
+      </w:pPr>
+      <w:rPr>
+        <w:rFonts w:ascii="Wingdings" w:hAnsi="Wingdings" w:hint="default"/>
+        <w:sz w:val="20"/>
+      </w:rPr>
+    </w:lvl>
+    <w:lvl w:ilvl="8" w:tentative="1">
+      <w:start w:val="1"/>
+      <w:numFmt w:val="bullet"/>
+      <w:lvlText w:val=""/>
+      <w:lvlJc w:val="left"/>
+      <w:pPr>
+        <w:tabs>
+          <w:tab w:val="num" w:pos="6480"/>
+        </w:tabs>
+        <w:ind w:left="6480" w:hanging="360"/>
+      </w:pPr>
+      <w:rPr>
+        <w:rFonts w:ascii="Wingdings" w:hAnsi="Wingdings" w:hint="default"/>
+        <w:sz w:val="20"/>
+      </w:rPr>
+    </w:lvl>
+  </w:abstractNum>
+  <w:abstractNum w:abstractNumId="3">
     <w:nsid w:val="463939B0"/>
     <w:multiLevelType w:val="hybridMultilevel"/>
     <w:tmpl w:val="AAD8C122"/>
@@ -6717,7 +6460,7 @@
       <w:lvlText w:val="%1."/>
       <w:lvlJc w:val="left"/>
       <w:pPr>
-        <w:ind w:left="420" w:hanging="240"/>
+        <w:ind w:left="382" w:hanging="240"/>
       </w:pPr>
     </w:lvl>
     <w:lvl w:ilvl="1" w:tplc="7D7A2198">
@@ -6761,7 +6504,156 @@
       <w:lvlJc w:val="left"/>
     </w:lvl>
   </w:abstractNum>
-  <w:abstractNum w:abstractNumId="3">
+  <w:abstractNum w:abstractNumId="4">
+    <w:nsid w:val="476F3E6C"/>
+    <w:multiLevelType w:val="multilevel"/>
+    <w:tmpl w:val="00EA5FFE"/>
+    <w:lvl w:ilvl="0">
+      <w:start w:val="1"/>
+      <w:numFmt w:val="bullet"/>
+      <w:lvlText w:val=""/>
+      <w:lvlJc w:val="left"/>
+      <w:pPr>
+        <w:tabs>
+          <w:tab w:val="num" w:pos="720"/>
+        </w:tabs>
+        <w:ind w:left="720" w:hanging="360"/>
+      </w:pPr>
+      <w:rPr>
+        <w:rFonts w:ascii="Symbol" w:hAnsi="Symbol" w:hint="default"/>
+        <w:sz w:val="20"/>
+      </w:rPr>
+    </w:lvl>
+    <w:lvl w:ilvl="1" w:tentative="1">
+      <w:start w:val="1"/>
+      <w:numFmt w:val="bullet"/>
+      <w:lvlText w:val="o"/>
+      <w:lvlJc w:val="left"/>
+      <w:pPr>
+        <w:tabs>
+          <w:tab w:val="num" w:pos="1440"/>
+        </w:tabs>
+        <w:ind w:left="1440" w:hanging="360"/>
+      </w:pPr>
+      <w:rPr>
+        <w:rFonts w:ascii="Courier New" w:hAnsi="Courier New" w:hint="default"/>
+        <w:sz w:val="20"/>
+      </w:rPr>
+    </w:lvl>
+    <w:lvl w:ilvl="2" w:tentative="1">
+      <w:start w:val="1"/>
+      <w:numFmt w:val="bullet"/>
+      <w:lvlText w:val=""/>
+      <w:lvlJc w:val="left"/>
+      <w:pPr>
+        <w:tabs>
+          <w:tab w:val="num" w:pos="2160"/>
+        </w:tabs>
+        <w:ind w:left="2160" w:hanging="360"/>
+      </w:pPr>
+      <w:rPr>
+        <w:rFonts w:ascii="Wingdings" w:hAnsi="Wingdings" w:hint="default"/>
+        <w:sz w:val="20"/>
+      </w:rPr>
+    </w:lvl>
+    <w:lvl w:ilvl="3" w:tentative="1">
+      <w:start w:val="1"/>
+      <w:numFmt w:val="bullet"/>
+      <w:lvlText w:val=""/>
+      <w:lvlJc w:val="left"/>
+      <w:pPr>
+        <w:tabs>
+          <w:tab w:val="num" w:pos="2880"/>
+        </w:tabs>
+        <w:ind w:left="2880" w:hanging="360"/>
+      </w:pPr>
+      <w:rPr>
+        <w:rFonts w:ascii="Wingdings" w:hAnsi="Wingdings" w:hint="default"/>
+        <w:sz w:val="20"/>
+      </w:rPr>
+    </w:lvl>
+    <w:lvl w:ilvl="4" w:tentative="1">
+      <w:start w:val="1"/>
+      <w:numFmt w:val="bullet"/>
+      <w:lvlText w:val=""/>
+      <w:lvlJc w:val="left"/>
+      <w:pPr>
+        <w:tabs>
+          <w:tab w:val="num" w:pos="3600"/>
+        </w:tabs>
+        <w:ind w:left="3600" w:hanging="360"/>
+      </w:pPr>
+      <w:rPr>
+        <w:rFonts w:ascii="Wingdings" w:hAnsi="Wingdings" w:hint="default"/>
+        <w:sz w:val="20"/>
+      </w:rPr>
+    </w:lvl>
+    <w:lvl w:ilvl="5" w:tentative="1">
+      <w:start w:val="1"/>
+      <w:numFmt w:val="bullet"/>
+      <w:lvlText w:val=""/>
+      <w:lvlJc w:val="left"/>
+      <w:pPr>
+        <w:tabs>
+          <w:tab w:val="num" w:pos="4320"/>
+        </w:tabs>
+        <w:ind w:left="4320" w:hanging="360"/>
+      </w:pPr>
+      <w:rPr>
+        <w:rFonts w:ascii="Wingdings" w:hAnsi="Wingdings" w:hint="default"/>
+        <w:sz w:val="20"/>
+      </w:rPr>
+    </w:lvl>
+    <w:lvl w:ilvl="6" w:tentative="1">
+      <w:start w:val="1"/>
+      <w:numFmt w:val="bullet"/>
+      <w:lvlText w:val=""/>
+      <w:lvlJc w:val="left"/>
+      <w:pPr>
+        <w:tabs>
+          <w:tab w:val="num" w:pos="5040"/>
+        </w:tabs>
+        <w:ind w:left="5040" w:hanging="360"/>
+      </w:pPr>
+      <w:rPr>
+        <w:rFonts w:ascii="Wingdings" w:hAnsi="Wingdings" w:hint="default"/>
+        <w:sz w:val="20"/>
+      </w:rPr>
+    </w:lvl>
+    <w:lvl w:ilvl="7" w:tentative="1">
+      <w:start w:val="1"/>
+      <w:numFmt w:val="bullet"/>
+      <w:lvlText w:val=""/>
+      <w:lvlJc w:val="left"/>
+      <w:pPr>
+        <w:tabs>
+          <w:tab w:val="num" w:pos="5760"/>
+        </w:tabs>
+        <w:ind w:left="5760" w:hanging="360"/>
+      </w:pPr>
+      <w:rPr>
+        <w:rFonts w:ascii="Wingdings" w:hAnsi="Wingdings" w:hint="default"/>
+        <w:sz w:val="20"/>
+      </w:rPr>
+    </w:lvl>
+    <w:lvl w:ilvl="8" w:tentative="1">
+      <w:start w:val="1"/>
+      <w:numFmt w:val="bullet"/>
+      <w:lvlText w:val=""/>
+      <w:lvlJc w:val="left"/>
+      <w:pPr>
+        <w:tabs>
+          <w:tab w:val="num" w:pos="6480"/>
+        </w:tabs>
+        <w:ind w:left="6480" w:hanging="360"/>
+      </w:pPr>
+      <w:rPr>
+        <w:rFonts w:ascii="Wingdings" w:hAnsi="Wingdings" w:hint="default"/>
+        <w:sz w:val="20"/>
+      </w:rPr>
+    </w:lvl>
+  </w:abstractNum>
+  <w:abstractNum w:abstractNumId="5">
     <w:nsid w:val="4E665996"/>
     <w:multiLevelType w:val="hybridMultilevel"/>
     <w:tmpl w:val="302E9F52"/>
@@ -6815,7 +6707,7 @@
       <w:lvlJc w:val="left"/>
     </w:lvl>
   </w:abstractNum>
-  <w:abstractNum w:abstractNumId="4">
+  <w:abstractNum w:abstractNumId="6">
     <w:nsid w:val="722F4944"/>
     <w:multiLevelType w:val="hybridMultilevel"/>
     <w:tmpl w:val="FBC4521C"/>
@@ -6882,28 +6774,34 @@
     </w:lvlOverride>
   </w:num>
   <w:num w:numId="3">
+    <w:abstractNumId w:val="5"/>
+    <w:lvlOverride w:ilvl="0">
+      <w:startOverride w:val="1"/>
+    </w:lvlOverride>
+  </w:num>
+  <w:num w:numId="4">
     <w:abstractNumId w:val="3"/>
     <w:lvlOverride w:ilvl="0">
       <w:startOverride w:val="1"/>
     </w:lvlOverride>
   </w:num>
-  <w:num w:numId="4">
-    <w:abstractNumId w:val="2"/>
+  <w:num w:numId="5">
+    <w:abstractNumId w:val="6"/>
     <w:lvlOverride w:ilvl="0">
       <w:startOverride w:val="1"/>
     </w:lvlOverride>
   </w:num>
-  <w:num w:numId="5">
+  <w:num w:numId="6">
+    <w:abstractNumId w:val="2"/>
+  </w:num>
+  <w:num w:numId="7">
     <w:abstractNumId w:val="4"/>
-    <w:lvlOverride w:ilvl="0">
-      <w:startOverride w:val="1"/>
-    </w:lvlOverride>
   </w:num>
 </w:numbering>
 </file>
 
 <file path=word/styles.xml><?xml version="1.0" encoding="utf-8"?>
-<w:styles xmlns:mc="http://schemas.openxmlformats.org/markup-compatibility/2006" xmlns:r="http://schemas.openxmlformats.org/officeDocument/2006/relationships" xmlns:w="http://schemas.openxmlformats.org/wordprocessingml/2006/main" xmlns:w14="http://schemas.microsoft.com/office/word/2010/wordml" xmlns:w15="http://schemas.microsoft.com/office/word/2012/wordml" mc:Ignorable="w14 w15">
+<w:styles xmlns:mc="http://schemas.openxmlformats.org/markup-compatibility/2006" xmlns:r="http://schemas.openxmlformats.org/officeDocument/2006/relationships" xmlns:w="http://schemas.openxmlformats.org/wordprocessingml/2006/main" xmlns:w14="http://schemas.microsoft.com/office/word/2010/wordml" mc:Ignorable="w14">
   <w:docDefaults>
     <w:rPrDefault>
       <w:rPr>
@@ -6915,378 +6813,144 @@
     </w:rPrDefault>
     <w:pPrDefault/>
   </w:docDefaults>
-  <w:latentStyles w:defLockedState="0" w:defUIPriority="99" w:defSemiHidden="0" w:defUnhideWhenUsed="0" w:defQFormat="0" w:count="371">
-    <w:lsdException w:name="Normal" w:uiPriority="0" w:qFormat="1"/>
-    <w:lsdException w:name="heading 1" w:uiPriority="9" w:qFormat="1"/>
-    <w:lsdException w:name="heading 2" w:semiHidden="1" w:uiPriority="9" w:unhideWhenUsed="1" w:qFormat="1"/>
-    <w:lsdException w:name="heading 3" w:semiHidden="1" w:uiPriority="9" w:unhideWhenUsed="1" w:qFormat="1"/>
-    <w:lsdException w:name="heading 4" w:semiHidden="1" w:uiPriority="9" w:unhideWhenUsed="1" w:qFormat="1"/>
-    <w:lsdException w:name="heading 5" w:semiHidden="1" w:uiPriority="9" w:unhideWhenUsed="1" w:qFormat="1"/>
-    <w:lsdException w:name="heading 6" w:semiHidden="1" w:uiPriority="9" w:unhideWhenUsed="1" w:qFormat="1"/>
-    <w:lsdException w:name="heading 7" w:semiHidden="1" w:uiPriority="9" w:unhideWhenUsed="1" w:qFormat="1"/>
-    <w:lsdException w:name="heading 8" w:semiHidden="1" w:uiPriority="9" w:unhideWhenUsed="1" w:qFormat="1"/>
-    <w:lsdException w:name="heading 9" w:semiHidden="1" w:uiPriority="9" w:unhideWhenUsed="1" w:qFormat="1"/>
-    <w:lsdException w:name="index 1" w:semiHidden="1" w:unhideWhenUsed="1"/>
-    <w:lsdException w:name="index 2" w:semiHidden="1" w:unhideWhenUsed="1"/>
-    <w:lsdException w:name="index 3" w:semiHidden="1" w:unhideWhenUsed="1"/>
-    <w:lsdException w:name="index 4" w:semiHidden="1" w:unhideWhenUsed="1"/>
-    <w:lsdException w:name="index 5" w:semiHidden="1" w:unhideWhenUsed="1"/>
-    <w:lsdException w:name="index 6" w:semiHidden="1" w:unhideWhenUsed="1"/>
-    <w:lsdException w:name="index 7" w:semiHidden="1" w:unhideWhenUsed="1"/>
-    <w:lsdException w:name="index 8" w:semiHidden="1" w:unhideWhenUsed="1"/>
-    <w:lsdException w:name="index 9" w:semiHidden="1" w:unhideWhenUsed="1"/>
-    <w:lsdException w:name="toc 1" w:semiHidden="1" w:uiPriority="39" w:unhideWhenUsed="1"/>
-    <w:lsdException w:name="toc 2" w:semiHidden="1" w:uiPriority="39" w:unhideWhenUsed="1"/>
-    <w:lsdException w:name="toc 3" w:semiHidden="1" w:uiPriority="39" w:unhideWhenUsed="1"/>
-    <w:lsdException w:name="toc 4" w:semiHidden="1" w:uiPriority="39" w:unhideWhenUsed="1"/>
-    <w:lsdException w:name="toc 5" w:semiHidden="1" w:uiPriority="39" w:unhideWhenUsed="1"/>
-    <w:lsdException w:name="toc 6" w:semiHidden="1" w:uiPriority="39" w:unhideWhenUsed="1"/>
-    <w:lsdException w:name="toc 7" w:semiHidden="1" w:uiPriority="39" w:unhideWhenUsed="1"/>
-    <w:lsdException w:name="toc 8" w:semiHidden="1" w:uiPriority="39" w:unhideWhenUsed="1"/>
-    <w:lsdException w:name="toc 9" w:semiHidden="1" w:uiPriority="39" w:unhideWhenUsed="1"/>
-    <w:lsdException w:name="Normal Indent" w:semiHidden="1" w:unhideWhenUsed="1"/>
-    <w:lsdException w:name="footnote text" w:semiHidden="1" w:unhideWhenUsed="1"/>
-    <w:lsdException w:name="annotation text" w:semiHidden="1" w:unhideWhenUsed="1"/>
-    <w:lsdException w:name="header" w:semiHidden="1" w:unhideWhenUsed="1"/>
-    <w:lsdException w:name="footer" w:semiHidden="1" w:unhideWhenUsed="1"/>
-    <w:lsdException w:name="index heading" w:semiHidden="1" w:unhideWhenUsed="1"/>
-    <w:lsdException w:name="caption" w:semiHidden="1" w:uiPriority="35" w:unhideWhenUsed="1" w:qFormat="1"/>
-    <w:lsdException w:name="table of figures" w:semiHidden="1" w:unhideWhenUsed="1"/>
-    <w:lsdException w:name="envelope address" w:semiHidden="1" w:unhideWhenUsed="1"/>
-    <w:lsdException w:name="envelope return" w:semiHidden="1" w:unhideWhenUsed="1"/>
-    <w:lsdException w:name="footnote reference" w:semiHidden="1" w:unhideWhenUsed="1"/>
-    <w:lsdException w:name="annotation reference" w:semiHidden="1" w:unhideWhenUsed="1"/>
-    <w:lsdException w:name="line number" w:semiHidden="1" w:unhideWhenUsed="1"/>
-    <w:lsdException w:name="page number" w:semiHidden="1" w:unhideWhenUsed="1"/>
-    <w:lsdException w:name="endnote reference" w:semiHidden="1" w:unhideWhenUsed="1"/>
-    <w:lsdException w:name="endnote text" w:semiHidden="1" w:unhideWhenUsed="1"/>
-    <w:lsdException w:name="table of authorities" w:semiHidden="1" w:unhideWhenUsed="1"/>
-    <w:lsdException w:name="macro" w:semiHidden="1" w:unhideWhenUsed="1"/>
-    <w:lsdException w:name="toa heading" w:semiHidden="1" w:unhideWhenUsed="1"/>
-    <w:lsdException w:name="List" w:semiHidden="1" w:unhideWhenUsed="1"/>
-    <w:lsdException w:name="List Bullet" w:semiHidden="1" w:unhideWhenUsed="1"/>
-    <w:lsdException w:name="List Number" w:semiHidden="1" w:unhideWhenUsed="1"/>
-    <w:lsdException w:name="List 2" w:semiHidden="1" w:unhideWhenUsed="1"/>
-    <w:lsdException w:name="List 3" w:semiHidden="1" w:unhideWhenUsed="1"/>
-    <w:lsdException w:name="List 4" w:semiHidden="1" w:unhideWhenUsed="1"/>
-    <w:lsdException w:name="List 5" w:semiHidden="1" w:unhideWhenUsed="1"/>
-    <w:lsdException w:name="List Bullet 2" w:semiHidden="1" w:unhideWhenUsed="1"/>
-    <w:lsdException w:name="List Bullet 3" w:semiHidden="1" w:unhideWhenUsed="1"/>
-    <w:lsdException w:name="List Bullet 4" w:semiHidden="1" w:unhideWhenUsed="1"/>
-    <w:lsdException w:name="List Bullet 5" w:semiHidden="1" w:unhideWhenUsed="1"/>
-    <w:lsdException w:name="List Number 2" w:semiHidden="1" w:unhideWhenUsed="1"/>
-    <w:lsdException w:name="List Number 3" w:semiHidden="1" w:unhideWhenUsed="1"/>
-    <w:lsdException w:name="List Number 4" w:semiHidden="1" w:unhideWhenUsed="1"/>
-    <w:lsdException w:name="List Number 5" w:semiHidden="1" w:unhideWhenUsed="1"/>
-    <w:lsdException w:name="Title" w:uiPriority="10" w:qFormat="1"/>
-    <w:lsdException w:name="Closing" w:semiHidden="1" w:unhideWhenUsed="1"/>
-    <w:lsdException w:name="Signature" w:semiHidden="1" w:unhideWhenUsed="1"/>
-    <w:lsdException w:name="Default Paragraph Font" w:semiHidden="1" w:uiPriority="1" w:unhideWhenUsed="1"/>
-    <w:lsdException w:name="Body Text" w:semiHidden="1" w:unhideWhenUsed="1"/>
-    <w:lsdException w:name="Body Text Indent" w:semiHidden="1" w:unhideWhenUsed="1"/>
-    <w:lsdException w:name="List Continue" w:semiHidden="1" w:unhideWhenUsed="1"/>
-    <w:lsdException w:name="List Continue 2" w:semiHidden="1" w:unhideWhenUsed="1"/>
-    <w:lsdException w:name="List Continue 3" w:semiHidden="1" w:unhideWhenUsed="1"/>
-    <w:lsdException w:name="List Continue 4" w:semiHidden="1" w:unhideWhenUsed="1"/>
-    <w:lsdException w:name="List Continue 5" w:semiHidden="1" w:unhideWhenUsed="1"/>
-    <w:lsdException w:name="Message Header" w:semiHidden="1" w:unhideWhenUsed="1"/>
-    <w:lsdException w:name="Subtitle" w:uiPriority="11" w:qFormat="1"/>
-    <w:lsdException w:name="Salutation" w:semiHidden="1" w:unhideWhenUsed="1"/>
-    <w:lsdException w:name="Date" w:semiHidden="1" w:unhideWhenUsed="1"/>
-    <w:lsdException w:name="Body Text First Indent" w:semiHidden="1" w:unhideWhenUsed="1"/>
-    <w:lsdException w:name="Body Text First Indent 2" w:semiHidden="1" w:unhideWhenUsed="1"/>
-    <w:lsdException w:name="Note Heading" w:semiHidden="1" w:unhideWhenUsed="1"/>
-    <w:lsdException w:name="Body Text 2" w:semiHidden="1" w:unhideWhenUsed="1"/>
-    <w:lsdException w:name="Body Text 3" w:semiHidden="1" w:unhideWhenUsed="1"/>
-    <w:lsdException w:name="Body Text Indent 2" w:semiHidden="1" w:unhideWhenUsed="1"/>
-    <w:lsdException w:name="Body Text Indent 3" w:semiHidden="1" w:unhideWhenUsed="1"/>
-    <w:lsdException w:name="Block Text" w:semiHidden="1" w:unhideWhenUsed="1"/>
-    <w:lsdException w:name="Hyperlink" w:semiHidden="1" w:unhideWhenUsed="1"/>
-    <w:lsdException w:name="FollowedHyperlink" w:semiHidden="1" w:unhideWhenUsed="1"/>
-    <w:lsdException w:name="Strong" w:uiPriority="22" w:qFormat="1"/>
-    <w:lsdException w:name="Emphasis" w:uiPriority="20" w:qFormat="1"/>
-    <w:lsdException w:name="Document Map" w:semiHidden="1" w:unhideWhenUsed="1"/>
-    <w:lsdException w:name="Plain Text" w:semiHidden="1" w:unhideWhenUsed="1"/>
-    <w:lsdException w:name="E-mail Signature" w:semiHidden="1" w:unhideWhenUsed="1"/>
-    <w:lsdException w:name="HTML Top of Form" w:semiHidden="1" w:unhideWhenUsed="1"/>
-    <w:lsdException w:name="HTML Bottom of Form" w:semiHidden="1" w:unhideWhenUsed="1"/>
-    <w:lsdException w:name="Normal (Web)" w:semiHidden="1" w:unhideWhenUsed="1"/>
-    <w:lsdException w:name="HTML Acronym" w:semiHidden="1" w:unhideWhenUsed="1"/>
-    <w:lsdException w:name="HTML Address" w:semiHidden="1" w:unhideWhenUsed="1"/>
-    <w:lsdException w:name="HTML Cite" w:semiHidden="1" w:unhideWhenUsed="1"/>
-    <w:lsdException w:name="HTML Code" w:semiHidden="1" w:unhideWhenUsed="1"/>
-    <w:lsdException w:name="HTML Definition" w:semiHidden="1" w:unhideWhenUsed="1"/>
-    <w:lsdException w:name="HTML Keyboard" w:semiHidden="1" w:unhideWhenUsed="1"/>
-    <w:lsdException w:name="HTML Preformatted" w:semiHidden="1" w:unhideWhenUsed="1"/>
-    <w:lsdException w:name="HTML Sample" w:semiHidden="1" w:unhideWhenUsed="1"/>
-    <w:lsdException w:name="HTML Typewriter" w:semiHidden="1" w:unhideWhenUsed="1"/>
-    <w:lsdException w:name="HTML Variable" w:semiHidden="1" w:unhideWhenUsed="1"/>
-    <w:lsdException w:name="Normal Table" w:semiHidden="1" w:unhideWhenUsed="1"/>
-    <w:lsdException w:name="annotation subject" w:semiHidden="1" w:unhideWhenUsed="1"/>
-    <w:lsdException w:name="No List" w:semiHidden="1" w:unhideWhenUsed="1"/>
-    <w:lsdException w:name="Outline List 1" w:semiHidden="1" w:unhideWhenUsed="1"/>
-    <w:lsdException w:name="Outline List 2" w:semiHidden="1" w:unhideWhenUsed="1"/>
-    <w:lsdException w:name="Outline List 3" w:semiHidden="1" w:unhideWhenUsed="1"/>
-    <w:lsdException w:name="Table Simple 1" w:semiHidden="1" w:unhideWhenUsed="1"/>
-    <w:lsdException w:name="Table Simple 2" w:semiHidden="1" w:unhideWhenUsed="1"/>
-    <w:lsdException w:name="Table Simple 3" w:semiHidden="1" w:unhideWhenUsed="1"/>
-    <w:lsdException w:name="Table Classic 1" w:semiHidden="1" w:unhideWhenUsed="1"/>
-    <w:lsdException w:name="Table Classic 2" w:semiHidden="1" w:unhideWhenUsed="1"/>
-    <w:lsdException w:name="Table Classic 3" w:semiHidden="1" w:unhideWhenUsed="1"/>
-    <w:lsdException w:name="Table Classic 4" w:semiHidden="1" w:unhideWhenUsed="1"/>
-    <w:lsdException w:name="Table Colorful 1" w:semiHidden="1" w:unhideWhenUsed="1"/>
-    <w:lsdException w:name="Table Colorful 2" w:semiHidden="1" w:unhideWhenUsed="1"/>
-    <w:lsdException w:name="Table Colorful 3" w:semiHidden="1" w:unhideWhenUsed="1"/>
-    <w:lsdException w:name="Table Columns 1" w:semiHidden="1" w:unhideWhenUsed="1"/>
-    <w:lsdException w:name="Table Columns 2" w:semiHidden="1" w:unhideWhenUsed="1"/>
-    <w:lsdException w:name="Table Columns 3" w:semiHidden="1" w:unhideWhenUsed="1"/>
-    <w:lsdException w:name="Table Columns 4" w:semiHidden="1" w:unhideWhenUsed="1"/>
-    <w:lsdException w:name="Table Columns 5" w:semiHidden="1" w:unhideWhenUsed="1"/>
-    <w:lsdException w:name="Table Grid 1" w:semiHidden="1" w:unhideWhenUsed="1"/>
-    <w:lsdException w:name="Table Grid 2" w:semiHidden="1" w:unhideWhenUsed="1"/>
-    <w:lsdException w:name="Table Grid 3" w:semiHidden="1" w:unhideWhenUsed="1"/>
-    <w:lsdException w:name="Table Grid 4" w:semiHidden="1" w:unhideWhenUsed="1"/>
-    <w:lsdException w:name="Table Grid 5" w:semiHidden="1" w:unhideWhenUsed="1"/>
-    <w:lsdException w:name="Table Grid 6" w:semiHidden="1" w:unhideWhenUsed="1"/>
-    <w:lsdException w:name="Table Grid 7" w:semiHidden="1" w:unhideWhenUsed="1"/>
-    <w:lsdException w:name="Table Grid 8" w:semiHidden="1" w:unhideWhenUsed="1"/>
-    <w:lsdException w:name="Table List 1" w:semiHidden="1" w:unhideWhenUsed="1"/>
-    <w:lsdException w:name="Table List 2" w:semiHidden="1" w:unhideWhenUsed="1"/>
-    <w:lsdException w:name="Table List 3" w:semiHidden="1" w:unhideWhenUsed="1"/>
-    <w:lsdException w:name="Table List 4" w:semiHidden="1" w:unhideWhenUsed="1"/>
-    <w:lsdException w:name="Table List 5" w:semiHidden="1" w:unhideWhenUsed="1"/>
-    <w:lsdException w:name="Table List 6" w:semiHidden="1" w:unhideWhenUsed="1"/>
-    <w:lsdException w:name="Table List 7" w:semiHidden="1" w:unhideWhenUsed="1"/>
-    <w:lsdException w:name="Table List 8" w:semiHidden="1" w:unhideWhenUsed="1"/>
-    <w:lsdException w:name="Table 3D effects 1" w:semiHidden="1" w:unhideWhenUsed="1"/>
-    <w:lsdException w:name="Table 3D effects 2" w:semiHidden="1" w:unhideWhenUsed="1"/>
-    <w:lsdException w:name="Table 3D effects 3" w:semiHidden="1" w:unhideWhenUsed="1"/>
-    <w:lsdException w:name="Table Contemporary" w:semiHidden="1" w:unhideWhenUsed="1"/>
-    <w:lsdException w:name="Table Elegant" w:semiHidden="1" w:unhideWhenUsed="1"/>
-    <w:lsdException w:name="Table Professional" w:semiHidden="1" w:unhideWhenUsed="1"/>
-    <w:lsdException w:name="Table Subtle 1" w:semiHidden="1" w:unhideWhenUsed="1"/>
-    <w:lsdException w:name="Table Subtle 2" w:semiHidden="1" w:unhideWhenUsed="1"/>
-    <w:lsdException w:name="Table Web 1" w:semiHidden="1" w:unhideWhenUsed="1"/>
-    <w:lsdException w:name="Table Web 2" w:semiHidden="1" w:unhideWhenUsed="1"/>
-    <w:lsdException w:name="Table Web 3" w:semiHidden="1" w:unhideWhenUsed="1"/>
-    <w:lsdException w:name="Balloon Text" w:semiHidden="1" w:unhideWhenUsed="1"/>
-    <w:lsdException w:name="Table Grid" w:uiPriority="39"/>
-    <w:lsdException w:name="Table Theme" w:semiHidden="1" w:unhideWhenUsed="1"/>
-    <w:lsdException w:name="Placeholder Text" w:semiHidden="1"/>
-    <w:lsdException w:name="No Spacing" w:uiPriority="1" w:qFormat="1"/>
-    <w:lsdException w:name="Light Shading" w:uiPriority="60"/>
-    <w:lsdException w:name="Light List" w:uiPriority="61"/>
-    <w:lsdException w:name="Light Grid" w:uiPriority="62"/>
-    <w:lsdException w:name="Medium Shading 1" w:uiPriority="63"/>
-    <w:lsdException w:name="Medium Shading 2" w:uiPriority="64"/>
-    <w:lsdException w:name="Medium List 1" w:uiPriority="65"/>
-    <w:lsdException w:name="Medium List 2" w:uiPriority="66"/>
-    <w:lsdException w:name="Medium Grid 1" w:uiPriority="67"/>
-    <w:lsdException w:name="Medium Grid 2" w:uiPriority="68"/>
-    <w:lsdException w:name="Medium Grid 3" w:uiPriority="69"/>
-    <w:lsdException w:name="Dark List" w:uiPriority="70"/>
-    <w:lsdException w:name="Colorful Shading" w:uiPriority="71"/>
-    <w:lsdException w:name="Colorful List" w:uiPriority="72"/>
-    <w:lsdException w:name="Colorful Grid" w:uiPriority="73"/>
-    <w:lsdException w:name="Light Shading Accent 1" w:uiPriority="60"/>
-    <w:lsdException w:name="Light List Accent 1" w:uiPriority="61"/>
-    <w:lsdException w:name="Light Grid Accent 1" w:uiPriority="62"/>
-    <w:lsdException w:name="Medium Shading 1 Accent 1" w:uiPriority="63"/>
-    <w:lsdException w:name="Medium Shading 2 Accent 1" w:uiPriority="64"/>
-    <w:lsdException w:name="Medium List 1 Accent 1" w:uiPriority="65"/>
-    <w:lsdException w:name="Revision" w:semiHidden="1"/>
-    <w:lsdException w:name="List Paragraph" w:uiPriority="0" w:qFormat="1"/>
-    <w:lsdException w:name="Quote" w:uiPriority="29" w:qFormat="1"/>
-    <w:lsdException w:name="Intense Quote" w:uiPriority="30" w:qFormat="1"/>
-    <w:lsdException w:name="Medium List 2 Accent 1" w:uiPriority="66"/>
-    <w:lsdException w:name="Medium Grid 1 Accent 1" w:uiPriority="67"/>
-    <w:lsdException w:name="Medium Grid 2 Accent 1" w:uiPriority="68"/>
-    <w:lsdException w:name="Medium Grid 3 Accent 1" w:uiPriority="69"/>
-    <w:lsdException w:name="Dark List Accent 1" w:uiPriority="70"/>
-    <w:lsdException w:name="Colorful Shading Accent 1" w:uiPriority="71"/>
-    <w:lsdException w:name="Colorful List Accent 1" w:uiPriority="72"/>
-    <w:lsdException w:name="Colorful Grid Accent 1" w:uiPriority="73"/>
-    <w:lsdException w:name="Light Shading Accent 2" w:uiPriority="60"/>
-    <w:lsdException w:name="Light List Accent 2" w:uiPriority="61"/>
-    <w:lsdException w:name="Light Grid Accent 2" w:uiPriority="62"/>
-    <w:lsdException w:name="Medium Shading 1 Accent 2" w:uiPriority="63"/>
-    <w:lsdException w:name="Medium Shading 2 Accent 2" w:uiPriority="64"/>
-    <w:lsdException w:name="Medium List 1 Accent 2" w:uiPriority="65"/>
-    <w:lsdException w:name="Medium List 2 Accent 2" w:uiPriority="66"/>
-    <w:lsdException w:name="Medium Grid 1 Accent 2" w:uiPriority="67"/>
-    <w:lsdException w:name="Medium Grid 2 Accent 2" w:uiPriority="68"/>
-    <w:lsdException w:name="Medium Grid 3 Accent 2" w:uiPriority="69"/>
-    <w:lsdException w:name="Dark List Accent 2" w:uiPriority="70"/>
-    <w:lsdException w:name="Colorful Shading Accent 2" w:uiPriority="71"/>
-    <w:lsdException w:name="Colorful List Accent 2" w:uiPriority="72"/>
-    <w:lsdException w:name="Colorful Grid Accent 2" w:uiPriority="73"/>
-    <w:lsdException w:name="Light Shading Accent 3" w:uiPriority="60"/>
-    <w:lsdException w:name="Light List Accent 3" w:uiPriority="61"/>
-    <w:lsdException w:name="Light Grid Accent 3" w:uiPriority="62"/>
-    <w:lsdException w:name="Medium Shading 1 Accent 3" w:uiPriority="63"/>
-    <w:lsdException w:name="Medium Shading 2 Accent 3" w:uiPriority="64"/>
-    <w:lsdException w:name="Medium List 1 Accent 3" w:uiPriority="65"/>
-    <w:lsdException w:name="Medium List 2 Accent 3" w:uiPriority="66"/>
-    <w:lsdException w:name="Medium Grid 1 Accent 3" w:uiPriority="67"/>
-    <w:lsdException w:name="Medium Grid 2 Accent 3" w:uiPriority="68"/>
-    <w:lsdException w:name="Medium Grid 3 Accent 3" w:uiPriority="69"/>
-    <w:lsdException w:name="Dark List Accent 3" w:uiPriority="70"/>
-    <w:lsdException w:name="Colorful Shading Accent 3" w:uiPriority="71"/>
-    <w:lsdException w:name="Colorful List Accent 3" w:uiPriority="72"/>
-    <w:lsdException w:name="Colorful Grid Accent 3" w:uiPriority="73"/>
-    <w:lsdException w:name="Light Shading Accent 4" w:uiPriority="60"/>
-    <w:lsdException w:name="Light List Accent 4" w:uiPriority="61"/>
-    <w:lsdException w:name="Light Grid Accent 4" w:uiPriority="62"/>
-    <w:lsdException w:name="Medium Shading 1 Accent 4" w:uiPriority="63"/>
-    <w:lsdException w:name="Medium Shading 2 Accent 4" w:uiPriority="64"/>
-    <w:lsdException w:name="Medium List 1 Accent 4" w:uiPriority="65"/>
-    <w:lsdException w:name="Medium List 2 Accent 4" w:uiPriority="66"/>
-    <w:lsdException w:name="Medium Grid 1 Accent 4" w:uiPriority="67"/>
-    <w:lsdException w:name="Medium Grid 2 Accent 4" w:uiPriority="68"/>
-    <w:lsdException w:name="Medium Grid 3 Accent 4" w:uiPriority="69"/>
-    <w:lsdException w:name="Dark List Accent 4" w:uiPriority="70"/>
-    <w:lsdException w:name="Colorful Shading Accent 4" w:uiPriority="71"/>
-    <w:lsdException w:name="Colorful List Accent 4" w:uiPriority="72"/>
-    <w:lsdException w:name="Colorful Grid Accent 4" w:uiPriority="73"/>
-    <w:lsdException w:name="Light Shading Accent 5" w:uiPriority="60"/>
-    <w:lsdException w:name="Light List Accent 5" w:uiPriority="61"/>
-    <w:lsdException w:name="Light Grid Accent 5" w:uiPriority="62"/>
-    <w:lsdException w:name="Medium Shading 1 Accent 5" w:uiPriority="63"/>
-    <w:lsdException w:name="Medium Shading 2 Accent 5" w:uiPriority="64"/>
-    <w:lsdException w:name="Medium List 1 Accent 5" w:uiPriority="65"/>
-    <w:lsdException w:name="Medium List 2 Accent 5" w:uiPriority="66"/>
-    <w:lsdException w:name="Medium Grid 1 Accent 5" w:uiPriority="67"/>
-    <w:lsdException w:name="Medium Grid 2 Accent 5" w:uiPriority="68"/>
-    <w:lsdException w:name="Medium Grid 3 Accent 5" w:uiPriority="69"/>
-    <w:lsdException w:name="Dark List Accent 5" w:uiPriority="70"/>
-    <w:lsdException w:name="Colorful Shading Accent 5" w:uiPriority="71"/>
-    <w:lsdException w:name="Colorful List Accent 5" w:uiPriority="72"/>
-    <w:lsdException w:name="Colorful Grid Accent 5" w:uiPriority="73"/>
-    <w:lsdException w:name="Light Shading Accent 6" w:uiPriority="60"/>
-    <w:lsdException w:name="Light List Accent 6" w:uiPriority="61"/>
-    <w:lsdException w:name="Light Grid Accent 6" w:uiPriority="62"/>
-    <w:lsdException w:name="Medium Shading 1 Accent 6" w:uiPriority="63"/>
-    <w:lsdException w:name="Medium Shading 2 Accent 6" w:uiPriority="64"/>
-    <w:lsdException w:name="Medium List 1 Accent 6" w:uiPriority="65"/>
-    <w:lsdException w:name="Medium List 2 Accent 6" w:uiPriority="66"/>
-    <w:lsdException w:name="Medium Grid 1 Accent 6" w:uiPriority="67"/>
-    <w:lsdException w:name="Medium Grid 2 Accent 6" w:uiPriority="68"/>
-    <w:lsdException w:name="Medium Grid 3 Accent 6" w:uiPriority="69"/>
-    <w:lsdException w:name="Dark List Accent 6" w:uiPriority="70"/>
-    <w:lsdException w:name="Colorful Shading Accent 6" w:uiPriority="71"/>
-    <w:lsdException w:name="Colorful List Accent 6" w:uiPriority="72"/>
-    <w:lsdException w:name="Colorful Grid Accent 6" w:uiPriority="73"/>
-    <w:lsdException w:name="Subtle Emphasis" w:uiPriority="19" w:qFormat="1"/>
-    <w:lsdException w:name="Intense Emphasis" w:uiPriority="21" w:qFormat="1"/>
-    <w:lsdException w:name="Subtle Reference" w:uiPriority="31" w:qFormat="1"/>
-    <w:lsdException w:name="Intense Reference" w:uiPriority="32" w:qFormat="1"/>
-    <w:lsdException w:name="Book Title" w:uiPriority="33" w:qFormat="1"/>
-    <w:lsdException w:name="Bibliography" w:semiHidden="1" w:uiPriority="37" w:unhideWhenUsed="1"/>
-    <w:lsdException w:name="TOC Heading" w:semiHidden="1" w:uiPriority="39" w:unhideWhenUsed="1" w:qFormat="1"/>
-    <w:lsdException w:name="Plain Table 1" w:uiPriority="41"/>
-    <w:lsdException w:name="Plain Table 2" w:uiPriority="42"/>
-    <w:lsdException w:name="Plain Table 3" w:uiPriority="43"/>
-    <w:lsdException w:name="Plain Table 4" w:uiPriority="44"/>
-    <w:lsdException w:name="Plain Table 5" w:uiPriority="45"/>
-    <w:lsdException w:name="Grid Table Light" w:uiPriority="40"/>
-    <w:lsdException w:name="Grid Table 1 Light" w:uiPriority="46"/>
-    <w:lsdException w:name="Grid Table 2" w:uiPriority="47"/>
-    <w:lsdException w:name="Grid Table 3" w:uiPriority="48"/>
-    <w:lsdException w:name="Grid Table 4" w:uiPriority="49"/>
-    <w:lsdException w:name="Grid Table 5 Dark" w:uiPriority="50"/>
-    <w:lsdException w:name="Grid Table 6 Colorful" w:uiPriority="51"/>
-    <w:lsdException w:name="Grid Table 7 Colorful" w:uiPriority="52"/>
-    <w:lsdException w:name="Grid Table 1 Light Accent 1" w:uiPriority="46"/>
-    <w:lsdException w:name="Grid Table 2 Accent 1" w:uiPriority="47"/>
-    <w:lsdException w:name="Grid Table 3 Accent 1" w:uiPriority="48"/>
-    <w:lsdException w:name="Grid Table 4 Accent 1" w:uiPriority="49"/>
-    <w:lsdException w:name="Grid Table 5 Dark Accent 1" w:uiPriority="50"/>
-    <w:lsdException w:name="Grid Table 6 Colorful Accent 1" w:uiPriority="51"/>
-    <w:lsdException w:name="Grid Table 7 Colorful Accent 1" w:uiPriority="52"/>
-    <w:lsdException w:name="Grid Table 1 Light Accent 2" w:uiPriority="46"/>
-    <w:lsdException w:name="Grid Table 2 Accent 2" w:uiPriority="47"/>
-    <w:lsdException w:name="Grid Table 3 Accent 2" w:uiPriority="48"/>
-    <w:lsdException w:name="Grid Table 4 Accent 2" w:uiPriority="49"/>
-    <w:lsdException w:name="Grid Table 5 Dark Accent 2" w:uiPriority="50"/>
-    <w:lsdException w:name="Grid Table 6 Colorful Accent 2" w:uiPriority="51"/>
-    <w:lsdException w:name="Grid Table 7 Colorful Accent 2" w:uiPriority="52"/>
-    <w:lsdException w:name="Grid Table 1 Light Accent 3" w:uiPriority="46"/>
-    <w:lsdException w:name="Grid Table 2 Accent 3" w:uiPriority="47"/>
-    <w:lsdException w:name="Grid Table 3 Accent 3" w:uiPriority="48"/>
-    <w:lsdException w:name="Grid Table 4 Accent 3" w:uiPriority="49"/>
-    <w:lsdException w:name="Grid Table 5 Dark Accent 3" w:uiPriority="50"/>
-    <w:lsdException w:name="Grid Table 6 Colorful Accent 3" w:uiPriority="51"/>
-    <w:lsdException w:name="Grid Table 7 Colorful Accent 3" w:uiPriority="52"/>
-    <w:lsdException w:name="Grid Table 1 Light Accent 4" w:uiPriority="46"/>
-    <w:lsdException w:name="Grid Table 2 Accent 4" w:uiPriority="47"/>
-    <w:lsdException w:name="Grid Table 3 Accent 4" w:uiPriority="48"/>
-    <w:lsdException w:name="Grid Table 4 Accent 4" w:uiPriority="49"/>
-    <w:lsdException w:name="Grid Table 5 Dark Accent 4" w:uiPriority="50"/>
-    <w:lsdException w:name="Grid Table 6 Colorful Accent 4" w:uiPriority="51"/>
-    <w:lsdException w:name="Grid Table 7 Colorful Accent 4" w:uiPriority="52"/>
-    <w:lsdException w:name="Grid Table 1 Light Accent 5" w:uiPriority="46"/>
-    <w:lsdException w:name="Grid Table 2 Accent 5" w:uiPriority="47"/>
-    <w:lsdException w:name="Grid Table 3 Accent 5" w:uiPriority="48"/>
-    <w:lsdException w:name="Grid Table 4 Accent 5" w:uiPriority="49"/>
-    <w:lsdException w:name="Grid Table 5 Dark Accent 5" w:uiPriority="50"/>
-    <w:lsdException w:name="Grid Table 6 Colorful Accent 5" w:uiPriority="51"/>
-    <w:lsdException w:name="Grid Table 7 Colorful Accent 5" w:uiPriority="52"/>
-    <w:lsdException w:name="Grid Table 1 Light Accent 6" w:uiPriority="46"/>
-    <w:lsdException w:name="Grid Table 2 Accent 6" w:uiPriority="47"/>
-    <w:lsdException w:name="Grid Table 3 Accent 6" w:uiPriority="48"/>
-    <w:lsdException w:name="Grid Table 4 Accent 6" w:uiPriority="49"/>
-    <w:lsdException w:name="Grid Table 5 Dark Accent 6" w:uiPriority="50"/>
-    <w:lsdException w:name="Grid Table 6 Colorful Accent 6" w:uiPriority="51"/>
-    <w:lsdException w:name="Grid Table 7 Colorful Accent 6" w:uiPriority="52"/>
-    <w:lsdException w:name="List Table 1 Light" w:uiPriority="46"/>
-    <w:lsdException w:name="List Table 2" w:uiPriority="47"/>
-    <w:lsdException w:name="List Table 3" w:uiPriority="48"/>
-    <w:lsdException w:name="List Table 4" w:uiPriority="49"/>
-    <w:lsdException w:name="List Table 5 Dark" w:uiPriority="50"/>
-    <w:lsdException w:name="List Table 6 Colorful" w:uiPriority="51"/>
-    <w:lsdException w:name="List Table 7 Colorful" w:uiPriority="52"/>
-    <w:lsdException w:name="List Table 1 Light Accent 1" w:uiPriority="46"/>
-    <w:lsdException w:name="List Table 2 Accent 1" w:uiPriority="47"/>
-    <w:lsdException w:name="List Table 3 Accent 1" w:uiPriority="48"/>
-    <w:lsdException w:name="List Table 4 Accent 1" w:uiPriority="49"/>
-    <w:lsdException w:name="List Table 5 Dark Accent 1" w:uiPriority="50"/>
-    <w:lsdException w:name="List Table 6 Colorful Accent 1" w:uiPriority="51"/>
-    <w:lsdException w:name="List Table 7 Colorful Accent 1" w:uiPriority="52"/>
-    <w:lsdException w:name="List Table 1 Light Accent 2" w:uiPriority="46"/>
-    <w:lsdException w:name="List Table 2 Accent 2" w:uiPriority="47"/>
-    <w:lsdException w:name="List Table 3 Accent 2" w:uiPriority="48"/>
-    <w:lsdException w:name="List Table 4 Accent 2" w:uiPriority="49"/>
-    <w:lsdException w:name="List Table 5 Dark Accent 2" w:uiPriority="50"/>
-    <w:lsdException w:name="List Table 6 Colorful Accent 2" w:uiPriority="51"/>
-    <w:lsdException w:name="List Table 7 Colorful Accent 2" w:uiPriority="52"/>
-    <w:lsdException w:name="List Table 1 Light Accent 3" w:uiPriority="46"/>
-    <w:lsdException w:name="List Table 2 Accent 3" w:uiPriority="47"/>
-    <w:lsdException w:name="List Table 3 Accent 3" w:uiPriority="48"/>
-    <w:lsdException w:name="List Table 4 Accent 3" w:uiPriority="49"/>
-    <w:lsdException w:name="List Table 5 Dark Accent 3" w:uiPriority="50"/>
-    <w:lsdException w:name="List Table 6 Colorful Accent 3" w:uiPriority="51"/>
-    <w:lsdException w:name="List Table 7 Colorful Accent 3" w:uiPriority="52"/>
-    <w:lsdException w:name="List Table 1 Light Accent 4" w:uiPriority="46"/>
-    <w:lsdException w:name="List Table 2 Accent 4" w:uiPriority="47"/>
-    <w:lsdException w:name="List Table 3 Accent 4" w:uiPriority="48"/>
-    <w:lsdException w:name="List Table 4 Accent 4" w:uiPriority="49"/>
-    <w:lsdException w:name="List Table 5 Dark Accent 4" w:uiPriority="50"/>
-    <w:lsdException w:name="List Table 6 Colorful Accent 4" w:uiPriority="51"/>
-    <w:lsdException w:name="List Table 7 Colorful Accent 4" w:uiPriority="52"/>
-    <w:lsdException w:name="List Table 1 Light Accent 5" w:uiPriority="46"/>
-    <w:lsdException w:name="List Table 2 Accent 5" w:uiPriority="47"/>
-    <w:lsdException w:name="List Table 3 Accent 5" w:uiPriority="48"/>
-    <w:lsdException w:name="List Table 4 Accent 5" w:uiPriority="49"/>
-    <w:lsdException w:name="List Table 5 Dark Accent 5" w:uiPriority="50"/>
-    <w:lsdException w:name="List Table 6 Colorful Accent 5" w:uiPriority="51"/>
-    <w:lsdException w:name="List Table 7 Colorful Accent 5" w:uiPriority="52"/>
-    <w:lsdException w:name="List Table 1 Light Accent 6" w:uiPriority="46"/>
-    <w:lsdException w:name="List Table 2 Accent 6" w:uiPriority="47"/>
-    <w:lsdException w:name="List Table 3 Accent 6" w:uiPriority="48"/>
-    <w:lsdException w:name="List Table 4 Accent 6" w:uiPriority="49"/>
-    <w:lsdException w:name="List Table 5 Dark Accent 6" w:uiPriority="50"/>
-    <w:lsdException w:name="List Table 6 Colorful Accent 6" w:uiPriority="51"/>
-    <w:lsdException w:name="List Table 7 Colorful Accent 6" w:uiPriority="52"/>
+  <w:latentStyles w:defLockedState="0" w:defUIPriority="99" w:defSemiHidden="1" w:defUnhideWhenUsed="1" w:defQFormat="0" w:count="267">
+    <w:lsdException w:name="Normal" w:semiHidden="0" w:uiPriority="0" w:unhideWhenUsed="0" w:qFormat="1"/>
+    <w:lsdException w:name="heading 1" w:semiHidden="0" w:uiPriority="9" w:unhideWhenUsed="0" w:qFormat="1"/>
+    <w:lsdException w:name="heading 2" w:uiPriority="9" w:qFormat="1"/>
+    <w:lsdException w:name="heading 3" w:uiPriority="9" w:qFormat="1"/>
+    <w:lsdException w:name="heading 4" w:uiPriority="9" w:qFormat="1"/>
+    <w:lsdException w:name="heading 5" w:uiPriority="9" w:qFormat="1"/>
+    <w:lsdException w:name="heading 6" w:uiPriority="9" w:qFormat="1"/>
+    <w:lsdException w:name="heading 7" w:uiPriority="9" w:qFormat="1"/>
+    <w:lsdException w:name="heading 8" w:uiPriority="9" w:qFormat="1"/>
+    <w:lsdException w:name="heading 9" w:uiPriority="9" w:qFormat="1"/>
+    <w:lsdException w:name="toc 1" w:uiPriority="39"/>
+    <w:lsdException w:name="toc 2" w:uiPriority="39"/>
+    <w:lsdException w:name="toc 3" w:uiPriority="39"/>
+    <w:lsdException w:name="toc 4" w:uiPriority="39"/>
+    <w:lsdException w:name="toc 5" w:uiPriority="39"/>
+    <w:lsdException w:name="toc 6" w:uiPriority="39"/>
+    <w:lsdException w:name="toc 7" w:uiPriority="39"/>
+    <w:lsdException w:name="toc 8" w:uiPriority="39"/>
+    <w:lsdException w:name="toc 9" w:uiPriority="39"/>
+    <w:lsdException w:name="caption" w:uiPriority="35" w:qFormat="1"/>
+    <w:lsdException w:name="Title" w:semiHidden="0" w:uiPriority="10" w:unhideWhenUsed="0" w:qFormat="1"/>
+    <w:lsdException w:name="Default Paragraph Font" w:uiPriority="1"/>
+    <w:lsdException w:name="Subtitle" w:semiHidden="0" w:uiPriority="11" w:unhideWhenUsed="0" w:qFormat="1"/>
+    <w:lsdException w:name="Strong" w:semiHidden="0" w:uiPriority="22" w:unhideWhenUsed="0" w:qFormat="1"/>
+    <w:lsdException w:name="Emphasis" w:semiHidden="0" w:uiPriority="20" w:unhideWhenUsed="0" w:qFormat="1"/>
+    <w:lsdException w:name="Table Grid" w:semiHidden="0" w:uiPriority="39" w:unhideWhenUsed="0"/>
+    <w:lsdException w:name="Placeholder Text" w:unhideWhenUsed="0"/>
+    <w:lsdException w:name="No Spacing" w:semiHidden="0" w:uiPriority="1" w:unhideWhenUsed="0" w:qFormat="1"/>
+    <w:lsdException w:name="Light Shading" w:semiHidden="0" w:uiPriority="60" w:unhideWhenUsed="0"/>
+    <w:lsdException w:name="Light List" w:semiHidden="0" w:uiPriority="61" w:unhideWhenUsed="0"/>
+    <w:lsdException w:name="Light Grid" w:semiHidden="0" w:uiPriority="62" w:unhideWhenUsed="0"/>
+    <w:lsdException w:name="Medium Shading 1" w:semiHidden="0" w:uiPriority="63" w:unhideWhenUsed="0"/>
+    <w:lsdException w:name="Medium Shading 2" w:semiHidden="0" w:uiPriority="64" w:unhideWhenUsed="0"/>
+    <w:lsdException w:name="Medium List 1" w:semiHidden="0" w:uiPriority="65" w:unhideWhenUsed="0"/>
+    <w:lsdException w:name="Medium List 2" w:semiHidden="0" w:uiPriority="66" w:unhideWhenUsed="0"/>
+    <w:lsdException w:name="Medium Grid 1" w:semiHidden="0" w:uiPriority="67" w:unhideWhenUsed="0"/>
+    <w:lsdException w:name="Medium Grid 2" w:semiHidden="0" w:uiPriority="68" w:unhideWhenUsed="0"/>
+    <w:lsdException w:name="Medium Grid 3" w:semiHidden="0" w:uiPriority="69" w:unhideWhenUsed="0"/>
+    <w:lsdException w:name="Dark List" w:semiHidden="0" w:uiPriority="70" w:unhideWhenUsed="0"/>
+    <w:lsdException w:name="Colorful Shading" w:semiHidden="0" w:uiPriority="71" w:unhideWhenUsed="0"/>
+    <w:lsdException w:name="Colorful List" w:semiHidden="0" w:uiPriority="72" w:unhideWhenUsed="0"/>
+    <w:lsdException w:name="Colorful Grid" w:semiHidden="0" w:uiPriority="73" w:unhideWhenUsed="0"/>
+    <w:lsdException w:name="Light Shading Accent 1" w:semiHidden="0" w:uiPriority="60" w:unhideWhenUsed="0"/>
+    <w:lsdException w:name="Light List Accent 1" w:semiHidden="0" w:uiPriority="61" w:unhideWhenUsed="0"/>
+    <w:lsdException w:name="Light Grid Accent 1" w:semiHidden="0" w:uiPriority="62" w:unhideWhenUsed="0"/>
+    <w:lsdException w:name="Medium Shading 1 Accent 1" w:semiHidden="0" w:uiPriority="63" w:unhideWhenUsed="0"/>
+    <w:lsdException w:name="Medium Shading 2 Accent 1" w:semiHidden="0" w:uiPriority="64" w:unhideWhenUsed="0"/>
+    <w:lsdException w:name="Medium List 1 Accent 1" w:semiHidden="0" w:uiPriority="65" w:unhideWhenUsed="0"/>
+    <w:lsdException w:name="Revision" w:unhideWhenUsed="0"/>
+    <w:lsdException w:name="List Paragraph" w:semiHidden="0" w:uiPriority="0" w:unhideWhenUsed="0" w:qFormat="1"/>
+    <w:lsdException w:name="Quote" w:semiHidden="0" w:uiPriority="29" w:unhideWhenUsed="0" w:qFormat="1"/>
+    <w:lsdException w:name="Intense Quote" w:semiHidden="0" w:uiPriority="30" w:unhideWhenUsed="0" w:qFormat="1"/>
+    <w:lsdException w:name="Medium List 2 Accent 1" w:semiHidden="0" w:uiPriority="66" w:unhideWhenUsed="0"/>
+    <w:lsdException w:name="Medium Grid 1 Accent 1" w:semiHidden="0" w:uiPriority="67" w:unhideWhenUsed="0"/>
+    <w:lsdException w:name="Medium Grid 2 Accent 1" w:semiHidden="0" w:uiPriority="68" w:unhideWhenUsed="0"/>
+    <w:lsdException w:name="Medium Grid 3 Accent 1" w:semiHidden="0" w:uiPriority="69" w:unhideWhenUsed="0"/>
+    <w:lsdException w:name="Dark List Accent 1" w:semiHidden="0" w:uiPriority="70" w:unhideWhenUsed="0"/>
+    <w:lsdException w:name="Colorful Shading Accent 1" w:semiHidden="0" w:uiPriority="71" w:unhideWhenUsed="0"/>
+    <w:lsdException w:name="Colorful List Accent 1" w:semiHidden="0" w:uiPriority="72" w:unhideWhenUsed="0"/>
+    <w:lsdException w:name="Colorful Grid Accent 1" w:semiHidden="0" w:uiPriority="73" w:unhideWhenUsed="0"/>
+    <w:lsdException w:name="Light Shading Accent 2" w:semiHidden="0" w:uiPriority="60" w:unhideWhenUsed="0"/>
+    <w:lsdException w:name="Light List Accent 2" w:semiHidden="0" w:uiPriority="61" w:unhideWhenUsed="0"/>
+    <w:lsdException w:name="Light Grid Accent 2" w:semiHidden="0" w:uiPriority="62" w:unhideWhenUsed="0"/>
+    <w:lsdException w:name="Medium Shading 1 Accent 2" w:semiHidden="0" w:uiPriority="63" w:unhideWhenUsed="0"/>
+    <w:lsdException w:name="Medium Shading 2 Accent 2" w:semiHidden="0" w:uiPriority="64" w:unhideWhenUsed="0"/>
+    <w:lsdException w:name="Medium List 1 Accent 2" w:semiHidden="0" w:uiPriority="65" w:unhideWhenUsed="0"/>
+    <w:lsdException w:name="Medium List 2 Accent 2" w:semiHidden="0" w:uiPriority="66" w:unhideWhenUsed="0"/>
+    <w:lsdException w:name="Medium Grid 1 Accent 2" w:semiHidden="0" w:uiPriority="67" w:unhideWhenUsed="0"/>
+    <w:lsdException w:name="Medium Grid 2 Accent 2" w:semiHidden="0" w:uiPriority="68" w:unhideWhenUsed="0"/>
+    <w:lsdException w:name="Medium Grid 3 Accent 2" w:semiHidden="0" w:uiPriority="69" w:unhideWhenUsed="0"/>
+    <w:lsdException w:name="Dark List Accent 2" w:semiHidden="0" w:uiPriority="70" w:unhideWhenUsed="0"/>
+    <w:lsdException w:name="Colorful Shading Accent 2" w:semiHidden="0" w:uiPriority="71" w:unhideWhenUsed="0"/>
+    <w:lsdException w:name="Colorful List Accent 2" w:semiHidden="0" w:uiPriority="72" w:unhideWhenUsed="0"/>
+    <w:lsdException w:name="Colorful Grid Accent 2" w:semiHidden="0" w:uiPriority="73" w:unhideWhenUsed="0"/>
+    <w:lsdException w:name="Light Shading Accent 3" w:semiHidden="0" w:uiPriority="60" w:unhideWhenUsed="0"/>
+    <w:lsdException w:name="Light List Accent 3" w:semiHidden="0" w:uiPriority="61" w:unhideWhenUsed="0"/>
+    <w:lsdException w:name="Light Grid Accent 3" w:semiHidden="0" w:uiPriority="62" w:unhideWhenUsed="0"/>
+    <w:lsdException w:name="Medium Shading 1 Accent 3" w:semiHidden="0" w:uiPriority="63" w:unhideWhenUsed="0"/>
+    <w:lsdException w:name="Medium Shading 2 Accent 3" w:semiHidden="0" w:uiPriority="64" w:unhideWhenUsed="0"/>
+    <w:lsdException w:name="Medium List 1 Accent 3" w:semiHidden="0" w:uiPriority="65" w:unhideWhenUsed="0"/>
+    <w:lsdException w:name="Medium List 2 Accent 3" w:semiHidden="0" w:uiPriority="66" w:unhideWhenUsed="0"/>
+    <w:lsdException w:name="Medium Grid 1 Accent 3" w:semiHidden="0" w:uiPriority="67" w:unhideWhenUsed="0"/>
+    <w:lsdException w:name="Medium Grid 2 Accent 3" w:semiHidden="0" w:uiPriority="68" w:unhideWhenUsed="0"/>
+    <w:lsdException w:name="Medium Grid 3 Accent 3" w:semiHidden="0" w:uiPriority="69" w:unhideWhenUsed="0"/>
+    <w:lsdException w:name="Dark List Accent 3" w:semiHidden="0" w:uiPriority="70" w:unhideWhenUsed="0"/>
+    <w:lsdException w:name="Colorful Shading Accent 3" w:semiHidden="0" w:uiPriority="71" w:unhideWhenUsed="0"/>
+    <w:lsdException w:name="Colorful List Accent 3" w:semiHidden="0" w:uiPriority="72" w:unhideWhenUsed="0"/>
+    <w:lsdException w:name="Colorful Grid Accent 3" w:semiHidden="0" w:uiPriority="73" w:unhideWhenUsed="0"/>
+    <w:lsdException w:name="Light Shading Accent 4" w:semiHidden="0" w:uiPriority="60" w:unhideWhenUsed="0"/>
+    <w:lsdException w:name="Light List Accent 4" w:semiHidden="0" w:uiPriority="61" w:unhideWhenUsed="0"/>
+    <w:lsdException w:name="Light Grid Accent 4" w:semiHidden="0" w:uiPriority="62" w:unhideWhenUsed="0"/>
+    <w:lsdException w:name="Medium Shading 1 Accent 4" w:semiHidden="0" w:uiPriority="63" w:unhideWhenUsed="0"/>
+    <w:lsdException w:name="Medium Shading 2 Accent 4" w:semiHidden="0" w:uiPriority="64" w:unhideWhenUsed="0"/>
+    <w:lsdException w:name="Medium List 1 Accent 4" w:semiHidden="0" w:uiPriority="65" w:unhideWhenUsed="0"/>
+    <w:lsdException w:name="Medium List 2 Accent 4" w:semiHidden="0" w:uiPriority="66" w:unhideWhenUsed="0"/>
+    <w:lsdException w:name="Medium Grid 1 Accent 4" w:semiHidden="0" w:uiPriority="67" w:unhideWhenUsed="0"/>
+    <w:lsdException w:name="Medium Grid 2 Accent 4" w:semiHidden="0" w:uiPriority="68" w:unhideWhenUsed="0"/>
+    <w:lsdException w:name="Medium Grid 3 Accent 4" w:semiHidden="0" w:uiPriority="69" w:unhideWhenUsed="0"/>
+    <w:lsdException w:name="Dark List Accent 4" w:semiHidden="0" w:uiPriority="70" w:unhideWhenUsed="0"/>
+    <w:lsdException w:name="Colorful Shading Accent 4" w:semiHidden="0" w:uiPriority="71" w:unhideWhenUsed="0"/>
+    <w:lsdException w:name="Colorful List Accent 4" w:semiHidden="0" w:uiPriority="72" w:unhideWhenUsed="0"/>
+    <w:lsdException w:name="Colorful Grid Accent 4" w:semiHidden="0" w:uiPriority="73" w:unhideWhenUsed="0"/>
+    <w:lsdException w:name="Light Shading Accent 5" w:semiHidden="0" w:uiPriority="60" w:unhideWhenUsed="0"/>
+    <w:lsdException w:name="Light List Accent 5" w:semiHidden="0" w:uiPriority="61" w:unhideWhenUsed="0"/>
+    <w:lsdException w:name="Light Grid Accent 5" w:semiHidden="0" w:uiPriority="62" w:unhideWhenUsed="0"/>
+    <w:lsdException w:name="Medium Shading 1 Accent 5" w:semiHidden="0" w:uiPriority="63" w:unhideWhenUsed="0"/>
+    <w:lsdException w:name="Medium Shading 2 Accent 5" w:semiHidden="0" w:uiPriority="64" w:unhideWhenUsed="0"/>
+    <w:lsdException w:name="Medium List 1 Accent 5" w:semiHidden="0" w:uiPriority="65" w:unhideWhenUsed="0"/>
+    <w:lsdException w:name="Medium List 2 Accent 5" w:semiHidden="0" w:uiPriority="66" w:unhideWhenUsed="0"/>
+    <w:lsdException w:name="Medium Grid 1 Accent 5" w:semiHidden="0" w:uiPriority="67" w:unhideWhenUsed="0"/>
+    <w:lsdException w:name="Medium Grid 2 Accent 5" w:semiHidden="0" w:uiPriority="68" w:unhideWhenUsed="0"/>
+    <w:lsdException w:name="Medium Grid 3 Accent 5" w:semiHidden="0" w:uiPriority="69" w:unhideWhenUsed="0"/>
+    <w:lsdException w:name="Dark List Accent 5" w:semiHidden="0" w:uiPriority="70" w:unhideWhenUsed="0"/>
+    <w:lsdException w:name="Colorful Shading Accent 5" w:semiHidden="0" w:uiPriority="71" w:unhideWhenUsed="0"/>
+    <w:lsdException w:name="Colorful List Accent 5" w:semiHidden="0" w:uiPriority="72" w:unhideWhenUsed="0"/>
+    <w:lsdException w:name="Colorful Grid Accent 5" w:semiHidden="0" w:uiPriority="73" w:unhideWhenUsed="0"/>
+    <w:lsdException w:name="Light Shading Accent 6" w:semiHidden="0" w:uiPriority="60" w:unhideWhenUsed="0"/>
+    <w:lsdException w:name="Light List Accent 6" w:semiHidden="0" w:uiPriority="61" w:unhideWhenUsed="0"/>
+    <w:lsdException w:name="Light Grid Accent 6" w:semiHidden="0" w:uiPriority="62" w:unhideWhenUsed="0"/>
+    <w:lsdException w:name="Medium Shading 1 Accent 6" w:semiHidden="0" w:uiPriority="63" w:unhideWhenUsed="0"/>
+    <w:lsdException w:name="Medium Shading 2 Accent 6" w:semiHidden="0" w:uiPriority="64" w:unhideWhenUsed="0"/>
+    <w:lsdException w:name="Medium List 1 Accent 6" w:semiHidden="0" w:uiPriority="65" w:unhideWhenUsed="0"/>
+    <w:lsdException w:name="Medium List 2 Accent 6" w:semiHidden="0" w:uiPriority="66" w:unhideWhenUsed="0"/>
+    <w:lsdException w:name="Medium Grid 1 Accent 6" w:semiHidden="0" w:uiPriority="67" w:unhideWhenUsed="0"/>
+    <w:lsdException w:name="Medium Grid 2 Accent 6" w:semiHidden="0" w:uiPriority="68" w:unhideWhenUsed="0"/>
+    <w:lsdException w:name="Medium Grid 3 Accent 6" w:semiHidden="0" w:uiPriority="69" w:unhideWhenUsed="0"/>
+    <w:lsdException w:name="Dark List Accent 6" w:semiHidden="0" w:uiPriority="70" w:unhideWhenUsed="0"/>
+    <w:lsdException w:name="Colorful Shading Accent 6" w:semiHidden="0" w:uiPriority="71" w:unhideWhenUsed="0"/>
+    <w:lsdException w:name="Colorful List Accent 6" w:semiHidden="0" w:uiPriority="72" w:unhideWhenUsed="0"/>
+    <w:lsdException w:name="Colorful Grid Accent 6" w:semiHidden="0" w:uiPriority="73" w:unhideWhenUsed="0"/>
+    <w:lsdException w:name="Subtle Emphasis" w:semiHidden="0" w:uiPriority="19" w:unhideWhenUsed="0" w:qFormat="1"/>
+    <w:lsdException w:name="Intense Emphasis" w:semiHidden="0" w:uiPriority="21" w:unhideWhenUsed="0" w:qFormat="1"/>
+    <w:lsdException w:name="Subtle Reference" w:semiHidden="0" w:uiPriority="31" w:unhideWhenUsed="0" w:qFormat="1"/>
+    <w:lsdException w:name="Intense Reference" w:semiHidden="0" w:uiPriority="32" w:unhideWhenUsed="0" w:qFormat="1"/>
+    <w:lsdException w:name="Book Title" w:semiHidden="0" w:uiPriority="33" w:unhideWhenUsed="0" w:qFormat="1"/>
+    <w:lsdException w:name="Bibliography" w:uiPriority="37"/>
+    <w:lsdException w:name="TOC Heading" w:uiPriority="39" w:qFormat="1"/>
   </w:latentStyles>
   <w:style w:type="paragraph" w:default="1" w:styleId="Normal">
     <w:name w:val="Normal"/>
@@ -7482,6 +7146,601 @@
       <w:szCs w:val="20"/>
     </w:rPr>
   </w:style>
+  <w:style w:type="paragraph" w:customStyle="1" w:styleId="pdq2pgselectionanchorcontainer">
+    <w:name w:val="pdq2pg_selectionanchorcontainer"/>
+    <w:basedOn w:val="Normal"/>
+    <w:rsid w:val="00A144E9"/>
+    <w:pPr>
+      <w:spacing w:before="100" w:beforeAutospacing="1" w:after="100" w:afterAutospacing="1"/>
+    </w:pPr>
+    <w:rPr>
+      <w:sz w:val="24"/>
+      <w:szCs w:val="24"/>
+    </w:rPr>
+  </w:style>
+  <w:style w:type="character" w:styleId="Strong">
+    <w:name w:val="Strong"/>
+    <w:basedOn w:val="DefaultParagraphFont"/>
+    <w:uiPriority w:val="22"/>
+    <w:qFormat/>
+    <w:rsid w:val="00A144E9"/>
+    <w:rPr>
+      <w:b/>
+      <w:bCs/>
+    </w:rPr>
+  </w:style>
+  <w:style w:type="paragraph" w:styleId="NormalWeb">
+    <w:name w:val="Normal (Web)"/>
+    <w:basedOn w:val="Normal"/>
+    <w:uiPriority w:val="99"/>
+    <w:semiHidden/>
+    <w:unhideWhenUsed/>
+    <w:rsid w:val="00A144E9"/>
+    <w:pPr>
+      <w:spacing w:before="100" w:beforeAutospacing="1" w:after="100" w:afterAutospacing="1"/>
+    </w:pPr>
+    <w:rPr>
+      <w:sz w:val="24"/>
+      <w:szCs w:val="24"/>
+    </w:rPr>
+  </w:style>
+  <w:style w:type="paragraph" w:styleId="HTMLPreformatted">
+    <w:name w:val="HTML Preformatted"/>
+    <w:basedOn w:val="Normal"/>
+    <w:link w:val="HTMLPreformattedChar"/>
+    <w:uiPriority w:val="99"/>
+    <w:unhideWhenUsed/>
+    <w:rsid w:val="00A144E9"/>
+    <w:pPr>
+      <w:tabs>
+        <w:tab w:val="left" w:pos="916"/>
+        <w:tab w:val="left" w:pos="1832"/>
+        <w:tab w:val="left" w:pos="2748"/>
+        <w:tab w:val="left" w:pos="3664"/>
+        <w:tab w:val="left" w:pos="4580"/>
+        <w:tab w:val="left" w:pos="5496"/>
+        <w:tab w:val="left" w:pos="6412"/>
+        <w:tab w:val="left" w:pos="7328"/>
+        <w:tab w:val="left" w:pos="8244"/>
+        <w:tab w:val="left" w:pos="9160"/>
+        <w:tab w:val="left" w:pos="10076"/>
+        <w:tab w:val="left" w:pos="10992"/>
+        <w:tab w:val="left" w:pos="11908"/>
+        <w:tab w:val="left" w:pos="12824"/>
+        <w:tab w:val="left" w:pos="13740"/>
+        <w:tab w:val="left" w:pos="14656"/>
+      </w:tabs>
+    </w:pPr>
+    <w:rPr>
+      <w:rFonts w:ascii="Courier New" w:hAnsi="Courier New" w:cs="Courier New"/>
+      <w:sz w:val="20"/>
+      <w:szCs w:val="20"/>
+    </w:rPr>
+  </w:style>
+  <w:style w:type="character" w:customStyle="1" w:styleId="HTMLPreformattedChar">
+    <w:name w:val="HTML Preformatted Char"/>
+    <w:basedOn w:val="DefaultParagraphFont"/>
+    <w:link w:val="HTMLPreformatted"/>
+    <w:uiPriority w:val="99"/>
+    <w:rsid w:val="00A144E9"/>
+    <w:rPr>
+      <w:rFonts w:ascii="Courier New" w:hAnsi="Courier New" w:cs="Courier New"/>
+      <w:sz w:val="20"/>
+      <w:szCs w:val="20"/>
+    </w:rPr>
+  </w:style>
+  <w:style w:type="character" w:styleId="HTMLCode">
+    <w:name w:val="HTML Code"/>
+    <w:basedOn w:val="DefaultParagraphFont"/>
+    <w:uiPriority w:val="99"/>
+    <w:semiHidden/>
+    <w:unhideWhenUsed/>
+    <w:rsid w:val="00A144E9"/>
+    <w:rPr>
+      <w:rFonts w:ascii="Courier New" w:eastAsia="Times New Roman" w:hAnsi="Courier New" w:cs="Courier New"/>
+      <w:sz w:val="20"/>
+      <w:szCs w:val="20"/>
+    </w:rPr>
+  </w:style>
+  <w:style w:type="paragraph" w:styleId="BalloonText">
+    <w:name w:val="Balloon Text"/>
+    <w:basedOn w:val="Normal"/>
+    <w:link w:val="BalloonTextChar"/>
+    <w:uiPriority w:val="99"/>
+    <w:semiHidden/>
+    <w:unhideWhenUsed/>
+    <w:rsid w:val="00CC7914"/>
+    <w:rPr>
+      <w:rFonts w:ascii="Tahoma" w:hAnsi="Tahoma" w:cs="Tahoma"/>
+      <w:sz w:val="16"/>
+      <w:szCs w:val="16"/>
+    </w:rPr>
+  </w:style>
+  <w:style w:type="character" w:customStyle="1" w:styleId="BalloonTextChar">
+    <w:name w:val="Balloon Text Char"/>
+    <w:basedOn w:val="DefaultParagraphFont"/>
+    <w:link w:val="BalloonText"/>
+    <w:uiPriority w:val="99"/>
+    <w:semiHidden/>
+    <w:rsid w:val="00CC7914"/>
+    <w:rPr>
+      <w:rFonts w:ascii="Tahoma" w:hAnsi="Tahoma" w:cs="Tahoma"/>
+      <w:sz w:val="16"/>
+      <w:szCs w:val="16"/>
+    </w:rPr>
+  </w:style>
+</w:styles>
+</file>
+
+<file path=word/stylesWithEffects.xml><?xml version="1.0" encoding="utf-8"?>
+<w:styles xmlns:wpc="http://schemas.microsoft.com/office/word/2010/wordprocessingCanvas" xmlns:mc="http://schemas.openxmlformats.org/markup-compatibility/2006" xmlns:o="urn:schemas-microsoft-com:office:office" xmlns:r="http://schemas.openxmlformats.org/officeDocument/2006/relationships" xmlns:m="http://schemas.openxmlformats.org/officeDocument/2006/math" xmlns:v="urn:schemas-microsoft-com:vml" xmlns:wp14="http://schemas.microsoft.com/office/word/2010/wordprocessingDrawing" xmlns:wp="http://schemas.openxmlformats.org/drawingml/2006/wordprocessingDrawing" xmlns:w10="urn:schemas-microsoft-com:office:word" xmlns:w="http://schemas.openxmlformats.org/wordprocessingml/2006/main" xmlns:w14="http://schemas.microsoft.com/office/word/2010/wordml" xmlns:wpg="http://schemas.microsoft.com/office/word/2010/wordprocessingGroup" xmlns:wpi="http://schemas.microsoft.com/office/word/2010/wordprocessingInk" xmlns:wne="http://schemas.microsoft.com/office/word/2006/wordml" xmlns:wps="http://schemas.microsoft.com/office/word/2010/wordprocessingShape" mc:Ignorable="w14 wp14">
+  <w:docDefaults>
+    <w:rPrDefault>
+      <w:rPr>
+        <w:rFonts w:ascii="Times New Roman" w:eastAsia="Times New Roman" w:hAnsi="Times New Roman" w:cs="Times New Roman"/>
+        <w:sz w:val="26"/>
+        <w:szCs w:val="26"/>
+        <w:lang w:val="en-US" w:eastAsia="ja-JP" w:bidi="ar-SA"/>
+      </w:rPr>
+    </w:rPrDefault>
+    <w:pPrDefault/>
+  </w:docDefaults>
+  <w:latentStyles w:defLockedState="0" w:defUIPriority="99" w:defSemiHidden="1" w:defUnhideWhenUsed="1" w:defQFormat="0" w:count="267">
+    <w:lsdException w:name="Normal" w:semiHidden="0" w:uiPriority="0" w:unhideWhenUsed="0" w:qFormat="1"/>
+    <w:lsdException w:name="heading 1" w:semiHidden="0" w:uiPriority="9" w:unhideWhenUsed="0" w:qFormat="1"/>
+    <w:lsdException w:name="heading 2" w:uiPriority="9" w:qFormat="1"/>
+    <w:lsdException w:name="heading 3" w:uiPriority="9" w:qFormat="1"/>
+    <w:lsdException w:name="heading 4" w:uiPriority="9" w:qFormat="1"/>
+    <w:lsdException w:name="heading 5" w:uiPriority="9" w:qFormat="1"/>
+    <w:lsdException w:name="heading 6" w:uiPriority="9" w:qFormat="1"/>
+    <w:lsdException w:name="heading 7" w:uiPriority="9" w:qFormat="1"/>
+    <w:lsdException w:name="heading 8" w:uiPriority="9" w:qFormat="1"/>
+    <w:lsdException w:name="heading 9" w:uiPriority="9" w:qFormat="1"/>
+    <w:lsdException w:name="toc 1" w:uiPriority="39"/>
+    <w:lsdException w:name="toc 2" w:uiPriority="39"/>
+    <w:lsdException w:name="toc 3" w:uiPriority="39"/>
+    <w:lsdException w:name="toc 4" w:uiPriority="39"/>
+    <w:lsdException w:name="toc 5" w:uiPriority="39"/>
+    <w:lsdException w:name="toc 6" w:uiPriority="39"/>
+    <w:lsdException w:name="toc 7" w:uiPriority="39"/>
+    <w:lsdException w:name="toc 8" w:uiPriority="39"/>
+    <w:lsdException w:name="toc 9" w:uiPriority="39"/>
+    <w:lsdException w:name="caption" w:uiPriority="35" w:qFormat="1"/>
+    <w:lsdException w:name="Title" w:semiHidden="0" w:uiPriority="10" w:unhideWhenUsed="0" w:qFormat="1"/>
+    <w:lsdException w:name="Default Paragraph Font" w:uiPriority="1"/>
+    <w:lsdException w:name="Subtitle" w:semiHidden="0" w:uiPriority="11" w:unhideWhenUsed="0" w:qFormat="1"/>
+    <w:lsdException w:name="Strong" w:semiHidden="0" w:uiPriority="22" w:unhideWhenUsed="0" w:qFormat="1"/>
+    <w:lsdException w:name="Emphasis" w:semiHidden="0" w:uiPriority="20" w:unhideWhenUsed="0" w:qFormat="1"/>
+    <w:lsdException w:name="Table Grid" w:semiHidden="0" w:uiPriority="39" w:unhideWhenUsed="0"/>
+    <w:lsdException w:name="Placeholder Text" w:unhideWhenUsed="0"/>
+    <w:lsdException w:name="No Spacing" w:semiHidden="0" w:uiPriority="1" w:unhideWhenUsed="0" w:qFormat="1"/>
+    <w:lsdException w:name="Light Shading" w:semiHidden="0" w:uiPriority="60" w:unhideWhenUsed="0"/>
+    <w:lsdException w:name="Light List" w:semiHidden="0" w:uiPriority="61" w:unhideWhenUsed="0"/>
+    <w:lsdException w:name="Light Grid" w:semiHidden="0" w:uiPriority="62" w:unhideWhenUsed="0"/>
+    <w:lsdException w:name="Medium Shading 1" w:semiHidden="0" w:uiPriority="63" w:unhideWhenUsed="0"/>
+    <w:lsdException w:name="Medium Shading 2" w:semiHidden="0" w:uiPriority="64" w:unhideWhenUsed="0"/>
+    <w:lsdException w:name="Medium List 1" w:semiHidden="0" w:uiPriority="65" w:unhideWhenUsed="0"/>
+    <w:lsdException w:name="Medium List 2" w:semiHidden="0" w:uiPriority="66" w:unhideWhenUsed="0"/>
+    <w:lsdException w:name="Medium Grid 1" w:semiHidden="0" w:uiPriority="67" w:unhideWhenUsed="0"/>
+    <w:lsdException w:name="Medium Grid 2" w:semiHidden="0" w:uiPriority="68" w:unhideWhenUsed="0"/>
+    <w:lsdException w:name="Medium Grid 3" w:semiHidden="0" w:uiPriority="69" w:unhideWhenUsed="0"/>
+    <w:lsdException w:name="Dark List" w:semiHidden="0" w:uiPriority="70" w:unhideWhenUsed="0"/>
+    <w:lsdException w:name="Colorful Shading" w:semiHidden="0" w:uiPriority="71" w:unhideWhenUsed="0"/>
+    <w:lsdException w:name="Colorful List" w:semiHidden="0" w:uiPriority="72" w:unhideWhenUsed="0"/>
+    <w:lsdException w:name="Colorful Grid" w:semiHidden="0" w:uiPriority="73" w:unhideWhenUsed="0"/>
+    <w:lsdException w:name="Light Shading Accent 1" w:semiHidden="0" w:uiPriority="60" w:unhideWhenUsed="0"/>
+    <w:lsdException w:name="Light List Accent 1" w:semiHidden="0" w:uiPriority="61" w:unhideWhenUsed="0"/>
+    <w:lsdException w:name="Light Grid Accent 1" w:semiHidden="0" w:uiPriority="62" w:unhideWhenUsed="0"/>
+    <w:lsdException w:name="Medium Shading 1 Accent 1" w:semiHidden="0" w:uiPriority="63" w:unhideWhenUsed="0"/>
+    <w:lsdException w:name="Medium Shading 2 Accent 1" w:semiHidden="0" w:uiPriority="64" w:unhideWhenUsed="0"/>
+    <w:lsdException w:name="Medium List 1 Accent 1" w:semiHidden="0" w:uiPriority="65" w:unhideWhenUsed="0"/>
+    <w:lsdException w:name="Revision" w:unhideWhenUsed="0"/>
+    <w:lsdException w:name="List Paragraph" w:semiHidden="0" w:uiPriority="0" w:unhideWhenUsed="0" w:qFormat="1"/>
+    <w:lsdException w:name="Quote" w:semiHidden="0" w:uiPriority="29" w:unhideWhenUsed="0" w:qFormat="1"/>
+    <w:lsdException w:name="Intense Quote" w:semiHidden="0" w:uiPriority="30" w:unhideWhenUsed="0" w:qFormat="1"/>
+    <w:lsdException w:name="Medium List 2 Accent 1" w:semiHidden="0" w:uiPriority="66" w:unhideWhenUsed="0"/>
+    <w:lsdException w:name="Medium Grid 1 Accent 1" w:semiHidden="0" w:uiPriority="67" w:unhideWhenUsed="0"/>
+    <w:lsdException w:name="Medium Grid 2 Accent 1" w:semiHidden="0" w:uiPriority="68" w:unhideWhenUsed="0"/>
+    <w:lsdException w:name="Medium Grid 3 Accent 1" w:semiHidden="0" w:uiPriority="69" w:unhideWhenUsed="0"/>
+    <w:lsdException w:name="Dark List Accent 1" w:semiHidden="0" w:uiPriority="70" w:unhideWhenUsed="0"/>
+    <w:lsdException w:name="Colorful Shading Accent 1" w:semiHidden="0" w:uiPriority="71" w:unhideWhenUsed="0"/>
+    <w:lsdException w:name="Colorful List Accent 1" w:semiHidden="0" w:uiPriority="72" w:unhideWhenUsed="0"/>
+    <w:lsdException w:name="Colorful Grid Accent 1" w:semiHidden="0" w:uiPriority="73" w:unhideWhenUsed="0"/>
+    <w:lsdException w:name="Light Shading Accent 2" w:semiHidden="0" w:uiPriority="60" w:unhideWhenUsed="0"/>
+    <w:lsdException w:name="Light List Accent 2" w:semiHidden="0" w:uiPriority="61" w:unhideWhenUsed="0"/>
+    <w:lsdException w:name="Light Grid Accent 2" w:semiHidden="0" w:uiPriority="62" w:unhideWhenUsed="0"/>
+    <w:lsdException w:name="Medium Shading 1 Accent 2" w:semiHidden="0" w:uiPriority="63" w:unhideWhenUsed="0"/>
+    <w:lsdException w:name="Medium Shading 2 Accent 2" w:semiHidden="0" w:uiPriority="64" w:unhideWhenUsed="0"/>
+    <w:lsdException w:name="Medium List 1 Accent 2" w:semiHidden="0" w:uiPriority="65" w:unhideWhenUsed="0"/>
+    <w:lsdException w:name="Medium List 2 Accent 2" w:semiHidden="0" w:uiPriority="66" w:unhideWhenUsed="0"/>
+    <w:lsdException w:name="Medium Grid 1 Accent 2" w:semiHidden="0" w:uiPriority="67" w:unhideWhenUsed="0"/>
+    <w:lsdException w:name="Medium Grid 2 Accent 2" w:semiHidden="0" w:uiPriority="68" w:unhideWhenUsed="0"/>
+    <w:lsdException w:name="Medium Grid 3 Accent 2" w:semiHidden="0" w:uiPriority="69" w:unhideWhenUsed="0"/>
+    <w:lsdException w:name="Dark List Accent 2" w:semiHidden="0" w:uiPriority="70" w:unhideWhenUsed="0"/>
+    <w:lsdException w:name="Colorful Shading Accent 2" w:semiHidden="0" w:uiPriority="71" w:unhideWhenUsed="0"/>
+    <w:lsdException w:name="Colorful List Accent 2" w:semiHidden="0" w:uiPriority="72" w:unhideWhenUsed="0"/>
+    <w:lsdException w:name="Colorful Grid Accent 2" w:semiHidden="0" w:uiPriority="73" w:unhideWhenUsed="0"/>
+    <w:lsdException w:name="Light Shading Accent 3" w:semiHidden="0" w:uiPriority="60" w:unhideWhenUsed="0"/>
+    <w:lsdException w:name="Light List Accent 3" w:semiHidden="0" w:uiPriority="61" w:unhideWhenUsed="0"/>
+    <w:lsdException w:name="Light Grid Accent 3" w:semiHidden="0" w:uiPriority="62" w:unhideWhenUsed="0"/>
+    <w:lsdException w:name="Medium Shading 1 Accent 3" w:semiHidden="0" w:uiPriority="63" w:unhideWhenUsed="0"/>
+    <w:lsdException w:name="Medium Shading 2 Accent 3" w:semiHidden="0" w:uiPriority="64" w:unhideWhenUsed="0"/>
+    <w:lsdException w:name="Medium List 1 Accent 3" w:semiHidden="0" w:uiPriority="65" w:unhideWhenUsed="0"/>
+    <w:lsdException w:name="Medium List 2 Accent 3" w:semiHidden="0" w:uiPriority="66" w:unhideWhenUsed="0"/>
+    <w:lsdException w:name="Medium Grid 1 Accent 3" w:semiHidden="0" w:uiPriority="67" w:unhideWhenUsed="0"/>
+    <w:lsdException w:name="Medium Grid 2 Accent 3" w:semiHidden="0" w:uiPriority="68" w:unhideWhenUsed="0"/>
+    <w:lsdException w:name="Medium Grid 3 Accent 3" w:semiHidden="0" w:uiPriority="69" w:unhideWhenUsed="0"/>
+    <w:lsdException w:name="Dark List Accent 3" w:semiHidden="0" w:uiPriority="70" w:unhideWhenUsed="0"/>
+    <w:lsdException w:name="Colorful Shading Accent 3" w:semiHidden="0" w:uiPriority="71" w:unhideWhenUsed="0"/>
+    <w:lsdException w:name="Colorful List Accent 3" w:semiHidden="0" w:uiPriority="72" w:unhideWhenUsed="0"/>
+    <w:lsdException w:name="Colorful Grid Accent 3" w:semiHidden="0" w:uiPriority="73" w:unhideWhenUsed="0"/>
+    <w:lsdException w:name="Light Shading Accent 4" w:semiHidden="0" w:uiPriority="60" w:unhideWhenUsed="0"/>
+    <w:lsdException w:name="Light List Accent 4" w:semiHidden="0" w:uiPriority="61" w:unhideWhenUsed="0"/>
+    <w:lsdException w:name="Light Grid Accent 4" w:semiHidden="0" w:uiPriority="62" w:unhideWhenUsed="0"/>
+    <w:lsdException w:name="Medium Shading 1 Accent 4" w:semiHidden="0" w:uiPriority="63" w:unhideWhenUsed="0"/>
+    <w:lsdException w:name="Medium Shading 2 Accent 4" w:semiHidden="0" w:uiPriority="64" w:unhideWhenUsed="0"/>
+    <w:lsdException w:name="Medium List 1 Accent 4" w:semiHidden="0" w:uiPriority="65" w:unhideWhenUsed="0"/>
+    <w:lsdException w:name="Medium List 2 Accent 4" w:semiHidden="0" w:uiPriority="66" w:unhideWhenUsed="0"/>
+    <w:lsdException w:name="Medium Grid 1 Accent 4" w:semiHidden="0" w:uiPriority="67" w:unhideWhenUsed="0"/>
+    <w:lsdException w:name="Medium Grid 2 Accent 4" w:semiHidden="0" w:uiPriority="68" w:unhideWhenUsed="0"/>
+    <w:lsdException w:name="Medium Grid 3 Accent 4" w:semiHidden="0" w:uiPriority="69" w:unhideWhenUsed="0"/>
+    <w:lsdException w:name="Dark List Accent 4" w:semiHidden="0" w:uiPriority="70" w:unhideWhenUsed="0"/>
+    <w:lsdException w:name="Colorful Shading Accent 4" w:semiHidden="0" w:uiPriority="71" w:unhideWhenUsed="0"/>
+    <w:lsdException w:name="Colorful List Accent 4" w:semiHidden="0" w:uiPriority="72" w:unhideWhenUsed="0"/>
+    <w:lsdException w:name="Colorful Grid Accent 4" w:semiHidden="0" w:uiPriority="73" w:unhideWhenUsed="0"/>
+    <w:lsdException w:name="Light Shading Accent 5" w:semiHidden="0" w:uiPriority="60" w:unhideWhenUsed="0"/>
+    <w:lsdException w:name="Light List Accent 5" w:semiHidden="0" w:uiPriority="61" w:unhideWhenUsed="0"/>
+    <w:lsdException w:name="Light Grid Accent 5" w:semiHidden="0" w:uiPriority="62" w:unhideWhenUsed="0"/>
+    <w:lsdException w:name="Medium Shading 1 Accent 5" w:semiHidden="0" w:uiPriority="63" w:unhideWhenUsed="0"/>
+    <w:lsdException w:name="Medium Shading 2 Accent 5" w:semiHidden="0" w:uiPriority="64" w:unhideWhenUsed="0"/>
+    <w:lsdException w:name="Medium List 1 Accent 5" w:semiHidden="0" w:uiPriority="65" w:unhideWhenUsed="0"/>
+    <w:lsdException w:name="Medium List 2 Accent 5" w:semiHidden="0" w:uiPriority="66" w:unhideWhenUsed="0"/>
+    <w:lsdException w:name="Medium Grid 1 Accent 5" w:semiHidden="0" w:uiPriority="67" w:unhideWhenUsed="0"/>
+    <w:lsdException w:name="Medium Grid 2 Accent 5" w:semiHidden="0" w:uiPriority="68" w:unhideWhenUsed="0"/>
+    <w:lsdException w:name="Medium Grid 3 Accent 5" w:semiHidden="0" w:uiPriority="69" w:unhideWhenUsed="0"/>
+    <w:lsdException w:name="Dark List Accent 5" w:semiHidden="0" w:uiPriority="70" w:unhideWhenUsed="0"/>
+    <w:lsdException w:name="Colorful Shading Accent 5" w:semiHidden="0" w:uiPriority="71" w:unhideWhenUsed="0"/>
+    <w:lsdException w:name="Colorful List Accent 5" w:semiHidden="0" w:uiPriority="72" w:unhideWhenUsed="0"/>
+    <w:lsdException w:name="Colorful Grid Accent 5" w:semiHidden="0" w:uiPriority="73" w:unhideWhenUsed="0"/>
+    <w:lsdException w:name="Light Shading Accent 6" w:semiHidden="0" w:uiPriority="60" w:unhideWhenUsed="0"/>
+    <w:lsdException w:name="Light List Accent 6" w:semiHidden="0" w:uiPriority="61" w:unhideWhenUsed="0"/>
+    <w:lsdException w:name="Light Grid Accent 6" w:semiHidden="0" w:uiPriority="62" w:unhideWhenUsed="0"/>
+    <w:lsdException w:name="Medium Shading 1 Accent 6" w:semiHidden="0" w:uiPriority="63" w:unhideWhenUsed="0"/>
+    <w:lsdException w:name="Medium Shading 2 Accent 6" w:semiHidden="0" w:uiPriority="64" w:unhideWhenUsed="0"/>
+    <w:lsdException w:name="Medium List 1 Accent 6" w:semiHidden="0" w:uiPriority="65" w:unhideWhenUsed="0"/>
+    <w:lsdException w:name="Medium List 2 Accent 6" w:semiHidden="0" w:uiPriority="66" w:unhideWhenUsed="0"/>
+    <w:lsdException w:name="Medium Grid 1 Accent 6" w:semiHidden="0" w:uiPriority="67" w:unhideWhenUsed="0"/>
+    <w:lsdException w:name="Medium Grid 2 Accent 6" w:semiHidden="0" w:uiPriority="68" w:unhideWhenUsed="0"/>
+    <w:lsdException w:name="Medium Grid 3 Accent 6" w:semiHidden="0" w:uiPriority="69" w:unhideWhenUsed="0"/>
+    <w:lsdException w:name="Dark List Accent 6" w:semiHidden="0" w:uiPriority="70" w:unhideWhenUsed="0"/>
+    <w:lsdException w:name="Colorful Shading Accent 6" w:semiHidden="0" w:uiPriority="71" w:unhideWhenUsed="0"/>
+    <w:lsdException w:name="Colorful List Accent 6" w:semiHidden="0" w:uiPriority="72" w:unhideWhenUsed="0"/>
+    <w:lsdException w:name="Colorful Grid Accent 6" w:semiHidden="0" w:uiPriority="73" w:unhideWhenUsed="0"/>
+    <w:lsdException w:name="Subtle Emphasis" w:semiHidden="0" w:uiPriority="19" w:unhideWhenUsed="0" w:qFormat="1"/>
+    <w:lsdException w:name="Intense Emphasis" w:semiHidden="0" w:uiPriority="21" w:unhideWhenUsed="0" w:qFormat="1"/>
+    <w:lsdException w:name="Subtle Reference" w:semiHidden="0" w:uiPriority="31" w:unhideWhenUsed="0" w:qFormat="1"/>
+    <w:lsdException w:name="Intense Reference" w:semiHidden="0" w:uiPriority="32" w:unhideWhenUsed="0" w:qFormat="1"/>
+    <w:lsdException w:name="Book Title" w:semiHidden="0" w:uiPriority="33" w:unhideWhenUsed="0" w:qFormat="1"/>
+    <w:lsdException w:name="Bibliography" w:uiPriority="37"/>
+    <w:lsdException w:name="TOC Heading" w:uiPriority="39" w:qFormat="1"/>
+  </w:latentStyles>
+  <w:style w:type="paragraph" w:default="1" w:styleId="Normal">
+    <w:name w:val="Normal"/>
+    <w:qFormat/>
+  </w:style>
+  <w:style w:type="paragraph" w:styleId="Heading1">
+    <w:name w:val="heading 1"/>
+    <w:qFormat/>
+    <w:pPr>
+      <w:spacing w:before="300" w:after="120"/>
+      <w:outlineLvl w:val="0"/>
+    </w:pPr>
+    <w:rPr>
+      <w:b/>
+      <w:bCs/>
+      <w:color w:val="1A5276"/>
+      <w:sz w:val="28"/>
+      <w:szCs w:val="28"/>
+    </w:rPr>
+  </w:style>
+  <w:style w:type="paragraph" w:styleId="Heading2">
+    <w:name w:val="heading 2"/>
+    <w:qFormat/>
+    <w:pPr>
+      <w:spacing w:before="200" w:after="80"/>
+      <w:outlineLvl w:val="1"/>
+    </w:pPr>
+    <w:rPr>
+      <w:b/>
+      <w:bCs/>
+      <w:color w:val="2E86C1"/>
+    </w:rPr>
+  </w:style>
+  <w:style w:type="paragraph" w:styleId="Heading3">
+    <w:name w:val="heading 3"/>
+    <w:qFormat/>
+    <w:pPr>
+      <w:outlineLvl w:val="2"/>
+    </w:pPr>
+    <w:rPr>
+      <w:color w:val="1F4D78"/>
+      <w:sz w:val="24"/>
+      <w:szCs w:val="24"/>
+    </w:rPr>
+  </w:style>
+  <w:style w:type="paragraph" w:styleId="Heading4">
+    <w:name w:val="heading 4"/>
+    <w:qFormat/>
+    <w:pPr>
+      <w:outlineLvl w:val="3"/>
+    </w:pPr>
+    <w:rPr>
+      <w:i/>
+      <w:iCs/>
+      <w:color w:val="2E74B5"/>
+    </w:rPr>
+  </w:style>
+  <w:style w:type="paragraph" w:styleId="Heading5">
+    <w:name w:val="heading 5"/>
+    <w:qFormat/>
+    <w:pPr>
+      <w:outlineLvl w:val="4"/>
+    </w:pPr>
+    <w:rPr>
+      <w:color w:val="2E74B5"/>
+    </w:rPr>
+  </w:style>
+  <w:style w:type="paragraph" w:styleId="Heading6">
+    <w:name w:val="heading 6"/>
+    <w:qFormat/>
+    <w:pPr>
+      <w:outlineLvl w:val="5"/>
+    </w:pPr>
+    <w:rPr>
+      <w:color w:val="1F4D78"/>
+    </w:rPr>
+  </w:style>
+  <w:style w:type="character" w:default="1" w:styleId="DefaultParagraphFont">
+    <w:name w:val="Default Paragraph Font"/>
+    <w:uiPriority w:val="1"/>
+    <w:semiHidden/>
+    <w:unhideWhenUsed/>
+  </w:style>
+  <w:style w:type="table" w:default="1" w:styleId="TableNormal">
+    <w:name w:val="Normal Table"/>
+    <w:uiPriority w:val="99"/>
+    <w:semiHidden/>
+    <w:unhideWhenUsed/>
+    <w:tblPr>
+      <w:tblInd w:w="0" w:type="dxa"/>
+      <w:tblCellMar>
+        <w:top w:w="0" w:type="dxa"/>
+        <w:left w:w="108" w:type="dxa"/>
+        <w:bottom w:w="0" w:type="dxa"/>
+        <w:right w:w="108" w:type="dxa"/>
+      </w:tblCellMar>
+    </w:tblPr>
+  </w:style>
+  <w:style w:type="numbering" w:default="1" w:styleId="NoList">
+    <w:name w:val="No List"/>
+    <w:uiPriority w:val="99"/>
+    <w:semiHidden/>
+    <w:unhideWhenUsed/>
+  </w:style>
+  <w:style w:type="paragraph" w:styleId="Title">
+    <w:name w:val="Title"/>
+    <w:qFormat/>
+    <w:rPr>
+      <w:sz w:val="56"/>
+      <w:szCs w:val="56"/>
+    </w:rPr>
+  </w:style>
+  <w:style w:type="paragraph" w:customStyle="1" w:styleId="Strong1">
+    <w:name w:val="Strong1"/>
+    <w:qFormat/>
+    <w:rPr>
+      <w:b/>
+      <w:bCs/>
+    </w:rPr>
+  </w:style>
+  <w:style w:type="paragraph" w:styleId="ListParagraph">
+    <w:name w:val="List Paragraph"/>
+    <w:qFormat/>
+  </w:style>
+  <w:style w:type="character" w:styleId="Hyperlink">
+    <w:name w:val="Hyperlink"/>
+    <w:uiPriority w:val="99"/>
+    <w:unhideWhenUsed/>
+    <w:rPr>
+      <w:color w:val="0563C1"/>
+      <w:u w:val="single"/>
+    </w:rPr>
+  </w:style>
+  <w:style w:type="character" w:styleId="FootnoteReference">
+    <w:name w:val="footnote reference"/>
+    <w:uiPriority w:val="99"/>
+    <w:semiHidden/>
+    <w:unhideWhenUsed/>
+    <w:rPr>
+      <w:vertAlign w:val="superscript"/>
+    </w:rPr>
+  </w:style>
+  <w:style w:type="paragraph" w:styleId="FootnoteText">
+    <w:name w:val="footnote text"/>
+    <w:link w:val="FootnoteTextChar"/>
+    <w:uiPriority w:val="99"/>
+    <w:semiHidden/>
+    <w:unhideWhenUsed/>
+    <w:rPr>
+      <w:sz w:val="20"/>
+      <w:szCs w:val="20"/>
+    </w:rPr>
+  </w:style>
+  <w:style w:type="character" w:customStyle="1" w:styleId="FootnoteTextChar">
+    <w:name w:val="Footnote Text Char"/>
+    <w:link w:val="FootnoteText"/>
+    <w:uiPriority w:val="99"/>
+    <w:semiHidden/>
+    <w:unhideWhenUsed/>
+    <w:rPr>
+      <w:sz w:val="20"/>
+      <w:szCs w:val="20"/>
+    </w:rPr>
+  </w:style>
+  <w:style w:type="character" w:styleId="EndnoteReference">
+    <w:name w:val="endnote reference"/>
+    <w:uiPriority w:val="99"/>
+    <w:semiHidden/>
+    <w:unhideWhenUsed/>
+    <w:rPr>
+      <w:vertAlign w:val="superscript"/>
+    </w:rPr>
+  </w:style>
+  <w:style w:type="paragraph" w:styleId="EndnoteText">
+    <w:name w:val="endnote text"/>
+    <w:link w:val="EndnoteTextChar"/>
+    <w:uiPriority w:val="99"/>
+    <w:semiHidden/>
+    <w:unhideWhenUsed/>
+    <w:rPr>
+      <w:sz w:val="20"/>
+      <w:szCs w:val="20"/>
+    </w:rPr>
+  </w:style>
+  <w:style w:type="character" w:customStyle="1" w:styleId="EndnoteTextChar">
+    <w:name w:val="Endnote Text Char"/>
+    <w:link w:val="EndnoteText"/>
+    <w:uiPriority w:val="99"/>
+    <w:semiHidden/>
+    <w:unhideWhenUsed/>
+    <w:rPr>
+      <w:sz w:val="20"/>
+      <w:szCs w:val="20"/>
+    </w:rPr>
+  </w:style>
+  <w:style w:type="paragraph" w:customStyle="1" w:styleId="pdq2pgselectionanchorcontainer">
+    <w:name w:val="pdq2pg_selectionanchorcontainer"/>
+    <w:basedOn w:val="Normal"/>
+    <w:rsid w:val="00A144E9"/>
+    <w:pPr>
+      <w:spacing w:before="100" w:beforeAutospacing="1" w:after="100" w:afterAutospacing="1"/>
+    </w:pPr>
+    <w:rPr>
+      <w:sz w:val="24"/>
+      <w:szCs w:val="24"/>
+    </w:rPr>
+  </w:style>
+  <w:style w:type="character" w:styleId="Strong">
+    <w:name w:val="Strong"/>
+    <w:basedOn w:val="DefaultParagraphFont"/>
+    <w:uiPriority w:val="22"/>
+    <w:qFormat/>
+    <w:rsid w:val="00A144E9"/>
+    <w:rPr>
+      <w:b/>
+      <w:bCs/>
+    </w:rPr>
+  </w:style>
+  <w:style w:type="paragraph" w:styleId="NormalWeb">
+    <w:name w:val="Normal (Web)"/>
+    <w:basedOn w:val="Normal"/>
+    <w:uiPriority w:val="99"/>
+    <w:semiHidden/>
+    <w:unhideWhenUsed/>
+    <w:rsid w:val="00A144E9"/>
+    <w:pPr>
+      <w:spacing w:before="100" w:beforeAutospacing="1" w:after="100" w:afterAutospacing="1"/>
+    </w:pPr>
+    <w:rPr>
+      <w:sz w:val="24"/>
+      <w:szCs w:val="24"/>
+    </w:rPr>
+  </w:style>
+  <w:style w:type="paragraph" w:styleId="HTMLPreformatted">
+    <w:name w:val="HTML Preformatted"/>
+    <w:basedOn w:val="Normal"/>
+    <w:link w:val="HTMLPreformattedChar"/>
+    <w:uiPriority w:val="99"/>
+    <w:unhideWhenUsed/>
+    <w:rsid w:val="00A144E9"/>
+    <w:pPr>
+      <w:tabs>
+        <w:tab w:val="left" w:pos="916"/>
+        <w:tab w:val="left" w:pos="1832"/>
+        <w:tab w:val="left" w:pos="2748"/>
+        <w:tab w:val="left" w:pos="3664"/>
+        <w:tab w:val="left" w:pos="4580"/>
+        <w:tab w:val="left" w:pos="5496"/>
+        <w:tab w:val="left" w:pos="6412"/>
+        <w:tab w:val="left" w:pos="7328"/>
+        <w:tab w:val="left" w:pos="8244"/>
+        <w:tab w:val="left" w:pos="9160"/>
+        <w:tab w:val="left" w:pos="10076"/>
+        <w:tab w:val="left" w:pos="10992"/>
+        <w:tab w:val="left" w:pos="11908"/>
+        <w:tab w:val="left" w:pos="12824"/>
+        <w:tab w:val="left" w:pos="13740"/>
+        <w:tab w:val="left" w:pos="14656"/>
+      </w:tabs>
+    </w:pPr>
+    <w:rPr>
+      <w:rFonts w:ascii="Courier New" w:hAnsi="Courier New" w:cs="Courier New"/>
+      <w:sz w:val="20"/>
+      <w:szCs w:val="20"/>
+    </w:rPr>
+  </w:style>
+  <w:style w:type="character" w:customStyle="1" w:styleId="HTMLPreformattedChar">
+    <w:name w:val="HTML Preformatted Char"/>
+    <w:basedOn w:val="DefaultParagraphFont"/>
+    <w:link w:val="HTMLPreformatted"/>
+    <w:uiPriority w:val="99"/>
+    <w:rsid w:val="00A144E9"/>
+    <w:rPr>
+      <w:rFonts w:ascii="Courier New" w:hAnsi="Courier New" w:cs="Courier New"/>
+      <w:sz w:val="20"/>
+      <w:szCs w:val="20"/>
+    </w:rPr>
+  </w:style>
+  <w:style w:type="character" w:styleId="HTMLCode">
+    <w:name w:val="HTML Code"/>
+    <w:basedOn w:val="DefaultParagraphFont"/>
+    <w:uiPriority w:val="99"/>
+    <w:semiHidden/>
+    <w:unhideWhenUsed/>
+    <w:rsid w:val="00A144E9"/>
+    <w:rPr>
+      <w:rFonts w:ascii="Courier New" w:eastAsia="Times New Roman" w:hAnsi="Courier New" w:cs="Courier New"/>
+      <w:sz w:val="20"/>
+      <w:szCs w:val="20"/>
+    </w:rPr>
+  </w:style>
+  <w:style w:type="paragraph" w:styleId="BalloonText">
+    <w:name w:val="Balloon Text"/>
+    <w:basedOn w:val="Normal"/>
+    <w:link w:val="BalloonTextChar"/>
+    <w:uiPriority w:val="99"/>
+    <w:semiHidden/>
+    <w:unhideWhenUsed/>
+    <w:rsid w:val="00CC7914"/>
+    <w:rPr>
+      <w:rFonts w:ascii="Tahoma" w:hAnsi="Tahoma" w:cs="Tahoma"/>
+      <w:sz w:val="16"/>
+      <w:szCs w:val="16"/>
+    </w:rPr>
+  </w:style>
+  <w:style w:type="character" w:customStyle="1" w:styleId="BalloonTextChar">
+    <w:name w:val="Balloon Text Char"/>
+    <w:basedOn w:val="DefaultParagraphFont"/>
+    <w:link w:val="BalloonText"/>
+    <w:uiPriority w:val="99"/>
+    <w:semiHidden/>
+    <w:rsid w:val="00CC7914"/>
+    <w:rPr>
+      <w:rFonts w:ascii="Tahoma" w:hAnsi="Tahoma" w:cs="Tahoma"/>
+      <w:sz w:val="16"/>
+      <w:szCs w:val="16"/>
+    </w:rPr>
+  </w:style>
 </w:styles>
 </file>
 
@@ -7528,7 +7787,7 @@
     </a:clrScheme>
     <a:fontScheme name="Office">
       <a:majorFont>
-        <a:latin typeface="Calibri Light" panose="020F0302020204030204"/>
+        <a:latin typeface="Calibri Light"/>
         <a:ea typeface=""/>
         <a:cs typeface=""/>
         <a:font script="Jpan" typeface="ＭＳ ゴシック"/>
@@ -7563,7 +7822,7 @@
         <a:font script="Geor" typeface="Sylfaen"/>
       </a:majorFont>
       <a:minorFont>
-        <a:latin typeface="Calibri" panose="020F0502020204030204"/>
+        <a:latin typeface="Calibri"/>
         <a:ea typeface=""/>
         <a:cs typeface=""/>
         <a:font script="Jpan" typeface="ＭＳ 明朝"/>
@@ -7740,7 +7999,7 @@
   <a:extraClrSchemeLst/>
   <a:extLst>
     <a:ext uri="{05A4C25C-085E-4340-85A3-A5531E510DB2}">
-      <thm15:themeFamily xmlns:thm15="http://schemas.microsoft.com/office/thememl/2012/main" name="Office Theme" id="{62F939B6-93AF-4DB8-9C6B-D6C7DFDC589F}" vid="{4A3C46E8-61CC-4603-A589-7422A47A8E4A}"/>
+      <thm15:themeFamily xmlns:thm15="http://schemas.microsoft.com/office/thememl/2012/main" xmlns="" name="Office Theme" id="{62F939B6-93AF-4DB8-9C6B-D6C7DFDC589F}" vid="{4A3C46E8-61CC-4603-A589-7422A47A8E4A}"/>
     </a:ext>
   </a:extLst>
 </a:theme>
